--- a/sem1/ref/250541_REF_Бобрик_В.Ю_ЦОСиИ.docx
+++ b/sem1/ref/250541_REF_Бобрик_В.Ю_ЦОСиИ.docx
@@ -1,6 +1,6 @@
 
 <file path=word/document.xml><?xml version="1.0" encoding="utf-8"?>
-<w:document xmlns:wpc="http://schemas.microsoft.com/office/word/2010/wordprocessingCanvas" xmlns:cx="http://schemas.microsoft.com/office/drawing/2014/chartex" xmlns:cx1="http://schemas.microsoft.com/office/drawing/2015/9/8/chartex" xmlns:mc="http://schemas.openxmlformats.org/markup-compatibility/2006" xmlns:o="urn:schemas-microsoft-com:office:office" xmlns:r="http://schemas.openxmlformats.org/officeDocument/2006/relationships" xmlns:m="http://schemas.openxmlformats.org/officeDocument/2006/math" xmlns:v="urn:schemas-microsoft-com:vml" xmlns:wp14="http://schemas.microsoft.com/office/word/2010/wordprocessingDrawing" xmlns:wp="http://schemas.openxmlformats.org/drawingml/2006/wordprocessingDrawing" xmlns:w10="urn:schemas-microsoft-com:office:word" xmlns:w="http://schemas.openxmlformats.org/wordprocessingml/2006/main" xmlns:w14="http://schemas.microsoft.com/office/word/2010/wordml" xmlns:w15="http://schemas.microsoft.com/office/word/2012/wordml" xmlns:w16se="http://schemas.microsoft.com/office/word/2015/wordml/symex" xmlns:wpg="http://schemas.microsoft.com/office/word/2010/wordprocessingGroup" xmlns:wpi="http://schemas.microsoft.com/office/word/2010/wordprocessingInk" xmlns:wne="http://schemas.microsoft.com/office/word/2006/wordml" xmlns:wps="http://schemas.microsoft.com/office/word/2010/wordprocessingShape" mc:Ignorable="w14 w15 w16se wp14">
+<w:document xmlns:wpc="http://schemas.microsoft.com/office/word/2010/wordprocessingCanvas" xmlns:cx="http://schemas.microsoft.com/office/drawing/2014/chartex" xmlns:cx1="http://schemas.microsoft.com/office/drawing/2015/9/8/chartex" xmlns:cx2="http://schemas.microsoft.com/office/drawing/2015/10/21/chartex" xmlns:cx3="http://schemas.microsoft.com/office/drawing/2016/5/9/chartex" xmlns:cx4="http://schemas.microsoft.com/office/drawing/2016/5/10/chartex" xmlns:cx5="http://schemas.microsoft.com/office/drawing/2016/5/11/chartex" xmlns:cx6="http://schemas.microsoft.com/office/drawing/2016/5/12/chartex" xmlns:cx7="http://schemas.microsoft.com/office/drawing/2016/5/13/chartex" xmlns:cx8="http://schemas.microsoft.com/office/drawing/2016/5/14/chartex" xmlns:mc="http://schemas.openxmlformats.org/markup-compatibility/2006" xmlns:aink="http://schemas.microsoft.com/office/drawing/2016/ink" xmlns:am3d="http://schemas.microsoft.com/office/drawing/2017/model3d" xmlns:o="urn:schemas-microsoft-com:office:office" xmlns:r="http://schemas.openxmlformats.org/officeDocument/2006/relationships" xmlns:m="http://schemas.openxmlformats.org/officeDocument/2006/math" xmlns:v="urn:schemas-microsoft-com:vml" xmlns:wp14="http://schemas.microsoft.com/office/word/2010/wordprocessingDrawing" xmlns:wp="http://schemas.openxmlformats.org/drawingml/2006/wordprocessingDrawing" xmlns:w10="urn:schemas-microsoft-com:office:word" xmlns:w="http://schemas.openxmlformats.org/wordprocessingml/2006/main" xmlns:w14="http://schemas.microsoft.com/office/word/2010/wordml" xmlns:w15="http://schemas.microsoft.com/office/word/2012/wordml" xmlns:w16cex="http://schemas.microsoft.com/office/word/2018/wordml/cex" xmlns:w16cid="http://schemas.microsoft.com/office/word/2016/wordml/cid" xmlns:w16="http://schemas.microsoft.com/office/word/2018/wordml" xmlns:w16sdtdh="http://schemas.microsoft.com/office/word/2020/wordml/sdtdatahash" xmlns:w16se="http://schemas.microsoft.com/office/word/2015/wordml/symex" xmlns:wpg="http://schemas.microsoft.com/office/word/2010/wordprocessingGroup" xmlns:wpi="http://schemas.microsoft.com/office/word/2010/wordprocessingInk" xmlns:wne="http://schemas.microsoft.com/office/word/2006/wordml" xmlns:wps="http://schemas.microsoft.com/office/word/2010/wordprocessingShape" mc:Ignorable="w14 w15 w16se w16cid w16 w16cex w16sdtdh wp14">
   <w:body>
     <w:p>
       <w:pPr>
@@ -438,7 +438,7 @@
           <w:szCs w:val="22"/>
           <w:lang w:eastAsia="ru-RU"/>
         </w:rPr>
-        <w:t>Реферат</w:t>
+        <w:t>КОнтрольная работа</w:t>
       </w:r>
     </w:p>
     <w:p>
@@ -464,7 +464,7 @@
           <w:szCs w:val="22"/>
           <w:lang w:eastAsia="ru-RU"/>
         </w:rPr>
-        <w:t>на тему</w:t>
+        <w:t>по теме</w:t>
       </w:r>
     </w:p>
     <w:tbl>
@@ -1036,7 +1036,7 @@
           <w:rFonts w:eastAsia="Times New Roman"/>
           <w:lang w:eastAsia="ru-RU"/>
         </w:rPr>
-        <w:t>5</w:t>
+        <w:t>6</w:t>
       </w:r>
       <w:r>
         <w:rPr>
@@ -1051,7 +1051,7 @@
     <w:bookmarkEnd w:id="0"/>
     <w:p>
       <w:pPr>
-        <w:pStyle w:val="12"/>
+        <w:pStyle w:val="10"/>
         <w:jc w:val="center"/>
       </w:pPr>
       <w:r>
@@ -1061,7 +1061,7 @@
     </w:p>
     <w:tbl>
       <w:tblPr>
-        <w:tblStyle w:val="af2"/>
+        <w:tblStyle w:val="TableGrid"/>
         <w:tblW w:w="9678" w:type="dxa"/>
         <w:tblBorders>
           <w:top w:val="none" w:sz="0" w:space="0" w:color="auto"/>
@@ -1086,7 +1086,7 @@
           </w:tcPr>
           <w:p>
             <w:pPr>
-              <w:pStyle w:val="afc"/>
+              <w:pStyle w:val="BodyText"/>
               <w:spacing w:line="240" w:lineRule="atLeast"/>
               <w:ind w:right="-423" w:firstLine="0"/>
               <w:jc w:val="left"/>
@@ -1111,7 +1111,7 @@
           </w:tcPr>
           <w:p>
             <w:pPr>
-              <w:pStyle w:val="afc"/>
+              <w:pStyle w:val="BodyText"/>
               <w:spacing w:line="240" w:lineRule="atLeast"/>
               <w:ind w:firstLine="0"/>
               <w:jc w:val="center"/>
@@ -1138,7 +1138,7 @@
           </w:tcPr>
           <w:p>
             <w:pPr>
-              <w:pStyle w:val="afc"/>
+              <w:pStyle w:val="BodyText"/>
               <w:spacing w:line="240" w:lineRule="atLeast"/>
               <w:ind w:right="-423" w:firstLine="0"/>
               <w:jc w:val="left"/>
@@ -1186,7 +1186,7 @@
           </w:tcPr>
           <w:p>
             <w:pPr>
-              <w:pStyle w:val="afc"/>
+              <w:pStyle w:val="BodyText"/>
               <w:spacing w:line="240" w:lineRule="atLeast"/>
               <w:ind w:firstLine="0"/>
               <w:jc w:val="center"/>
@@ -1215,7 +1215,7 @@
           </w:tcPr>
           <w:p>
             <w:pPr>
-              <w:pStyle w:val="afc"/>
+              <w:pStyle w:val="BodyText"/>
               <w:spacing w:line="240" w:lineRule="atLeast"/>
               <w:ind w:right="-423" w:firstLine="0"/>
               <w:jc w:val="left"/>
@@ -1261,7 +1261,7 @@
           </w:tcPr>
           <w:p>
             <w:pPr>
-              <w:pStyle w:val="afc"/>
+              <w:pStyle w:val="BodyText"/>
               <w:spacing w:line="240" w:lineRule="atLeast"/>
               <w:ind w:firstLine="0"/>
               <w:jc w:val="center"/>
@@ -1288,7 +1288,7 @@
           </w:tcPr>
           <w:p>
             <w:pPr>
-              <w:pStyle w:val="afc"/>
+              <w:pStyle w:val="BodyText"/>
               <w:spacing w:line="240" w:lineRule="atLeast"/>
               <w:ind w:right="-423" w:firstLine="0"/>
               <w:jc w:val="left"/>
@@ -1348,7 +1348,7 @@
           </w:tcPr>
           <w:p>
             <w:pPr>
-              <w:pStyle w:val="afc"/>
+              <w:pStyle w:val="BodyText"/>
               <w:spacing w:line="240" w:lineRule="atLeast"/>
               <w:ind w:firstLine="0"/>
               <w:jc w:val="center"/>
@@ -1377,7 +1377,7 @@
           </w:tcPr>
           <w:p>
             <w:pPr>
-              <w:pStyle w:val="afc"/>
+              <w:pStyle w:val="BodyText"/>
               <w:spacing w:line="240" w:lineRule="atLeast"/>
               <w:ind w:right="-423" w:firstLine="0"/>
               <w:jc w:val="left"/>
@@ -1416,7 +1416,7 @@
           </w:tcPr>
           <w:p>
             <w:pPr>
-              <w:pStyle w:val="afc"/>
+              <w:pStyle w:val="BodyText"/>
               <w:spacing w:line="240" w:lineRule="atLeast"/>
               <w:ind w:firstLine="0"/>
               <w:jc w:val="center"/>
@@ -1443,7 +1443,7 @@
           </w:tcPr>
           <w:p>
             <w:pPr>
-              <w:pStyle w:val="afc"/>
+              <w:pStyle w:val="BodyText"/>
               <w:spacing w:line="240" w:lineRule="atLeast"/>
               <w:ind w:right="-423" w:firstLine="0"/>
               <w:jc w:val="left"/>
@@ -1482,7 +1482,7 @@
           </w:tcPr>
           <w:p>
             <w:pPr>
-              <w:pStyle w:val="afc"/>
+              <w:pStyle w:val="BodyText"/>
               <w:spacing w:line="240" w:lineRule="atLeast"/>
               <w:ind w:firstLine="0"/>
               <w:jc w:val="center"/>
@@ -1509,7 +1509,7 @@
           </w:tcPr>
           <w:p>
             <w:pPr>
-              <w:pStyle w:val="afc"/>
+              <w:pStyle w:val="BodyText"/>
               <w:spacing w:line="240" w:lineRule="atLeast"/>
               <w:ind w:right="-423" w:firstLine="0"/>
               <w:jc w:val="left"/>
@@ -1534,7 +1534,7 @@
           </w:tcPr>
           <w:p>
             <w:pPr>
-              <w:pStyle w:val="afc"/>
+              <w:pStyle w:val="BodyText"/>
               <w:spacing w:line="240" w:lineRule="atLeast"/>
               <w:ind w:firstLine="0"/>
               <w:jc w:val="center"/>
@@ -1561,7 +1561,7 @@
           </w:tcPr>
           <w:p>
             <w:pPr>
-              <w:pStyle w:val="afc"/>
+              <w:pStyle w:val="BodyText"/>
               <w:spacing w:line="240" w:lineRule="atLeast"/>
               <w:ind w:right="-423" w:firstLine="0"/>
               <w:jc w:val="left"/>
@@ -1586,7 +1586,7 @@
           </w:tcPr>
           <w:p>
             <w:pPr>
-              <w:pStyle w:val="afc"/>
+              <w:pStyle w:val="BodyText"/>
               <w:spacing w:line="240" w:lineRule="atLeast"/>
               <w:ind w:firstLine="0"/>
               <w:jc w:val="center"/>
@@ -1602,8 +1602,6 @@
               </w:rPr>
               <w:t>23</w:t>
             </w:r>
-            <w:bookmarkStart w:id="2" w:name="_GoBack"/>
-            <w:bookmarkEnd w:id="2"/>
           </w:p>
         </w:tc>
       </w:tr>
@@ -1627,7 +1625,7 @@
     </w:p>
     <w:p>
       <w:pPr>
-        <w:pStyle w:val="12"/>
+        <w:pStyle w:val="10"/>
         <w:jc w:val="center"/>
       </w:pPr>
       <w:r>
@@ -1659,23 +1657,7 @@
         <w:t>е</w:t>
       </w:r>
       <w:r>
-        <w:t xml:space="preserve">л к развитию и широкому распространению вейвлет-анализа. </w:t>
-      </w:r>
-      <w:proofErr w:type="spellStart"/>
-      <w:r>
-        <w:t>Вейвлеты</w:t>
-      </w:r>
-      <w:proofErr w:type="spellEnd"/>
-      <w:r>
-        <w:t xml:space="preserve"> (от английского </w:t>
-      </w:r>
-      <w:proofErr w:type="spellStart"/>
-      <w:r>
-        <w:t>wavelet</w:t>
-      </w:r>
-      <w:proofErr w:type="spellEnd"/>
-      <w:r>
-        <w:t xml:space="preserve"> –маленькая волна) представляют собой семейство математических функций, каждая из которых локализована во времени и по частоте одновременно. Это базисные функции специальной конструкции, получаемые из единственного материнского вейвлета пут</w:t>
+        <w:t>л к развитию и широкому распространению вейвлет-анализа. Вейвлеты (от английского wavelet –маленькая волна) представляют собой семейство математических функций, каждая из которых локализована во времени и по частоте одновременно. Это базисные функции специальной конструкции, получаемые из единственного материнского вейвлета пут</w:t>
       </w:r>
       <w:r>
         <w:t>е</w:t>
@@ -1686,31 +1668,7 @@
     </w:p>
     <w:p>
       <w:r>
-        <w:t xml:space="preserve">Первые идеи появились в работах Альфреда Хаара в 1909 году, когда он построил полную ортонормальную систему базисных функций с локальной областью определения, массовое развитие теории началось значительно позже. Ключевой вклад внесли французский геофизик Жан </w:t>
-      </w:r>
-      <w:proofErr w:type="spellStart"/>
-      <w:r>
-        <w:t>Морле</w:t>
-      </w:r>
-      <w:proofErr w:type="spellEnd"/>
-      <w:r>
-        <w:t xml:space="preserve"> и американский физик Алекс </w:t>
-      </w:r>
-      <w:proofErr w:type="spellStart"/>
-      <w:r>
-        <w:t>Гроссман</w:t>
-      </w:r>
-      <w:proofErr w:type="spellEnd"/>
-      <w:r>
-        <w:t xml:space="preserve"> в 1980-х годах, которые развили теорию непрерывного вейвлет-преобразования при анализе сейсмических сигналов. Прорыв произошел благодаря работам Ингрид </w:t>
-      </w:r>
-      <w:proofErr w:type="spellStart"/>
-      <w:r>
-        <w:t>Добеши</w:t>
-      </w:r>
-      <w:proofErr w:type="spellEnd"/>
-      <w:r>
-        <w:t xml:space="preserve">, которая в конце </w:t>
+        <w:t xml:space="preserve">Первые идеи появились в работах Альфреда Хаара в 1909 году, когда он построил полную ортонормальную систему базисных функций с локальной областью определения, массовое развитие теории началось значительно позже. Ключевой вклад внесли французский геофизик Жан Морле и американский физик Алекс Гроссман в 1980-х годах, которые развили теорию непрерывного вейвлет-преобразования при анализе сейсмических сигналов. Прорыв произошел благодаря работам Ингрид Добеши, которая в конце </w:t>
       </w:r>
       <w:r>
         <w:br/>
@@ -1723,28 +1681,12 @@
       </w:r>
       <w:r>
         <w:lastRenderedPageBreak/>
-        <w:t xml:space="preserve">также при обучении искусственных </w:t>
-      </w:r>
-      <w:proofErr w:type="spellStart"/>
-      <w:r>
-        <w:t>нейросетей</w:t>
-      </w:r>
-      <w:proofErr w:type="spellEnd"/>
-      <w:r>
-        <w:t xml:space="preserve"> и во множестве других практических приложений.</w:t>
-      </w:r>
-    </w:p>
-    <w:p>
-      <w:r>
-        <w:t xml:space="preserve">Ключевым преимуществом вейвлет-преобразования является адаптивное частотно-временное разрешение. В отличие от преобразования Фурье, которое обеспечивает одинаковое разрешение по частоте для всех компонент сигнала, </w:t>
-      </w:r>
-      <w:proofErr w:type="spellStart"/>
-      <w:r>
-        <w:t>вейвлеты</w:t>
-      </w:r>
-      <w:proofErr w:type="spellEnd"/>
-      <w:r>
-        <w:t xml:space="preserve"> позволяют достичь лучшего временного разрешения для высокочастотных компонент и лучшего частотного разрешения для низкочастотных. Это соответствует принципу неопредел</w:t>
+        <w:t>также при обучении искусственных нейросетей и во множестве других практических приложений.</w:t>
+      </w:r>
+    </w:p>
+    <w:p>
+      <w:r>
+        <w:t>Ключевым преимуществом вейвлет-преобразования является адаптивное частотно-временное разрешение. В отличие от преобразования Фурье, которое обеспечивает одинаковое разрешение по частоте для всех компонент сигнала, вейвлеты позволяют достичь лучшего временного разрешения для высокочастотных компонент и лучшего частотного разрешения для низкочастотных. Это соответствует принципу неопредел</w:t>
       </w:r>
       <w:r>
         <w:t>е</w:t>
@@ -1802,7 +1744,7 @@
     </w:p>
     <w:p>
       <w:pPr>
-        <w:pStyle w:val="2"/>
+        <w:pStyle w:val="Heading2"/>
       </w:pPr>
       <w:r>
         <w:lastRenderedPageBreak/>
@@ -1848,7 +1790,7 @@
     <w:p/>
     <w:tbl>
       <w:tblPr>
-        <w:tblStyle w:val="af2"/>
+        <w:tblStyle w:val="TableGrid"/>
         <w:tblW w:w="5000" w:type="pct"/>
         <w:tblBorders>
           <w:top w:val="none" w:sz="0" w:space="0" w:color="auto"/>
@@ -2069,7 +2011,7 @@
     <w:p/>
     <w:tbl>
       <w:tblPr>
-        <w:tblStyle w:val="af2"/>
+        <w:tblStyle w:val="TableGrid"/>
         <w:tblW w:w="5000" w:type="pct"/>
         <w:tblBorders>
           <w:top w:val="none" w:sz="0" w:space="0" w:color="auto"/>
@@ -2205,35 +2147,7 @@
         <w:rPr>
           <w:rFonts w:eastAsiaTheme="minorEastAsia"/>
         </w:rPr>
-        <w:t xml:space="preserve">Это условие, называемое условием осцилляции или </w:t>
-      </w:r>
-      <w:proofErr w:type="spellStart"/>
-      <w:r>
-        <w:rPr>
-          <w:rFonts w:eastAsiaTheme="minorEastAsia"/>
-        </w:rPr>
-        <w:t>знакопеременности</w:t>
-      </w:r>
-      <w:proofErr w:type="spellEnd"/>
-      <w:r>
-        <w:rPr>
-          <w:rFonts w:eastAsiaTheme="minorEastAsia"/>
-        </w:rPr>
-        <w:t xml:space="preserve">, обеспечивает то, что вейвлет содержит как положительные, так и отрицательные значения, и в совокупности они взаимно компенсируются. Физически это означает, что вейвлет </w:t>
-      </w:r>
-      <w:proofErr w:type="spellStart"/>
-      <w:r>
-        <w:rPr>
-          <w:rFonts w:eastAsiaTheme="minorEastAsia"/>
-        </w:rPr>
-        <w:t>колебется</w:t>
-      </w:r>
-      <w:proofErr w:type="spellEnd"/>
-      <w:r>
-        <w:rPr>
-          <w:rFonts w:eastAsiaTheme="minorEastAsia"/>
-        </w:rPr>
-        <w:t xml:space="preserve"> вокруг оси времени и имеет нулевую площадь под кривой. Из этого условия также след</w:t>
+        <w:t>Это условие, называемое условием осцилляции или знакопеременности, обеспечивает то, что вейвлет содержит как положительные, так и отрицательные значения, и в совокупности они взаимно компенсируются. Физически это означает, что вейвлет колебется вокруг оси времени и имеет нулевую площадь под кривой. Из этого условия также след</w:t>
       </w:r>
       <w:r>
         <w:rPr>
@@ -2325,7 +2239,7 @@
     </w:p>
     <w:tbl>
       <w:tblPr>
-        <w:tblStyle w:val="af2"/>
+        <w:tblStyle w:val="TableGrid"/>
         <w:tblW w:w="5000" w:type="pct"/>
         <w:tblBorders>
           <w:top w:val="none" w:sz="0" w:space="0" w:color="auto"/>
@@ -2716,7 +2630,20 @@
             <w:rFonts w:ascii="Cambria Math" w:hAnsi="Cambria Math"/>
             <w:lang w:val="en-US"/>
           </w:rPr>
-          <m:t>C = const</m:t>
+          <m:t>C</m:t>
+        </m:r>
+        <m:r>
+          <w:rPr>
+            <w:rFonts w:ascii="Cambria Math" w:hAnsi="Cambria Math"/>
+          </w:rPr>
+          <m:t xml:space="preserve"> = </m:t>
+        </m:r>
+        <m:r>
+          <w:rPr>
+            <w:rFonts w:ascii="Cambria Math" w:hAnsi="Cambria Math"/>
+            <w:lang w:val="en-US"/>
+          </w:rPr>
+          <m:t>const</m:t>
         </m:r>
       </m:oMath>
       <w:r>
@@ -2766,7 +2693,7 @@
     <w:p/>
     <w:tbl>
       <w:tblPr>
-        <w:tblStyle w:val="af2"/>
+        <w:tblStyle w:val="TableGrid"/>
         <w:tblW w:w="5000" w:type="pct"/>
         <w:tblBorders>
           <w:top w:val="none" w:sz="0" w:space="0" w:color="auto"/>
@@ -2920,23 +2847,7 @@
     <w:p/>
     <w:p>
       <w:r>
-        <w:t xml:space="preserve">Увеличение числа нулевых моментов позволяет </w:t>
-      </w:r>
-      <w:proofErr w:type="spellStart"/>
-      <w:r>
-        <w:t>вейвлету</w:t>
-      </w:r>
-      <w:proofErr w:type="spellEnd"/>
-      <w:r>
-        <w:t xml:space="preserve"> лучше подавлять полиномиальные компоненты сигнала и выявлять более тонкую структуру данных. </w:t>
-      </w:r>
-      <w:proofErr w:type="spellStart"/>
-      <w:r>
-        <w:t>Вейвлеты</w:t>
-      </w:r>
-      <w:proofErr w:type="spellEnd"/>
-      <w:r>
-        <w:t xml:space="preserve"> с большим числом нулевых моментов имеют более высокую степень дифференцируемости, что улучшает их способность подавлять гладко изменяющиеся компоненты анализируемого сигнала.</w:t>
+        <w:t>Увеличение числа нулевых моментов позволяет вейвлету лучше подавлять полиномиальные компоненты сигнала и выявлять более тонкую структуру данных. Вейвлеты с большим числом нулевых моментов имеют более высокую степень дифференцируемости, что улучшает их способность подавлять гладко изменяющиеся компоненты анализируемого сигнала.</w:t>
       </w:r>
     </w:p>
     <w:p>
@@ -2953,31 +2864,7 @@
         <w:t>–</w:t>
       </w:r>
       <w:r>
-        <w:t xml:space="preserve"> </w:t>
-      </w:r>
-      <w:proofErr w:type="spellStart"/>
-      <w:r>
-        <w:t>автомодельность</w:t>
-      </w:r>
-      <w:proofErr w:type="spellEnd"/>
-      <w:r>
-        <w:t xml:space="preserve"> или </w:t>
-      </w:r>
-      <w:proofErr w:type="spellStart"/>
-      <w:r>
-        <w:t>самоподобие</w:t>
-      </w:r>
-      <w:proofErr w:type="spellEnd"/>
-      <w:r>
-        <w:t xml:space="preserve"> базиса. Все </w:t>
-      </w:r>
-      <w:proofErr w:type="spellStart"/>
-      <w:r>
-        <w:t>вейвлеты</w:t>
-      </w:r>
-      <w:proofErr w:type="spellEnd"/>
-      <w:r>
-        <w:t xml:space="preserve"> конкретного семейства </w:t>
+        <w:t xml:space="preserve"> автомодельность или самоподобие базиса. Все вейвлеты конкретного семейства </w:t>
       </w:r>
       <m:oMath>
         <m:sSub>
@@ -3048,15 +2935,7 @@
         <w:t>е</w:t>
       </w:r>
       <w:r>
-        <w:t xml:space="preserve">м специальных операций генерируются все остальные </w:t>
-      </w:r>
-      <w:proofErr w:type="spellStart"/>
-      <w:r>
-        <w:t>вейвлеты</w:t>
-      </w:r>
-      <w:proofErr w:type="spellEnd"/>
-      <w:r>
-        <w:t xml:space="preserve">. Материнский вейвлет </w:t>
+        <w:t xml:space="preserve">м специальных операций генерируются все остальные вейвлеты. Материнский вейвлет </w:t>
       </w:r>
       <m:oMath>
         <m:r>
@@ -3072,15 +2951,7 @@
     </w:p>
     <w:p>
       <w:r>
-        <w:t xml:space="preserve">Две основные операции, применяемые к материнскому </w:t>
-      </w:r>
-      <w:proofErr w:type="spellStart"/>
-      <w:r>
-        <w:t>вейвлету</w:t>
-      </w:r>
-      <w:proofErr w:type="spellEnd"/>
-      <w:r>
-        <w:t xml:space="preserve">, </w:t>
+        <w:t xml:space="preserve">Две основные операции, применяемые к материнскому вейвлету, </w:t>
       </w:r>
       <w:r>
         <w:t>–</w:t>
@@ -3158,15 +3029,7 @@
         </m:r>
       </m:oMath>
       <w:r>
-        <w:t xml:space="preserve"> вейвлет последовательно смещается по всему временному интервалу анал</w:t>
-      </w:r>
-      <w:proofErr w:type="spellStart"/>
-      <w:r>
-        <w:t>изируемого</w:t>
-      </w:r>
-      <w:proofErr w:type="spellEnd"/>
-      <w:r>
-        <w:t xml:space="preserve"> сигнала, позволяя обнаружить особенности сигнала в разных временных точках.</w:t>
+        <w:t xml:space="preserve"> вейвлет последовательно смещается по всему временному интервалу анализируемого сигнала, позволяя обнаружить особенности сигнала в разных временных точках.</w:t>
       </w:r>
     </w:p>
     <w:p>
@@ -3183,7 +3046,7 @@
     <w:p/>
     <w:tbl>
       <w:tblPr>
-        <w:tblStyle w:val="af2"/>
+        <w:tblStyle w:val="TableGrid"/>
         <w:tblW w:w="5000" w:type="pct"/>
         <w:tblBorders>
           <w:top w:val="none" w:sz="0" w:space="0" w:color="auto"/>
@@ -3335,13 +3198,7 @@
                   <w:rPr>
                     <w:rFonts w:ascii="Cambria Math" w:hAnsi="Cambria Math"/>
                   </w:rPr>
-                  <m:t>∙</m:t>
-                </m:r>
-                <m:r>
-                  <w:rPr>
-                    <w:rFonts w:ascii="Cambria Math" w:hAnsi="Cambria Math"/>
-                  </w:rPr>
-                  <m:t>ψ</m:t>
+                  <m:t>∙ψ</m:t>
                 </m:r>
                 <m:f>
                   <m:fPr>
@@ -3557,7 +3414,7 @@
     <w:p/>
     <w:tbl>
       <w:tblPr>
-        <w:tblStyle w:val="af2"/>
+        <w:tblStyle w:val="TableGrid"/>
         <w:tblW w:w="5000" w:type="pct"/>
         <w:tblBorders>
           <w:top w:val="none" w:sz="0" w:space="0" w:color="auto"/>
@@ -3761,19 +3618,7 @@
                   <w:rPr>
                     <w:rFonts w:ascii="Cambria Math" w:hAnsi="Cambria Math"/>
                   </w:rPr>
-                  <m:t>(</m:t>
-                </m:r>
-                <m:r>
-                  <w:rPr>
-                    <w:rFonts w:ascii="Cambria Math" w:hAnsi="Cambria Math"/>
-                  </w:rPr>
-                  <m:t>6</m:t>
-                </m:r>
-                <m:r>
-                  <w:rPr>
-                    <w:rFonts w:ascii="Cambria Math" w:hAnsi="Cambria Math"/>
-                  </w:rPr>
-                  <m:t>)</m:t>
+                  <m:t>(6)</m:t>
                 </m:r>
               </m:oMath>
             </m:oMathPara>
@@ -3996,7 +3841,7 @@
     <w:p/>
     <w:p>
       <w:pPr>
-        <w:pStyle w:val="2"/>
+        <w:pStyle w:val="Heading2"/>
         <w:rPr>
           <w:szCs w:val="28"/>
         </w:rPr>
@@ -4013,15 +3858,7 @@
     </w:p>
     <w:p>
       <w:r>
-        <w:t xml:space="preserve">Непрерывное вейвлет-преобразование (англ. </w:t>
-      </w:r>
-      <w:proofErr w:type="spellStart"/>
-      <w:r>
-        <w:t>Continuous</w:t>
-      </w:r>
-      <w:proofErr w:type="spellEnd"/>
-      <w:r>
-        <w:t xml:space="preserve"> Wavelet Transform, CWT) представляет собой математическое преобразование, которое отображает исходный сигнал </w:t>
+        <w:t xml:space="preserve">Непрерывное вейвлет-преобразование (англ. Continuous Wavelet Transform, CWT) представляет собой математическое преобразование, которое отображает исходный сигнал </w:t>
       </w:r>
       <m:oMath>
         <m:r>
@@ -4034,22 +3871,17 @@
       <w:r>
         <w:t>, определ</w:t>
       </w:r>
-      <w:proofErr w:type="spellStart"/>
       <w:r>
         <w:t>е</w:t>
       </w:r>
       <w:r>
-        <w:t>нный</w:t>
-      </w:r>
-      <w:proofErr w:type="spellEnd"/>
-      <w:r>
-        <w:t xml:space="preserve"> на временной оси, в функцию двух переменных. Основная формула непрерывного вейвлет-преобразования записывается следующим образом:</w:t>
+        <w:t>нный на временной оси, в функцию двух переменных. Основная формула непрерывного вейвлет-преобразования записывается следующим образом:</w:t>
       </w:r>
     </w:p>
     <w:p/>
     <w:tbl>
       <w:tblPr>
-        <w:tblStyle w:val="af2"/>
+        <w:tblStyle w:val="TableGrid"/>
         <w:tblW w:w="5000" w:type="pct"/>
         <w:tblBorders>
           <w:top w:val="none" w:sz="0" w:space="0" w:color="auto"/>
@@ -4381,7 +4213,6 @@
       <w:r>
         <w:rPr>
           <w:rFonts w:eastAsiaTheme="minorEastAsia"/>
-          <w:lang w:val="en-US"/>
         </w:rPr>
         <w:t xml:space="preserve"> – </w:t>
       </w:r>
@@ -4406,54 +4237,22 @@
             <w:rFonts w:ascii="Cambria Math" w:hAnsi="Cambria Math" w:cs="Segoe UI"/>
             <w:spacing w:val="2"/>
           </w:rPr>
-          <m:t>ψ</m:t>
-        </m:r>
-        <m:r>
-          <w:rPr>
-            <w:rFonts w:ascii="Cambria Math" w:hAnsi="Cambria Math" w:cs="Segoe UI"/>
-            <w:spacing w:val="2"/>
-          </w:rPr>
-          <m:t>(t)</m:t>
+          <m:t>ψ(t)</m:t>
         </m:r>
       </m:oMath>
       <w:r>
         <w:rPr>
           <w:rFonts w:eastAsiaTheme="minorEastAsia"/>
           <w:spacing w:val="2"/>
-          <w:lang w:val="en-US"/>
-        </w:rPr>
-        <w:t xml:space="preserve"> </w:t>
+        </w:rPr>
+        <w:t xml:space="preserve"> –</w:t>
       </w:r>
       <w:r>
         <w:rPr>
           <w:rFonts w:eastAsiaTheme="minorEastAsia"/>
           <w:spacing w:val="2"/>
-          <w:lang w:val="en-US"/>
-        </w:rPr>
-        <w:t>–</w:t>
-      </w:r>
-      <w:r>
-        <w:rPr>
-          <w:rFonts w:eastAsiaTheme="minorEastAsia"/>
-          <w:spacing w:val="2"/>
-        </w:rPr>
-        <w:t xml:space="preserve"> </w:t>
-      </w:r>
-      <w:proofErr w:type="gramStart"/>
-      <w:r>
-        <w:rPr>
-          <w:rFonts w:eastAsiaTheme="minorEastAsia"/>
-          <w:spacing w:val="2"/>
-        </w:rPr>
-        <w:t>материнский</w:t>
-      </w:r>
-      <w:proofErr w:type="gramEnd"/>
-      <w:r>
-        <w:rPr>
-          <w:rFonts w:eastAsiaTheme="minorEastAsia"/>
-          <w:spacing w:val="2"/>
-        </w:rPr>
-        <w:t xml:space="preserve"> вейвлет;</w:t>
+        </w:rPr>
+        <w:t xml:space="preserve"> материнский вейвлет;</w:t>
       </w:r>
     </w:p>
     <w:p>
@@ -4548,7 +4347,7 @@
     <w:p/>
     <w:tbl>
       <w:tblPr>
-        <w:tblStyle w:val="af2"/>
+        <w:tblStyle w:val="TableGrid"/>
         <w:tblW w:w="5000" w:type="pct"/>
         <w:tblBorders>
           <w:top w:val="none" w:sz="0" w:space="0" w:color="auto"/>
@@ -4982,7 +4781,7 @@
     <w:p/>
     <w:tbl>
       <w:tblPr>
-        <w:tblStyle w:val="af2"/>
+        <w:tblStyle w:val="TableGrid"/>
         <w:tblW w:w="5000" w:type="pct"/>
         <w:tblBorders>
           <w:top w:val="none" w:sz="0" w:space="0" w:color="auto"/>
@@ -5214,17 +5013,7 @@
                             <w:rFonts w:ascii="Cambria Math" w:hAnsi="Cambria Math" w:cs="Segoe UI"/>
                             <w:spacing w:val="2"/>
                           </w:rPr>
-                          <m:t xml:space="preserve"> </m:t>
-                        </m:r>
-                        <m:r>
-                          <m:rPr>
-                            <m:sty m:val="p"/>
-                          </m:rPr>
-                          <w:rPr>
-                            <w:rFonts w:ascii="Cambria Math" w:hAnsi="Cambria Math" w:cs="Segoe UI"/>
-                            <w:spacing w:val="2"/>
-                          </w:rPr>
-                          <m:t>dζ</m:t>
+                          <m:t xml:space="preserve"> dζ</m:t>
                         </m:r>
                       </m:den>
                     </m:f>
@@ -5376,37 +5165,13 @@
         <w:t>–</w:t>
       </w:r>
       <w:r>
-        <w:t xml:space="preserve"> количество вычисленных масштабов. Существует значительное перекрытие между </w:t>
-      </w:r>
-      <w:proofErr w:type="spellStart"/>
-      <w:r>
-        <w:t>вейвлетами</w:t>
-      </w:r>
-      <w:proofErr w:type="spellEnd"/>
-      <w:r>
-        <w:t xml:space="preserve"> в каждом масштабе и между соседними масштабами, что и обусловливает избыточность. Во-вторых, непрерывное вейвлет-преобразование инвариантно к сдвигу </w:t>
+        <w:t xml:space="preserve"> количество вычисленных масштабов. Существует значительное перекрытие между вейвлетами в каждом масштабе и между соседними масштабами, что и обусловливает избыточность. Во-вторых, непрерывное вейвлет-преобразование инвариантно к сдвигу </w:t>
       </w:r>
       <w:r>
         <w:t>–</w:t>
       </w:r>
       <w:r>
-        <w:t xml:space="preserve"> временной сдвиг входного сигнала приводит к эквивалентному сдвигу коэффициентов преобразования. В-третьих, CWT не является ортонормальным преобразованием, </w:t>
-      </w:r>
-      <w:proofErr w:type="spellStart"/>
-      <w:r>
-        <w:t>вейвлеты</w:t>
-      </w:r>
-      <w:proofErr w:type="spellEnd"/>
-      <w:r>
-        <w:t xml:space="preserve"> в CWT образуют так называемый кадр (</w:t>
-      </w:r>
-      <w:proofErr w:type="spellStart"/>
-      <w:r>
-        <w:t>frame</w:t>
-      </w:r>
-      <w:proofErr w:type="spellEnd"/>
-      <w:r>
-        <w:t xml:space="preserve">) </w:t>
+        <w:t xml:space="preserve"> временной сдвиг входного сигнала приводит к эквивалентному сдвигу коэффициентов преобразования. В-третьих, CWT не является ортонормальным преобразованием, вейвлеты в CWT образуют так называемый кадр (frame) </w:t>
       </w:r>
       <w:r>
         <w:t>–</w:t>
@@ -5465,15 +5230,7 @@
         <w:t xml:space="preserve"> </w:t>
       </w:r>
       <w:r>
-        <w:t xml:space="preserve">Дискретное вейвлет-преобразование (англ. </w:t>
-      </w:r>
-      <w:proofErr w:type="spellStart"/>
-      <w:r>
-        <w:t>Discrete</w:t>
-      </w:r>
-      <w:proofErr w:type="spellEnd"/>
-      <w:r>
-        <w:t xml:space="preserve"> Wavelet Transform, DWT) представляет собой реализацию вейвлет-преобразования с использованием дискретного, а не непрерывного набора масштабов и сдвигов. В этом преобразовании параметры выбираются по определ</w:t>
+        <w:t>Дискретное вейвлет-преобразование (англ. Discrete Wavelet Transform, DWT) представляет собой реализацию вейвлет-преобразования с использованием дискретного, а не непрерывного набора масштабов и сдвигов. В этом преобразовании параметры выбираются по определ</w:t>
       </w:r>
       <w:r>
         <w:t>е</w:t>
@@ -5490,13 +5247,7 @@
           <w:rPr>
             <w:rFonts w:ascii="Cambria Math" w:hAnsi="Cambria Math"/>
           </w:rPr>
-          <m:t>a</m:t>
-        </m:r>
-        <m:r>
-          <w:rPr>
-            <w:rFonts w:ascii="Cambria Math" w:hAnsi="Cambria Math"/>
-          </w:rPr>
-          <m:t xml:space="preserve"> = </m:t>
+          <m:t xml:space="preserve">a = </m:t>
         </m:r>
         <m:sSup>
           <m:sSupPr>
@@ -5584,23 +5335,7 @@
     </w:p>
     <w:p>
       <w:r>
-        <w:t xml:space="preserve">Дискретное вейвлет-преобразование раскладывает сигнал на взаимно ортогональный набор вейвлетов, что является принципиальным отличием от непрерывного преобразования. Это означает, что базисные </w:t>
-      </w:r>
-      <w:proofErr w:type="spellStart"/>
-      <w:r>
-        <w:t>вейвлеты</w:t>
-      </w:r>
-      <w:proofErr w:type="spellEnd"/>
-      <w:r>
-        <w:t xml:space="preserve"> образуют ортонормальную систему, и каждый вейвлет ортогонален всем остальным </w:t>
-      </w:r>
-      <w:proofErr w:type="spellStart"/>
-      <w:r>
-        <w:t>вейвлетам</w:t>
-      </w:r>
-      <w:proofErr w:type="spellEnd"/>
-      <w:r>
-        <w:t xml:space="preserve"> на других масштабах и сдвигах. Результатом дискретного вейвлет-преобразования является набор коэффициентов, количество которых равно количеству отсч</w:t>
+        <w:t>Дискретное вейвлет-преобразование раскладывает сигнал на взаимно ортогональный набор вейвлетов, что является принципиальным отличием от непрерывного преобразования. Это означает, что базисные вейвлеты образуют ортонормальную систему, и каждый вейвлет ортогонален всем остальным вейвлетам на других масштабах и сдвигах. Результатом дискретного вейвлет-преобразования является набор коэффициентов, количество которых равно количеству отсч</w:t>
       </w:r>
       <w:r>
         <w:t>е</w:t>
@@ -5766,31 +5501,7 @@
           <w:rPr>
             <w:rFonts w:ascii="Cambria Math" w:hAnsi="Cambria Math"/>
           </w:rPr>
-          <m:t>O(N</m:t>
-        </m:r>
-        <m:r>
-          <w:rPr>
-            <w:rFonts w:ascii="Cambria Math" w:hAnsi="Cambria Math"/>
-          </w:rPr>
-          <m:t>∙</m:t>
-        </m:r>
-        <m:r>
-          <w:rPr>
-            <w:rFonts w:ascii="Cambria Math" w:hAnsi="Cambria Math"/>
-          </w:rPr>
-          <m:t>log</m:t>
-        </m:r>
-        <m:r>
-          <w:rPr>
-            <w:rFonts w:ascii="Cambria Math" w:hAnsi="Cambria Math"/>
-          </w:rPr>
-          <m:t>N</m:t>
-        </m:r>
-        <m:r>
-          <w:rPr>
-            <w:rFonts w:ascii="Cambria Math" w:hAnsi="Cambria Math"/>
-          </w:rPr>
-          <m:t>)</m:t>
+          <m:t>O(N∙logN)</m:t>
         </m:r>
       </m:oMath>
       <w:r>
@@ -5878,23 +5589,7 @@
     </w:p>
     <w:p>
       <w:r>
-        <w:t xml:space="preserve">Непрерывное и дискретное вейвлет-преобразования отличаются коренным образом в том, как они </w:t>
-      </w:r>
-      <w:proofErr w:type="spellStart"/>
-      <w:r>
-        <w:t>дискретизируют</w:t>
-      </w:r>
-      <w:proofErr w:type="spellEnd"/>
-      <w:r>
-        <w:t xml:space="preserve"> параметры преобразования. В непрерывном преобразовании параметр масштаба </w:t>
-      </w:r>
-      <w:proofErr w:type="spellStart"/>
-      <w:r>
-        <w:t>дискретизируется</w:t>
-      </w:r>
-      <w:proofErr w:type="spellEnd"/>
-      <w:r>
-        <w:t xml:space="preserve"> очень мелко, часто с использованием экспоненциальной шкалы с основанием меньше 2, </w:t>
+        <w:t xml:space="preserve">Непрерывное и дискретное вейвлет-преобразования отличаются коренным образом в том, как они дискретизируют параметры преобразования. В непрерывном преобразовании параметр масштаба дискретизируется очень мелко, часто с использованием экспоненциальной шкалы с основанием меньше 2, </w:t>
       </w:r>
       <w:r>
         <w:t>например</w:t>
@@ -5948,15 +5643,7 @@
         <w:t>–</w:t>
       </w:r>
       <w:r>
-        <w:t xml:space="preserve"> количество «голосов на октаву» и обычно выбирается в диапазоне 10-32. Это обеспечивает высокую точность анализа, но требует значительных вычислительных ресурсов. В дискретном преобразовании параметр масштаба всегда </w:t>
-      </w:r>
-      <w:proofErr w:type="spellStart"/>
-      <w:r>
-        <w:t>дискретизируется</w:t>
-      </w:r>
-      <w:proofErr w:type="spellEnd"/>
-      <w:r>
-        <w:t xml:space="preserve"> до целочисленных степеней двойки (</w:t>
+        <w:t xml:space="preserve"> количество «голосов на октаву» и обычно выбирается в диапазоне 10-32. Это обеспечивает высокую точность анализа, но требует значительных вычислительных ресурсов. В дискретном преобразовании параметр масштаба всегда дискретизируется до целочисленных степеней двойки (</w:t>
       </w:r>
       <m:oMath>
         <m:sSup>
@@ -6007,81 +5694,52 @@
         <w:t>–</w:t>
       </w:r>
       <w:r>
+        <w:t xml:space="preserve"> недецимированное (неразреженное) дискретное вейвлет-преобразование, часто называемое модифицированным дискретным вейвлет-преобразованием (MODWT) или стационарным вейвлет-преобразованием (SWT). В этом варианте параметр масштаба оста</w:t>
+      </w:r>
+      <w:r>
+        <w:t>е</w:t>
+      </w:r>
+      <w:r>
+        <w:t>тся дискретным (степени двойки), но параметр сдвига изменяется как целое число, без привязки к масштабу. Недецимированное преобразование является инвариантным к сдвигу и обладает избыточностью, но меньшей, чем непрерывное преобразование. Оно сочетает в себе некоторые преимущества обоих подходов и используется в тех случаях, когда требуется как сдвиговая инвариантность, так и совершенная реконструкция при разумных вычислительных затратах.</w:t>
+      </w:r>
+    </w:p>
+    <w:p/>
+    <w:p>
+      <w:pPr>
+        <w:pStyle w:val="Heading2"/>
+        <w:rPr>
+          <w:szCs w:val="28"/>
+        </w:rPr>
+      </w:pPr>
+      <w:r>
+        <w:t>​</w:t>
+      </w:r>
+      <w:r>
+        <w:rPr>
+          <w:lang w:val="en-US"/>
+        </w:rPr>
+        <w:t>3</w:t>
+      </w:r>
+      <w:r>
         <w:t xml:space="preserve"> </w:t>
       </w:r>
-      <w:proofErr w:type="spellStart"/>
-      <w:r>
-        <w:t>недецимированное</w:t>
-      </w:r>
-      <w:proofErr w:type="spellEnd"/>
-      <w:r>
-        <w:t xml:space="preserve"> (</w:t>
-      </w:r>
-      <w:proofErr w:type="spellStart"/>
-      <w:r>
-        <w:t>неразреженное</w:t>
-      </w:r>
-      <w:proofErr w:type="spellEnd"/>
-      <w:r>
-        <w:t>) дискретное вейвлет-преобразование, часто называемое модифицированным дискретным вейвлет-преобразованием (MODWT) или стационарным вейвлет-преобразованием (SWT). В этом варианте параметр масштаба оста</w:t>
+      <w:r>
+        <w:rPr>
+          <w:szCs w:val="28"/>
+        </w:rPr>
+        <w:t>Семейства вейвлетов</w:t>
+      </w:r>
+    </w:p>
+    <w:p>
+      <w:r>
+        <w:t>Вейвлет Хаара представляет собой один из первых и наиболее простых вейвлетов, основанный на ортогональной системе функций, предложенной венгерским математиком Альфредом Хааром в 1909 году. Исторически вейвлет Хаара был первым примером ортонормального базиса пространства квадратично интегрируемых функций, хотя сам термин «вейвлет» был введ</w:t>
       </w:r>
       <w:r>
         <w:t>е</w:t>
       </w:r>
       <w:r>
-        <w:t xml:space="preserve">тся дискретным (степени двойки), но параметр сдвига изменяется как целое число, без привязки к масштабу. </w:t>
-      </w:r>
-      <w:proofErr w:type="spellStart"/>
-      <w:r>
-        <w:t>Недецимированное</w:t>
-      </w:r>
-      <w:proofErr w:type="spellEnd"/>
-      <w:r>
-        <w:t xml:space="preserve"> преобразование является инвариантным к сдвигу и обладает избыточностью, но меньшей, чем непрерывное преобразование. Оно сочетает в себе некоторые преимущества обоих подходов и используется в тех случаях, когда требуется как сдвиговая инвариантность, так и совершенная реконструкция при разумных вычислительных затратах.</w:t>
-      </w:r>
-    </w:p>
-    <w:p/>
-    <w:p>
-      <w:pPr>
-        <w:pStyle w:val="2"/>
-        <w:rPr>
-          <w:szCs w:val="28"/>
-        </w:rPr>
-      </w:pPr>
-      <w:r>
-        <w:t>​</w:t>
-      </w:r>
-      <w:r>
-        <w:rPr>
-          <w:lang w:val="en-US"/>
-        </w:rPr>
-        <w:t>3</w:t>
-      </w:r>
-      <w:r>
-        <w:t xml:space="preserve"> </w:t>
-      </w:r>
-      <w:r>
-        <w:rPr>
-          <w:szCs w:val="28"/>
-        </w:rPr>
-        <w:t>Семейства вейвлетов</w:t>
-      </w:r>
-    </w:p>
-    <w:p>
-      <w:r>
-        <w:t>Вейвлет Хаара представляет собой один из первых и наиболее простых вейвлетов, основанный на ортогональной системе функций, предложенной венгерским математиком Альфредом Хааром в 1909 году. Исторически вейвлет Хаара был первым примером ортонормального базиса пространства квадратично интегрируемых функций, хотя сам термин «вейвлет» был введ</w:t>
-      </w:r>
-      <w:r>
-        <w:t>е</w:t>
-      </w:r>
-      <w:r>
-        <w:t>н значительно позже. Благодаря исторической значимости и педагогической ценности, вейвлет Хаара широко используется как учебный пример при изучении теории вейвлет-</w:t>
-      </w:r>
-      <w:proofErr w:type="gramStart"/>
-      <w:r>
-        <w:t>анализа.​</w:t>
-      </w:r>
-      <w:proofErr w:type="gramEnd"/>
+        <w:t>н значительно позже. Благодаря исторической значимости и педагогической ценности, вейвлет Хаара широко используется как учебный пример при изучении теории вейвлет-анализа.​</w:t>
+      </w:r>
     </w:p>
     <w:p>
       <w:r>
@@ -6091,7 +5749,7 @@
     <w:p/>
     <w:tbl>
       <w:tblPr>
-        <w:tblStyle w:val="af2"/>
+        <w:tblStyle w:val="TableGrid"/>
         <w:tblW w:w="5000" w:type="pct"/>
         <w:tblBorders>
           <w:top w:val="none" w:sz="0" w:space="0" w:color="auto"/>
@@ -6285,29 +5943,13 @@
     <w:p/>
     <w:p>
       <w:r>
-        <w:t>Масштабирующая функция Хаара (</w:t>
-      </w:r>
-      <w:proofErr w:type="spellStart"/>
-      <w:r>
-        <w:t>scaling</w:t>
-      </w:r>
-      <w:proofErr w:type="spellEnd"/>
-      <w:r>
-        <w:t xml:space="preserve"> </w:t>
-      </w:r>
-      <w:proofErr w:type="spellStart"/>
-      <w:r>
-        <w:t>function</w:t>
-      </w:r>
-      <w:proofErr w:type="spellEnd"/>
-      <w:r>
-        <w:t>) имеет вид:</w:t>
+        <w:t>Масштабирующая функция Хаара (scaling function) имеет вид:</w:t>
       </w:r>
     </w:p>
     <w:p/>
     <w:tbl>
       <w:tblPr>
-        <w:tblStyle w:val="af2"/>
+        <w:tblStyle w:val="TableGrid"/>
         <w:tblW w:w="5000" w:type="pct"/>
         <w:tblBorders>
           <w:top w:val="none" w:sz="0" w:space="0" w:color="auto"/>
@@ -6344,16 +5986,7 @@
                   <w:rPr>
                     <w:rFonts w:ascii="Cambria Math" w:hAnsi="Cambria Math"/>
                   </w:rPr>
-                  <m:t xml:space="preserve">φ(t) </m:t>
-                </m:r>
-                <m:r>
-                  <m:rPr>
-                    <m:sty m:val="p"/>
-                  </m:rPr>
-                  <w:rPr>
-                    <w:rFonts w:ascii="Cambria Math" w:hAnsi="Cambria Math"/>
-                  </w:rPr>
-                  <m:t>=</m:t>
+                  <m:t>φ(t) =</m:t>
                 </m:r>
                 <m:d>
                   <m:dPr>
@@ -6535,15 +6168,7 @@
     </w:p>
     <w:p>
       <w:r>
-        <w:t xml:space="preserve">Важно отметить, что вейвлет Хаара является частным случаем семейства вейвлетов </w:t>
-      </w:r>
-      <w:proofErr w:type="spellStart"/>
-      <w:r>
-        <w:t>Добеши</w:t>
-      </w:r>
-      <w:proofErr w:type="spellEnd"/>
-      <w:r>
-        <w:t xml:space="preserve"> и известен как </w:t>
+        <w:t xml:space="preserve">Важно отметить, что вейвлет Хаара является частным случаем семейства вейвлетов Добеши и известен как </w:t>
       </w:r>
       <m:oMath>
         <m:r>
@@ -6564,66 +6189,13 @@
       </w:r>
     </w:p>
     <w:p>
-      <w:proofErr w:type="spellStart"/>
-      <w:r>
-        <w:t>Вейвлеты</w:t>
-      </w:r>
-      <w:proofErr w:type="spellEnd"/>
-      <w:r>
-        <w:t xml:space="preserve"> </w:t>
-      </w:r>
-      <w:proofErr w:type="spellStart"/>
-      <w:r>
-        <w:t>Добеши</w:t>
-      </w:r>
-      <w:proofErr w:type="spellEnd"/>
-      <w:r>
-        <w:t xml:space="preserve"> (англ. </w:t>
-      </w:r>
-      <w:proofErr w:type="spellStart"/>
-      <w:r>
-        <w:t>Daubechies</w:t>
-      </w:r>
-      <w:proofErr w:type="spellEnd"/>
-      <w:r>
-        <w:t xml:space="preserve"> </w:t>
-      </w:r>
-      <w:proofErr w:type="spellStart"/>
-      <w:r>
-        <w:t>wavelets</w:t>
-      </w:r>
-      <w:proofErr w:type="spellEnd"/>
-      <w:r>
-        <w:t xml:space="preserve">) представляют собой семейство ортогональных вейвлетов с компактным носителем, разработанное Ингрид </w:t>
-      </w:r>
-      <w:proofErr w:type="spellStart"/>
-      <w:r>
-        <w:t>Добеши</w:t>
-      </w:r>
-      <w:proofErr w:type="spellEnd"/>
-      <w:r>
-        <w:t xml:space="preserve"> в конце 1980-х годов. Разработка этого семейства вейвлетов стала прорывом в теории вейвлет-анализа, так как обеспечила практическую реализацию вейвлет-преобразования в вычислительных системах и открыла путь для широкого применения вейвлетов в обработке реальных данных.</w:t>
-      </w:r>
-    </w:p>
-    <w:p>
-      <w:r>
-        <w:t>​</w:t>
-      </w:r>
-      <w:proofErr w:type="spellStart"/>
-      <w:r>
-        <w:t>Вейвлеты</w:t>
-      </w:r>
-      <w:proofErr w:type="spellEnd"/>
-      <w:r>
-        <w:t xml:space="preserve"> </w:t>
-      </w:r>
-      <w:proofErr w:type="spellStart"/>
-      <w:r>
-        <w:t>Добеши</w:t>
-      </w:r>
-      <w:proofErr w:type="spellEnd"/>
-      <w:r>
-        <w:t xml:space="preserve"> обозначаются как </w:t>
+      <w:r>
+        <w:t>Вейвлеты Добеши (англ. Daubechies wavelets) представляют собой семейство ортогональных вейвлетов с компактным носителем, разработанное Ингрид Добеши в конце 1980-х годов. Разработка этого семейства вейвлетов стала прорывом в теории вейвлет-анализа, так как обеспечила практическую реализацию вейвлет-преобразования в вычислительных системах и открыла путь для широкого применения вейвлетов в обработке реальных данных.</w:t>
+      </w:r>
+    </w:p>
+    <w:p>
+      <w:r>
+        <w:t xml:space="preserve">​Вейвлеты Добеши обозначаются как </w:t>
       </w:r>
       <m:oMath>
         <m:r>
@@ -6696,15 +6268,7 @@
         <w:t>–</w:t>
       </w:r>
       <w:r>
-        <w:t xml:space="preserve"> это вейвлет первого порядка, соответствующий </w:t>
-      </w:r>
-      <w:proofErr w:type="spellStart"/>
-      <w:r>
-        <w:t>вейвлету</w:t>
-      </w:r>
-      <w:proofErr w:type="spellEnd"/>
-      <w:r>
-        <w:t xml:space="preserve"> Хаара,</w:t>
+        <w:t xml:space="preserve"> это вейвлет первого порядка, соответствующий вейвлету Хаара,</w:t>
       </w:r>
       <m:oMath>
         <m:r>
@@ -6765,31 +6329,7 @@
     </w:p>
     <w:p>
       <w:r>
-        <w:t xml:space="preserve">Ключевой особенностью вейвлетов </w:t>
-      </w:r>
-      <w:proofErr w:type="spellStart"/>
-      <w:r>
-        <w:t>Добеши</w:t>
-      </w:r>
-      <w:proofErr w:type="spellEnd"/>
-      <w:r>
-        <w:t xml:space="preserve"> является то, что они не могут быть выражены в закрытой математической форме, то есть для них не существует явного аналитического выражения. Вместо этого </w:t>
-      </w:r>
-      <w:proofErr w:type="spellStart"/>
-      <w:r>
-        <w:t>вейвлеты</w:t>
-      </w:r>
-      <w:proofErr w:type="spellEnd"/>
-      <w:r>
-        <w:t xml:space="preserve"> </w:t>
-      </w:r>
-      <w:proofErr w:type="spellStart"/>
-      <w:r>
-        <w:t>Добеши</w:t>
-      </w:r>
-      <w:proofErr w:type="spellEnd"/>
-      <w:r>
-        <w:t xml:space="preserve"> строятся при помощи каскадного алгоритма </w:t>
+        <w:t xml:space="preserve">Ключевой особенностью вейвлетов Добеши является то, что они не могут быть выражены в закрытой математической форме, то есть для них не существует явного аналитического выражения. Вместо этого вейвлеты Добеши строятся при помощи каскадного алгоритма </w:t>
       </w:r>
       <w:r>
         <w:t>–</w:t>
@@ -6802,13 +6342,7 @@
           <w:rPr>
             <w:rFonts w:ascii="Cambria Math" w:hAnsi="Cambria Math"/>
           </w:rPr>
-          <m:t>[1, 0, 0, 0,…</m:t>
-        </m:r>
-        <m:r>
-          <w:rPr>
-            <w:rFonts w:ascii="Cambria Math" w:hAnsi="Cambria Math"/>
-          </w:rPr>
-          <m:t>]</m:t>
+          <m:t>[1, 0, 0, 0,…]</m:t>
         </m:r>
       </m:oMath>
       <w:r>
@@ -6816,69 +6350,8 @@
       </w:r>
     </w:p>
     <w:p>
-      <w:proofErr w:type="spellStart"/>
-      <w:r>
-        <w:t>Вейвлеты</w:t>
-      </w:r>
-      <w:proofErr w:type="spellEnd"/>
-      <w:r>
-        <w:t xml:space="preserve"> </w:t>
-      </w:r>
-      <w:proofErr w:type="spellStart"/>
-      <w:r>
-        <w:t>Добеши</w:t>
-      </w:r>
-      <w:proofErr w:type="spellEnd"/>
-      <w:r>
-        <w:t xml:space="preserve"> были выбраны так, чтобы иметь максимальное число исчезающих моментов для заданной ширины носителя. Это свойство позволяет </w:t>
-      </w:r>
-      <w:proofErr w:type="spellStart"/>
-      <w:r>
-        <w:t>вейвлетам</w:t>
-      </w:r>
-      <w:proofErr w:type="spellEnd"/>
-      <w:r>
-        <w:t xml:space="preserve"> </w:t>
-      </w:r>
-      <w:proofErr w:type="spellStart"/>
-      <w:r>
-        <w:t>Добеши</w:t>
-      </w:r>
-      <w:proofErr w:type="spellEnd"/>
-      <w:r>
-        <w:t xml:space="preserve"> более эффективно подавлять полиномиальные компоненты сигналов и выявлять локальные особенности. </w:t>
-      </w:r>
-      <w:proofErr w:type="spellStart"/>
-      <w:r>
-        <w:t>Вейвлеты</w:t>
-      </w:r>
-      <w:proofErr w:type="spellEnd"/>
-      <w:r>
-        <w:t xml:space="preserve"> </w:t>
-      </w:r>
-      <w:proofErr w:type="spellStart"/>
-      <w:r>
-        <w:t>Добеши</w:t>
-      </w:r>
-      <w:proofErr w:type="spellEnd"/>
-      <w:r>
-        <w:t xml:space="preserve"> ортогональны и имеют компактный носитель, но они не являются симметричными. Несмотря на асимметричность, </w:t>
-      </w:r>
-      <w:proofErr w:type="spellStart"/>
-      <w:r>
-        <w:t>вейвлеты</w:t>
-      </w:r>
-      <w:proofErr w:type="spellEnd"/>
-      <w:r>
-        <w:t xml:space="preserve"> </w:t>
-      </w:r>
-      <w:proofErr w:type="spellStart"/>
-      <w:r>
-        <w:t>Добеши</w:t>
-      </w:r>
-      <w:proofErr w:type="spellEnd"/>
-      <w:r>
-        <w:t xml:space="preserve"> значительно более гладкие, чем вейвлет Хаара, особенно при увеличении </w:t>
+      <w:r>
+        <w:t xml:space="preserve">Вейвлеты Добеши были выбраны так, чтобы иметь максимальное число исчезающих моментов для заданной ширины носителя. Это свойство позволяет вейвлетам Добеши более эффективно подавлять полиномиальные компоненты сигналов и выявлять локальные особенности. Вейвлеты Добеши ортогональны и имеют компактный носитель, но они не являются симметричными. Несмотря на асимметричность, вейвлеты Добеши значительно более гладкие, чем вейвлет Хаара, особенно при увеличении </w:t>
       </w:r>
       <w:r>
         <w:lastRenderedPageBreak/>
@@ -6897,77 +6370,24 @@
       </w:r>
     </w:p>
     <w:p>
-      <w:proofErr w:type="spellStart"/>
-      <w:r>
-        <w:t>Вейвлеты</w:t>
-      </w:r>
-      <w:proofErr w:type="spellEnd"/>
-      <w:r>
-        <w:t xml:space="preserve"> </w:t>
-      </w:r>
-      <w:proofErr w:type="spellStart"/>
-      <w:r>
-        <w:t>Добеши</w:t>
-      </w:r>
-      <w:proofErr w:type="spellEnd"/>
-      <w:r>
-        <w:t xml:space="preserve"> находят широкое применение при решении разнообразных задач обработки сигналов, включая анализ </w:t>
-      </w:r>
-      <w:proofErr w:type="spellStart"/>
-      <w:r>
-        <w:t>самоподобных</w:t>
-      </w:r>
-      <w:proofErr w:type="spellEnd"/>
-      <w:r>
-        <w:t xml:space="preserve"> свойств и фрактальных характеристик сигналов, выявление разрывов в данных и анализ нестационарных сигналов.</w:t>
-      </w:r>
-    </w:p>
-    <w:p>
-      <w:r>
-        <w:t xml:space="preserve">Вейвлет </w:t>
-      </w:r>
-      <w:proofErr w:type="spellStart"/>
-      <w:r>
-        <w:t>Морле</w:t>
-      </w:r>
-      <w:proofErr w:type="spellEnd"/>
-      <w:r>
-        <w:t xml:space="preserve"> является примером непрерывного вейвлета, широко используемого в анализе временных рядов и нестационарных сигналов. Этот вейвлет был предложен французским геофизиком Жаном </w:t>
-      </w:r>
-      <w:proofErr w:type="spellStart"/>
-      <w:r>
-        <w:t>Морле</w:t>
-      </w:r>
-      <w:proofErr w:type="spellEnd"/>
-      <w:r>
-        <w:t xml:space="preserve"> при анализе сейсмических данных в 1980-х годах и позже получил теоретическое обоснование благодаря сотрудничеству с американским физиком Алексом </w:t>
-      </w:r>
-      <w:proofErr w:type="spellStart"/>
-      <w:r>
-        <w:t>Гроссманом</w:t>
-      </w:r>
-      <w:proofErr w:type="spellEnd"/>
-      <w:r>
-        <w:t>.</w:t>
-      </w:r>
-    </w:p>
-    <w:p>
-      <w:r>
-        <w:t xml:space="preserve">​Материнская функция вейвлета </w:t>
-      </w:r>
-      <w:proofErr w:type="spellStart"/>
-      <w:r>
-        <w:t>Морле</w:t>
-      </w:r>
-      <w:proofErr w:type="spellEnd"/>
-      <w:r>
-        <w:t>, особенно в его классической форме, представляет собой затухающую функцию косинуса, или модифицированный вариант:</w:t>
+      <w:r>
+        <w:t>Вейвлеты Добеши находят широкое применение при решении разнообразных задач обработки сигналов, включая анализ самоподобных свойств и фрактальных характеристик сигналов, выявление разрывов в данных и анализ нестационарных сигналов.</w:t>
+      </w:r>
+    </w:p>
+    <w:p>
+      <w:r>
+        <w:t>Вейвлет Морле является примером непрерывного вейвлета, широко используемого в анализе временных рядов и нестационарных сигналов. Этот вейвлет был предложен французским геофизиком Жаном Морле при анализе сейсмических данных в 1980-х годах и позже получил теоретическое обоснование благодаря сотрудничеству с американским физиком Алексом Гроссманом.</w:t>
+      </w:r>
+    </w:p>
+    <w:p>
+      <w:r>
+        <w:t>​Материнская функция вейвлета Морле, особенно в его классической форме, представляет собой затухающую функцию косинуса, или модифицированный вариант:</w:t>
       </w:r>
     </w:p>
     <w:p/>
     <w:tbl>
       <w:tblPr>
-        <w:tblStyle w:val="af2"/>
+        <w:tblStyle w:val="TableGrid"/>
         <w:tblW w:w="5000" w:type="pct"/>
         <w:tblBorders>
           <w:top w:val="none" w:sz="0" w:space="0" w:color="auto"/>
@@ -7243,19 +6663,7 @@
                   <w:rPr>
                     <w:rFonts w:ascii="Cambria Math" w:hAnsi="Cambria Math"/>
                   </w:rPr>
-                  <m:t>(1</m:t>
-                </m:r>
-                <m:r>
-                  <w:rPr>
-                    <w:rFonts w:ascii="Cambria Math" w:hAnsi="Cambria Math"/>
-                  </w:rPr>
-                  <m:t>2</m:t>
-                </m:r>
-                <m:r>
-                  <w:rPr>
-                    <w:rFonts w:ascii="Cambria Math" w:hAnsi="Cambria Math"/>
-                  </w:rPr>
-                  <m:t>)</m:t>
+                  <m:t>(12)</m:t>
                 </m:r>
               </m:oMath>
             </m:oMathPara>
@@ -7355,179 +6763,32 @@
         </m:r>
       </m:oMath>
       <w:r>
-        <w:t xml:space="preserve"> позволяет</w:t>
-      </w:r>
-      <w:r>
-        <w:t xml:space="preserve"> регулировать соотношение между временным и частотным разрешением. Вейвлет </w:t>
-      </w:r>
-      <w:proofErr w:type="spellStart"/>
-      <w:r>
-        <w:t>Морле</w:t>
-      </w:r>
-      <w:proofErr w:type="spellEnd"/>
-      <w:r>
-        <w:t xml:space="preserve"> обладает высоким разрешением по частотам и хорошей локализацией в частотной области, что делает его особенно эффективным для анализа колебательных процессов и выявления частотных компонент сигналов.</w:t>
-      </w:r>
-    </w:p>
-    <w:p>
-      <w:r>
-        <w:t xml:space="preserve">Производная Гаусса (англ. </w:t>
-      </w:r>
-      <w:proofErr w:type="spellStart"/>
-      <w:r>
-        <w:t>Derivative</w:t>
-      </w:r>
-      <w:proofErr w:type="spellEnd"/>
-      <w:r>
-        <w:t xml:space="preserve"> </w:t>
-      </w:r>
-      <w:proofErr w:type="spellStart"/>
-      <w:r>
-        <w:t>of</w:t>
-      </w:r>
-      <w:proofErr w:type="spellEnd"/>
-      <w:r>
-        <w:t xml:space="preserve"> </w:t>
-      </w:r>
-      <w:proofErr w:type="spellStart"/>
-      <w:r>
-        <w:t>Gaussian</w:t>
-      </w:r>
-      <w:proofErr w:type="spellEnd"/>
-      <w:r>
-        <w:t>, DOG), также известная под названием «мексиканская шляпа» (</w:t>
-      </w:r>
-      <w:proofErr w:type="spellStart"/>
-      <w:r>
-        <w:t>Mexican</w:t>
-      </w:r>
-      <w:proofErr w:type="spellEnd"/>
-      <w:r>
-        <w:t xml:space="preserve"> </w:t>
-      </w:r>
-      <w:proofErr w:type="spellStart"/>
-      <w:r>
-        <w:t>Hat</w:t>
-      </w:r>
-      <w:proofErr w:type="spellEnd"/>
-      <w:r>
-        <w:t xml:space="preserve"> </w:t>
-      </w:r>
-      <w:proofErr w:type="spellStart"/>
-      <w:r>
-        <w:t>wavelet</w:t>
-      </w:r>
-      <w:proofErr w:type="spellEnd"/>
-      <w:r>
-        <w:t>), представляет собой ещ</w:t>
+        <w:t xml:space="preserve"> позволяет регулировать соотношение между временным и частотным разрешением. Вейвлет Морле обладает высоким разрешением по частотам и хорошей локализацией в частотной области, что делает его особенно эффективным для анализа колебательных процессов и выявления частотных компонент сигналов.</w:t>
+      </w:r>
+    </w:p>
+    <w:p>
+      <w:r>
+        <w:t>Производная Гаусса (англ. Derivative of Gaussian, DOG), также известная под названием «мексиканская шляпа» (Mexican Hat wavelet), представляет собой ещ</w:t>
       </w:r>
       <w:r>
         <w:t>е</w:t>
       </w:r>
       <w:r>
-        <w:t xml:space="preserve"> один важный непрерывный вейвлет. Этот вейвлет обеспечивает хорошую локализацию во времени и часто используется при анализе локальных пиков и особенностей сигналов. </w:t>
-      </w:r>
-      <w:proofErr w:type="spellStart"/>
-      <w:r>
-        <w:t>Вейвлеты</w:t>
-      </w:r>
-      <w:proofErr w:type="spellEnd"/>
-      <w:r>
-        <w:t xml:space="preserve"> на основе Гаусса конструируются как производные гауссовой функции и характеризуются гладкостью и хорошим поведением как в пространственной, так и в частотной области.</w:t>
-      </w:r>
-    </w:p>
-    <w:p>
-      <w:r>
-        <w:t xml:space="preserve">Другие важные непрерывные </w:t>
-      </w:r>
-      <w:proofErr w:type="spellStart"/>
-      <w:r>
-        <w:t>вейвлеты</w:t>
-      </w:r>
-      <w:proofErr w:type="spellEnd"/>
-      <w:r>
-        <w:t xml:space="preserve"> включают вейвлет Мейера, вейвлет Шеннона и комплексные </w:t>
-      </w:r>
-      <w:proofErr w:type="spellStart"/>
-      <w:r>
-        <w:t>вейвлеты</w:t>
-      </w:r>
-      <w:proofErr w:type="spellEnd"/>
-      <w:r>
-        <w:t xml:space="preserve">, основанные на гауссовых функциях. Каждое из этих семейств обладает специфическими свойствами, которые делают их предпочтительными для конкретных типов анализа. </w:t>
-      </w:r>
-      <w:proofErr w:type="spellStart"/>
-      <w:r>
-        <w:t>Вейвлеты</w:t>
-      </w:r>
-      <w:proofErr w:type="spellEnd"/>
-      <w:r>
-        <w:t xml:space="preserve"> Мейера и Шеннона характеризуются хорошей локализацией в частотной области, но имеют бесконечный носитель во времени.</w:t>
-      </w:r>
-    </w:p>
-    <w:p>
-      <w:r>
-        <w:t>​</w:t>
-      </w:r>
-      <w:proofErr w:type="spellStart"/>
-      <w:r>
-        <w:t>Симлеты</w:t>
-      </w:r>
-      <w:proofErr w:type="spellEnd"/>
-      <w:r>
-        <w:t xml:space="preserve"> (англ. </w:t>
-      </w:r>
-      <w:proofErr w:type="spellStart"/>
-      <w:r>
-        <w:t>Symlets</w:t>
-      </w:r>
-      <w:proofErr w:type="spellEnd"/>
-      <w:r>
-        <w:t xml:space="preserve">), являются симметричными </w:t>
-      </w:r>
-      <w:proofErr w:type="spellStart"/>
-      <w:r>
-        <w:t>вейвлетами</w:t>
-      </w:r>
-      <w:proofErr w:type="spellEnd"/>
-      <w:r>
-        <w:t xml:space="preserve"> </w:t>
-      </w:r>
-      <w:proofErr w:type="spellStart"/>
-      <w:r>
-        <w:t>Добеши</w:t>
-      </w:r>
-      <w:proofErr w:type="spellEnd"/>
-      <w:r>
-        <w:t xml:space="preserve"> и строятся схожим образом с </w:t>
-      </w:r>
-      <w:proofErr w:type="spellStart"/>
-      <w:r>
-        <w:t>вейвлетами</w:t>
-      </w:r>
-      <w:proofErr w:type="spellEnd"/>
-      <w:r>
-        <w:t xml:space="preserve"> </w:t>
-      </w:r>
-      <w:proofErr w:type="spellStart"/>
-      <w:r>
-        <w:t>Добеши</w:t>
-      </w:r>
-      <w:proofErr w:type="spellEnd"/>
-      <w:r>
-        <w:t xml:space="preserve">, но с повышенной степенью </w:t>
+        <w:t xml:space="preserve"> один важный непрерывный вейвлет. Этот вейвлет обеспечивает хорошую локализацию во времени и часто используется при анализе локальных пиков и особенностей сигналов. Вейвлеты на основе Гаусса конструируются как производные гауссовой функции и характеризуются гладкостью и хорошим поведением как в пространственной, так и в частотной области.</w:t>
+      </w:r>
+    </w:p>
+    <w:p>
+      <w:r>
+        <w:t>Другие важные непрерывные вейвлеты включают вейвлет Мейера, вейвлет Шеннона и комплексные вейвлеты, основанные на гауссовых функциях. Каждое из этих семейств обладает специфическими свойствами, которые делают их предпочтительными для конкретных типов анализа. Вейвлеты Мейера и Шеннона характеризуются хорошей локализацией в частотной области, но имеют бесконечный носитель во времени.</w:t>
+      </w:r>
+    </w:p>
+    <w:p>
+      <w:r>
+        <w:t xml:space="preserve">​Симлеты (англ. Symlets), являются симметричными вейвлетами Добеши и строятся схожим образом с вейвлетами Добеши, но с повышенной степенью </w:t>
       </w:r>
       <w:r>
         <w:lastRenderedPageBreak/>
-        <w:t xml:space="preserve">симметрии. </w:t>
-      </w:r>
-      <w:proofErr w:type="spellStart"/>
-      <w:r>
-        <w:t>Симлеты</w:t>
-      </w:r>
-      <w:proofErr w:type="spellEnd"/>
-      <w:r>
-        <w:t xml:space="preserve"> обозначаются как </w:t>
+        <w:t xml:space="preserve">симметрии. Симлеты обозначаются как </w:t>
       </w:r>
       <m:oMath>
         <m:r>
@@ -7555,111 +6816,12 @@
         <w:t>–</w:t>
       </w:r>
       <w:r>
-        <w:t xml:space="preserve"> порядок. </w:t>
-      </w:r>
-      <w:r>
-        <w:t>О</w:t>
-      </w:r>
-      <w:r>
-        <w:t xml:space="preserve">ни обладают значительно большей симметрией, чем </w:t>
-      </w:r>
-      <w:proofErr w:type="spellStart"/>
-      <w:r>
-        <w:t>вейвлеты</w:t>
-      </w:r>
-      <w:proofErr w:type="spellEnd"/>
-      <w:r>
-        <w:t xml:space="preserve"> </w:t>
-      </w:r>
-      <w:proofErr w:type="spellStart"/>
-      <w:r>
-        <w:t>Добеши</w:t>
-      </w:r>
-      <w:proofErr w:type="spellEnd"/>
-      <w:r>
-        <w:t xml:space="preserve">, и при этом сохраняют ортогональность. </w:t>
-      </w:r>
-      <w:proofErr w:type="spellStart"/>
-      <w:r>
-        <w:t>Симлеты</w:t>
-      </w:r>
-      <w:proofErr w:type="spellEnd"/>
-      <w:r>
-        <w:t xml:space="preserve"> имеют компактный носитель и являются практически альтернативой </w:t>
-      </w:r>
-      <w:proofErr w:type="spellStart"/>
-      <w:r>
-        <w:t>вейвлетам</w:t>
-      </w:r>
-      <w:proofErr w:type="spellEnd"/>
-      <w:r>
-        <w:t xml:space="preserve"> </w:t>
-      </w:r>
-      <w:proofErr w:type="spellStart"/>
-      <w:r>
-        <w:t>Добеши</w:t>
-      </w:r>
-      <w:proofErr w:type="spellEnd"/>
-      <w:r>
-        <w:t xml:space="preserve"> в приложениях, где предпочтительна большая симметричность.</w:t>
-      </w:r>
-    </w:p>
-    <w:p>
-      <w:proofErr w:type="spellStart"/>
-      <w:r>
-        <w:t>Койфлеты</w:t>
-      </w:r>
-      <w:proofErr w:type="spellEnd"/>
-      <w:r>
-        <w:t xml:space="preserve"> (англ. </w:t>
-      </w:r>
-      <w:proofErr w:type="spellStart"/>
-      <w:r>
-        <w:t>Coiflets</w:t>
-      </w:r>
-      <w:proofErr w:type="spellEnd"/>
-      <w:r>
-        <w:t xml:space="preserve">) были разработаны Ингрид </w:t>
-      </w:r>
-      <w:proofErr w:type="spellStart"/>
-      <w:r>
-        <w:t>Добеши</w:t>
-      </w:r>
-      <w:proofErr w:type="spellEnd"/>
-      <w:r>
-        <w:t xml:space="preserve"> совместно с Рональдом </w:t>
-      </w:r>
-      <w:proofErr w:type="spellStart"/>
-      <w:r>
-        <w:t>Коффманом</w:t>
-      </w:r>
-      <w:proofErr w:type="spellEnd"/>
-      <w:r>
-        <w:t xml:space="preserve">. Эти </w:t>
-      </w:r>
-      <w:proofErr w:type="spellStart"/>
-      <w:r>
-        <w:t>вейвлеты</w:t>
-      </w:r>
-      <w:proofErr w:type="spellEnd"/>
-      <w:r>
-        <w:t xml:space="preserve"> более симметричны, чем </w:t>
-      </w:r>
-      <w:proofErr w:type="spellStart"/>
-      <w:r>
-        <w:t>вейвлеты</w:t>
-      </w:r>
-      <w:proofErr w:type="spellEnd"/>
-      <w:r>
-        <w:t xml:space="preserve"> </w:t>
-      </w:r>
-      <w:proofErr w:type="spellStart"/>
-      <w:r>
-        <w:t>Добеши</w:t>
-      </w:r>
-      <w:proofErr w:type="spellEnd"/>
-      <w:r>
-        <w:t xml:space="preserve">, и обозначаются как </w:t>
+        <w:t xml:space="preserve"> порядок. Они обладают значительно большей симметрией, чем вейвлеты Добеши, и при этом сохраняют ортогональность. Симлеты имеют компактный носитель и являются практически альтернативой вейвлетам Добеши в приложениях, где предпочтительна большая симметричность.</w:t>
+      </w:r>
+    </w:p>
+    <w:p>
+      <w:r>
+        <w:t xml:space="preserve">Койфлеты (англ. Coiflets) были разработаны Ингрид Добеши совместно с Рональдом Коффманом. Эти вейвлеты более симметричны, чем вейвлеты Добеши, и обозначаются как </w:t>
       </w:r>
       <m:oMath>
         <m:r>
@@ -7695,23 +6857,7 @@
         <w:t xml:space="preserve">. </w:t>
       </w:r>
       <w:r>
-        <w:t xml:space="preserve">Особенностью </w:t>
-      </w:r>
-      <w:proofErr w:type="spellStart"/>
-      <w:r>
-        <w:t>конструкции</w:t>
-      </w:r>
-      <w:proofErr w:type="spellEnd"/>
-      <w:r>
-        <w:t xml:space="preserve"> </w:t>
-      </w:r>
-      <w:proofErr w:type="spellStart"/>
-      <w:r>
-        <w:t>койфлетов</w:t>
-      </w:r>
-      <w:proofErr w:type="spellEnd"/>
-      <w:r>
-        <w:t xml:space="preserve"> является наличие нулевых моментов не только у самого вейв</w:t>
+        <w:t>Особенностью конструкции койфлетов является наличие нулевых моментов не только у самого вейв</w:t>
       </w:r>
       <w:r>
         <w:t>лета, но и у масштабирующей функции, что позволяет им лучше справляться с определ</w:t>
@@ -7724,168 +6870,30 @@
       </w:r>
     </w:p>
     <w:p>
-      <w:proofErr w:type="spellStart"/>
-      <w:r>
-        <w:t>Биортогональные</w:t>
-      </w:r>
-      <w:proofErr w:type="spellEnd"/>
-      <w:r>
-        <w:t xml:space="preserve"> </w:t>
-      </w:r>
-      <w:proofErr w:type="spellStart"/>
-      <w:r>
-        <w:t>вейвлеты</w:t>
-      </w:r>
-      <w:proofErr w:type="spellEnd"/>
-      <w:r>
-        <w:t xml:space="preserve"> (англ. </w:t>
-      </w:r>
-      <w:proofErr w:type="spellStart"/>
-      <w:r>
-        <w:t>Biorthogonal</w:t>
-      </w:r>
-      <w:proofErr w:type="spellEnd"/>
-      <w:r>
-        <w:t xml:space="preserve"> </w:t>
-      </w:r>
-      <w:proofErr w:type="spellStart"/>
-      <w:r>
-        <w:t>wavelets</w:t>
-      </w:r>
-      <w:proofErr w:type="spellEnd"/>
-      <w:r>
-        <w:t>) представляют собой обобщение ортогональных вейвлетов. Отличие биортогональных вейвлетов состоит в том, что они используют две различные системы функций: одну для прямого вейвлет-преобразования (</w:t>
-      </w:r>
-      <w:proofErr w:type="spellStart"/>
-      <w:r>
-        <w:t>декомпозиции</w:t>
-      </w:r>
-      <w:proofErr w:type="spellEnd"/>
-      <w:r>
-        <w:t xml:space="preserve">) и другую для обратного преобразования (реконструкции). Это обеспечивает дополнительную степень свободы по сравнению с ортогональными </w:t>
-      </w:r>
-      <w:proofErr w:type="spellStart"/>
-      <w:r>
-        <w:t>вейвлетами</w:t>
-      </w:r>
-      <w:proofErr w:type="spellEnd"/>
-      <w:r>
-        <w:t xml:space="preserve"> и позволяет достичь симметричности и точной реконструкции сигнала с использованием конечных фильтров (FIR </w:t>
+      <w:r>
+        <w:t xml:space="preserve">Биортогональные вейвлеты (англ. Biorthogonal wavelets) представляют собой обобщение ортогональных вейвлетов. Отличие биортогональных вейвлетов состоит в том, что они используют две различные системы функций: одну для прямого вейвлет-преобразования (декомпозиции) и другую для обратного преобразования (реконструкции). Это обеспечивает дополнительную степень свободы по сравнению с ортогональными вейвлетами и позволяет достичь симметричности и точной реконструкции сигнала с использованием конечных фильтров (FIR </w:t>
       </w:r>
       <w:r>
         <w:t>–</w:t>
       </w:r>
       <w:r>
-        <w:t xml:space="preserve"> </w:t>
-      </w:r>
-      <w:proofErr w:type="spellStart"/>
-      <w:r>
-        <w:t>Finite</w:t>
-      </w:r>
-      <w:proofErr w:type="spellEnd"/>
-      <w:r>
-        <w:t xml:space="preserve"> </w:t>
-      </w:r>
-      <w:proofErr w:type="spellStart"/>
-      <w:r>
-        <w:t>Impulse</w:t>
-      </w:r>
-      <w:proofErr w:type="spellEnd"/>
-      <w:r>
-        <w:t xml:space="preserve"> </w:t>
-      </w:r>
-      <w:proofErr w:type="spellStart"/>
-      <w:r>
-        <w:t>Response</w:t>
-      </w:r>
-      <w:proofErr w:type="spellEnd"/>
-      <w:r>
-        <w:t>).</w:t>
-      </w:r>
-    </w:p>
-    <w:p>
-      <w:proofErr w:type="spellStart"/>
-      <w:r>
-        <w:t>Обратные</w:t>
-      </w:r>
-      <w:proofErr w:type="spellEnd"/>
-      <w:r>
-        <w:t xml:space="preserve"> биортогональные </w:t>
-      </w:r>
-      <w:proofErr w:type="spellStart"/>
-      <w:r>
-        <w:t>вейвлеты</w:t>
-      </w:r>
-      <w:proofErr w:type="spellEnd"/>
-      <w:r>
-        <w:t xml:space="preserve"> (англ. </w:t>
-      </w:r>
-      <w:proofErr w:type="spellStart"/>
-      <w:r>
-        <w:t>Reverse</w:t>
-      </w:r>
-      <w:proofErr w:type="spellEnd"/>
-      <w:r>
-        <w:t xml:space="preserve"> </w:t>
-      </w:r>
-      <w:proofErr w:type="spellStart"/>
-      <w:r>
-        <w:t>biorthogonal</w:t>
-      </w:r>
-      <w:proofErr w:type="spellEnd"/>
-      <w:r>
-        <w:t xml:space="preserve"> </w:t>
-      </w:r>
-      <w:proofErr w:type="spellStart"/>
-      <w:r>
-        <w:t>wavelets</w:t>
-      </w:r>
-      <w:proofErr w:type="spellEnd"/>
-      <w:r>
-        <w:t>) получаются пут</w:t>
+        <w:t xml:space="preserve"> Finite Impulse Response).</w:t>
+      </w:r>
+    </w:p>
+    <w:p>
+      <w:r>
+        <w:t>Обратные биортогональные вейвлеты (англ. Reverse biorthogonal wavelets) получаются пут</w:t>
       </w:r>
       <w:r>
         <w:t>е</w:t>
       </w:r>
       <w:r>
-        <w:t xml:space="preserve">м перестановки функций фильтров прямого и обратного преобразований в биортогональных </w:t>
-      </w:r>
-      <w:proofErr w:type="spellStart"/>
-      <w:r>
-        <w:t>вейвлетах</w:t>
-      </w:r>
-      <w:proofErr w:type="spellEnd"/>
-      <w:r>
-        <w:t xml:space="preserve">. </w:t>
-      </w:r>
-    </w:p>
-    <w:p>
-      <w:r>
-        <w:t xml:space="preserve">Дискретное преобразование Мейера (англ. </w:t>
-      </w:r>
-      <w:proofErr w:type="spellStart"/>
-      <w:r>
-        <w:t>Discrete</w:t>
-      </w:r>
-      <w:proofErr w:type="spellEnd"/>
-      <w:r>
-        <w:t xml:space="preserve"> </w:t>
-      </w:r>
-      <w:proofErr w:type="spellStart"/>
-      <w:r>
-        <w:t>Meyer</w:t>
-      </w:r>
-      <w:proofErr w:type="spellEnd"/>
-      <w:r>
-        <w:t xml:space="preserve">) представляет </w:t>
-      </w:r>
-      <w:proofErr w:type="spellStart"/>
-      <w:r>
-        <w:t>собо</w:t>
-      </w:r>
-      <w:proofErr w:type="spellEnd"/>
-      <w:r>
-        <w:t>й аппроксимацию вейвлета Мейера в дискретной форме.</w:t>
+        <w:t xml:space="preserve">м перестановки функций фильтров прямого и обратного преобразований в биортогональных вейвлетах. </w:t>
+      </w:r>
+    </w:p>
+    <w:p>
+      <w:r>
+        <w:t>Дискретное преобразование Мейера (англ. Discrete Meyer) представляет собой аппроксимацию вейвлета Мейера в дискретной форме.</w:t>
       </w:r>
     </w:p>
     <w:p>
@@ -7917,15 +6925,7 @@
     </w:p>
     <w:p>
       <w:r>
-        <w:t xml:space="preserve">При выборе порядка вейвлета следует учитывать гладкость анализируемого сигнала. Для сигналов со слабыми флуктуациями и резкими переходами рекомендуется выбирать </w:t>
-      </w:r>
-      <w:proofErr w:type="spellStart"/>
-      <w:r>
-        <w:t>вейвлеты</w:t>
-      </w:r>
-      <w:proofErr w:type="spellEnd"/>
-      <w:r>
-        <w:t xml:space="preserve"> низкого порядка, такие как </w:t>
+        <w:t xml:space="preserve">При выборе порядка вейвлета следует учитывать гладкость анализируемого сигнала. Для сигналов со слабыми флуктуациями и резкими переходами рекомендуется выбирать вейвлеты низкого порядка, такие как </w:t>
       </w:r>
       <m:oMath>
         <m:r>
@@ -7947,15 +6947,7 @@
         </m:r>
       </m:oMath>
       <w:r>
-        <w:t xml:space="preserve">, которые лучше сохраняют информацию о локальных особенностях. Для более гладких сигналов целесообразно применять </w:t>
-      </w:r>
-      <w:proofErr w:type="spellStart"/>
-      <w:r>
-        <w:t>вейвлеты</w:t>
-      </w:r>
-      <w:proofErr w:type="spellEnd"/>
-      <w:r>
-        <w:t xml:space="preserve"> высокого </w:t>
+        <w:t xml:space="preserve">, которые лучше сохраняют информацию о локальных особенностях. Для более гладких сигналов целесообразно применять вейвлеты высокого </w:t>
       </w:r>
       <w:r>
         <w:lastRenderedPageBreak/>
@@ -7997,7 +6989,7 @@
     <w:p/>
     <w:p>
       <w:pPr>
-        <w:pStyle w:val="2"/>
+        <w:pStyle w:val="Heading2"/>
         <w:rPr>
           <w:szCs w:val="28"/>
         </w:rPr>
@@ -8006,10 +6998,7 @@
         <w:t>​</w:t>
       </w:r>
       <w:r>
-        <w:t>​</w:t>
-      </w:r>
-      <w:r>
-        <w:t xml:space="preserve">4 </w:t>
+        <w:t xml:space="preserve">​4 </w:t>
       </w:r>
       <w:r>
         <w:rPr>
@@ -8036,63 +7025,7 @@
     </w:p>
     <w:p>
       <w:r>
-        <w:t xml:space="preserve">​Стандарт JPEG2000 использует специально подобранные </w:t>
-      </w:r>
-      <w:proofErr w:type="spellStart"/>
-      <w:r>
-        <w:t>вейвлеты</w:t>
-      </w:r>
-      <w:proofErr w:type="spellEnd"/>
-      <w:r>
-        <w:t xml:space="preserve"> для достижения оптимального баланса между качеством и степенью сжатия. Для сжатия с потерями применяется вейвлет семейства CDF (</w:t>
-      </w:r>
-      <w:proofErr w:type="spellStart"/>
-      <w:r>
-        <w:t>Cohen-Daubechies-Feauveau</w:t>
-      </w:r>
-      <w:proofErr w:type="spellEnd"/>
-      <w:r>
-        <w:t xml:space="preserve">), в частности вейвлет 9/7 (обозначаемый как </w:t>
-      </w:r>
-      <w:proofErr w:type="spellStart"/>
-      <w:r>
-        <w:t>Daubechies</w:t>
-      </w:r>
-      <w:proofErr w:type="spellEnd"/>
-      <w:r>
-        <w:t xml:space="preserve"> 9/7), который обеспечивает отличную локализацию как во времени, так и по частоте. Для сжатия без потерь используется вейвлет </w:t>
-      </w:r>
-      <w:proofErr w:type="spellStart"/>
-      <w:r>
-        <w:t>LeGall</w:t>
-      </w:r>
-      <w:proofErr w:type="spellEnd"/>
-      <w:r>
-        <w:t xml:space="preserve"> 5/3 в сочетании с методом </w:t>
-      </w:r>
-      <w:proofErr w:type="spellStart"/>
-      <w:r>
-        <w:t>лифтинга</w:t>
-      </w:r>
-      <w:proofErr w:type="spellEnd"/>
-      <w:r>
-        <w:t xml:space="preserve">, разработанным </w:t>
-      </w:r>
-      <w:proofErr w:type="spellStart"/>
-      <w:r>
-        <w:t>Вимом</w:t>
-      </w:r>
-      <w:proofErr w:type="spellEnd"/>
-      <w:r>
-        <w:t xml:space="preserve"> </w:t>
-      </w:r>
-      <w:proofErr w:type="spellStart"/>
-      <w:r>
-        <w:t>Свелденсом</w:t>
-      </w:r>
-      <w:proofErr w:type="spellEnd"/>
-      <w:r>
-        <w:t>. Процесс разложения выполняется в несколько итераций (обычно 2-3), с целью выделить компоненты на различных масштабах.</w:t>
+        <w:t>​Стандарт JPEG2000 использует специально подобранные вейвлеты для достижения оптимального баланса между качеством и степенью сжатия. Для сжатия с потерями применяется вейвлет семейства CDF (Cohen-Daubechies-Feauveau), в частности вейвлет 9/7 (обозначаемый как Daubechies 9/7), который обеспечивает отличную локализацию как во времени, так и по частоте. Для сжатия без потерь используется вейвлет LeGall 5/3 в сочетании с методом лифтинга, разработанным Вимом Свелденсом. Процесс разложения выполняется в несколько итераций (обычно 2-3), с целью выделить компоненты на различных масштабах.</w:t>
       </w:r>
     </w:p>
     <w:p>
@@ -8107,128 +7040,24 @@
         <w:t>е</w:t>
       </w:r>
       <w:r>
-        <w:t xml:space="preserve">л особенно широкое применение в медицинской визуализации, где требуется сохранение </w:t>
-      </w:r>
-      <w:proofErr w:type="spellStart"/>
-      <w:r>
-        <w:t>диагностически</w:t>
-      </w:r>
-      <w:proofErr w:type="spellEnd"/>
-      <w:r>
-        <w:t xml:space="preserve"> значимых деталей при одновременном снижении объ</w:t>
+        <w:t>л особенно широкое применение в медицинской визуализации, где требуется сохранение диагностически значимых деталей при одновременном снижении объ</w:t>
       </w:r>
       <w:r>
         <w:t>е</w:t>
       </w:r>
       <w:r>
-        <w:t>ма данных для хранения и передачи. Формат DICOM (</w:t>
-      </w:r>
-      <w:proofErr w:type="spellStart"/>
-      <w:r>
-        <w:t>Digital</w:t>
-      </w:r>
-      <w:proofErr w:type="spellEnd"/>
-      <w:r>
-        <w:t xml:space="preserve"> </w:t>
-      </w:r>
-      <w:proofErr w:type="spellStart"/>
-      <w:r>
-        <w:t>Imaging</w:t>
-      </w:r>
-      <w:proofErr w:type="spellEnd"/>
-      <w:r>
-        <w:t xml:space="preserve"> and </w:t>
-      </w:r>
-      <w:proofErr w:type="spellStart"/>
-      <w:r>
-        <w:t>Communications</w:t>
-      </w:r>
-      <w:proofErr w:type="spellEnd"/>
-      <w:r>
-        <w:t xml:space="preserve"> </w:t>
-      </w:r>
-      <w:proofErr w:type="spellStart"/>
-      <w:r>
-        <w:t>in</w:t>
-      </w:r>
-      <w:proofErr w:type="spellEnd"/>
-      <w:r>
-        <w:t xml:space="preserve"> </w:t>
-      </w:r>
-      <w:proofErr w:type="spellStart"/>
-      <w:r>
-        <w:t>Medicine</w:t>
-      </w:r>
-      <w:proofErr w:type="spellEnd"/>
-      <w:r>
-        <w:t>) для медицинских изображений предусматривает использование JPEG2000 для лучшего сохранения качества.</w:t>
-      </w:r>
-    </w:p>
-    <w:p>
-      <w:r>
-        <w:t>На финальном этапе кодирования JPEG2000 использует алгоритм EBCOT (</w:t>
-      </w:r>
-      <w:proofErr w:type="spellStart"/>
-      <w:r>
-        <w:t>Embedded</w:t>
-      </w:r>
-      <w:proofErr w:type="spellEnd"/>
-      <w:r>
-        <w:t xml:space="preserve"> </w:t>
-      </w:r>
-      <w:proofErr w:type="spellStart"/>
-      <w:r>
-        <w:t>Block</w:t>
-      </w:r>
-      <w:proofErr w:type="spellEnd"/>
-      <w:r>
-        <w:t xml:space="preserve"> </w:t>
-      </w:r>
-      <w:proofErr w:type="spellStart"/>
-      <w:r>
-        <w:t>Coding</w:t>
-      </w:r>
-      <w:proofErr w:type="spellEnd"/>
-      <w:r>
-        <w:t xml:space="preserve"> </w:t>
-      </w:r>
-      <w:proofErr w:type="spellStart"/>
-      <w:r>
-        <w:t>with</w:t>
-      </w:r>
-      <w:proofErr w:type="spellEnd"/>
-      <w:r>
-        <w:t xml:space="preserve"> </w:t>
-      </w:r>
-      <w:proofErr w:type="spellStart"/>
-      <w:r>
-        <w:t>Optimized</w:t>
-      </w:r>
-      <w:proofErr w:type="spellEnd"/>
-      <w:r>
-        <w:t xml:space="preserve"> </w:t>
-      </w:r>
-      <w:proofErr w:type="spellStart"/>
-      <w:r>
-        <w:t>Truncation</w:t>
-      </w:r>
-      <w:proofErr w:type="spellEnd"/>
-      <w:r>
-        <w:t>) для дополнительного сжатия вейвлет-коэффициентов пут</w:t>
+        <w:t>ма данных для хранения и передачи. Формат DICOM (Digital Imaging and Communications in Medicine) для медицинских изображений предусматривает использование JPEG2000 для лучшего сохранения качества.</w:t>
+      </w:r>
+    </w:p>
+    <w:p>
+      <w:r>
+        <w:t>На финальном этапе кодирования JPEG2000 использует алгоритм EBCOT (Embedded Block Coding with Optimized Truncation) для дополнительного сжатия вейвлет-коэффициентов пут</w:t>
       </w:r>
       <w:r>
         <w:t>е</w:t>
       </w:r>
       <w:r>
-        <w:t xml:space="preserve">м </w:t>
-      </w:r>
-      <w:proofErr w:type="spellStart"/>
-      <w:r>
-        <w:t>энтропийного</w:t>
-      </w:r>
-      <w:proofErr w:type="spellEnd"/>
-      <w:r>
-        <w:t xml:space="preserve"> кодирования. Вейвлет-преобразование также находит применение при сжатии аудиоданных и видеопотоков, позволяя эффективно представлять различные типы информации на разных масштабах.</w:t>
+        <w:t>м энтропийного кодирования. Вейвлет-преобразование также находит применение при сжатии аудиоданных и видеопотоков, позволяя эффективно представлять различные типы информации на разных масштабах.</w:t>
       </w:r>
     </w:p>
     <w:p>
@@ -8261,50 +7090,13 @@
     </w:p>
     <w:p>
       <w:r>
-        <w:t xml:space="preserve">Эффективность вейвлет-шумоподавления зависит от правильного выбора нескольких параметров. Критически важен выбор подходящего семейства вейвлетов. Исследования показывают, что </w:t>
-      </w:r>
-      <w:proofErr w:type="spellStart"/>
-      <w:r>
-        <w:t>вейвлеты</w:t>
-      </w:r>
-      <w:proofErr w:type="spellEnd"/>
-      <w:r>
-        <w:t xml:space="preserve"> </w:t>
-      </w:r>
-      <w:proofErr w:type="spellStart"/>
-      <w:r>
-        <w:t>Койфлет</w:t>
-      </w:r>
-      <w:proofErr w:type="spellEnd"/>
-      <w:r>
-        <w:t xml:space="preserve"> порядка 5 и </w:t>
-      </w:r>
-      <w:proofErr w:type="spellStart"/>
-      <w:r>
-        <w:t>Симлет</w:t>
-      </w:r>
-      <w:proofErr w:type="spellEnd"/>
-      <w:r>
-        <w:t xml:space="preserve"> порядка 4 демонстрируют наилучшие результаты при использовании мягкой пороговой обработки. Выбор уровня декомпозиции (обычно от 2 до 8 уровней) также влияет на качество подавления шума и должен выбираться в зависимости от характера сигнала и уровня шума. Оптимальное значение порога можно выбрать различными методами, </w:t>
-      </w:r>
-      <w:proofErr w:type="gramStart"/>
-      <w:r>
-        <w:t>например</w:t>
-      </w:r>
-      <w:proofErr w:type="gramEnd"/>
-      <w:r>
-        <w:t xml:space="preserve"> через</w:t>
-      </w:r>
-      <w:r>
-        <w:t xml:space="preserve"> правило </w:t>
-      </w:r>
-      <w:proofErr w:type="spellStart"/>
-      <w:r>
-        <w:t>Штайна</w:t>
-      </w:r>
-      <w:proofErr w:type="spellEnd"/>
-      <w:r>
-        <w:t>, которое автоматически адаптирует порог к данным.</w:t>
+        <w:t xml:space="preserve">Эффективность вейвлет-шумоподавления зависит от правильного выбора нескольких параметров. Критически важен выбор подходящего семейства вейвлетов. Исследования показывают, что вейвлеты Койфлет порядка 5 и Симлет порядка 4 демонстрируют наилучшие результаты при использовании мягкой пороговой обработки. Выбор уровня декомпозиции (обычно от 2 до 8 уровней) также влияет на качество подавления шума и должен выбираться в зависимости от характера сигнала и уровня шума. Оптимальное значение порога можно выбрать различными методами, </w:t>
+      </w:r>
+      <w:r>
+        <w:t>например через</w:t>
+      </w:r>
+      <w:r>
+        <w:t xml:space="preserve"> правило Штайна, которое автоматически адаптирует порог к данным.</w:t>
       </w:r>
     </w:p>
     <w:p>
@@ -8327,23 +7119,12 @@
     <w:p>
       <w:r>
         <w:lastRenderedPageBreak/>
-        <w:t>Вейвлет-преобразование, особенно непрерывное, позволяет выявлять локальные особенности ЭКГ сигналов, такие как QRS-комплекс, и одновременно обеспечивает точную локал</w:t>
-      </w:r>
-      <w:r>
-        <w:t>изацию этих событий во времени.</w:t>
-      </w:r>
-    </w:p>
-    <w:p>
-      <w:r>
-        <w:t xml:space="preserve">Практические применения включают обнаружение преждевременных желудочковых сокращений, которые могут указывать на сердечную ишемию и риск развития желудочковой фибрилляции. Вейвлет-преобразование также используется для анализа сложных сердечных аритмий, таких как фибрилляция предсердий и желудочковая фибрилляция, позволяя выявлять характерные паттерны в зависимости от частоты сердечного ритма. Кроме того, </w:t>
-      </w:r>
-      <w:proofErr w:type="spellStart"/>
-      <w:r>
-        <w:t>вейвлеты</w:t>
-      </w:r>
-      <w:proofErr w:type="spellEnd"/>
-      <w:r>
-        <w:t xml:space="preserve"> применяются для диагностики ишемической болезни сердца пут</w:t>
+        <w:t>Вейвлет-преобразование, особенно непрерывное, позволяет выявлять локальные особенности ЭКГ сигналов, такие как QRS-комплекс, и одновременно обеспечивает точную локализацию этих событий во времени.</w:t>
+      </w:r>
+    </w:p>
+    <w:p>
+      <w:r>
+        <w:t>Практические применения включают обнаружение преждевременных желудочковых сокращений, которые могут указывать на сердечную ишемию и риск развития желудочковой фибрилляции. Вейвлет-преобразование также используется для анализа сложных сердечных аритмий, таких как фибрилляция предсердий и желудочковая фибрилляция, позволяя выявлять характерные паттерны в зависимости от частоты сердечного ритма. Кроме того, вейвлеты применяются для диагностики ишемической болезни сердца пут</w:t>
       </w:r>
       <w:r>
         <w:t>е</w:t>
@@ -8366,33 +7147,12 @@
         <w:t>–</w:t>
       </w:r>
       <w:r>
-        <w:t xml:space="preserve"> это метод регистрации электрической активности мозга, и анализ ЭЭГ сигналов представляет собой одну из самых сложных задач в обработке биомедицинских сигналов, поскольку ЭЭГ сигналы существенно </w:t>
-      </w:r>
-      <w:proofErr w:type="spellStart"/>
-      <w:r>
-        <w:t>нестационарны</w:t>
-      </w:r>
-      <w:proofErr w:type="spellEnd"/>
-      <w:r>
-        <w:t xml:space="preserve"> и содержат высокий уровень артефактов. </w:t>
-      </w:r>
-    </w:p>
-    <w:p>
-      <w:proofErr w:type="spellStart"/>
-      <w:r>
-        <w:t>Вейвлеты</w:t>
-      </w:r>
-      <w:proofErr w:type="spellEnd"/>
-      <w:r>
-        <w:t xml:space="preserve"> использовались для </w:t>
-      </w:r>
-      <w:proofErr w:type="spellStart"/>
-      <w:r>
-        <w:t>характеризации</w:t>
-      </w:r>
-      <w:proofErr w:type="spellEnd"/>
-      <w:r>
-        <w:t xml:space="preserve"> изменений в ЭЭГ плода, связанных со степенью развития, возрастом и воздействием лекарственных препаратов. В частности, был изучен эффект морфина на дыхание плода посредством вейвлет-анализа. Другое важное приложение </w:t>
+        <w:t xml:space="preserve"> это метод регистрации электрической активности мозга, и анализ ЭЭГ сигналов представляет собой одну из самых сложных задач в обработке биомедицинских сигналов, поскольку ЭЭГ сигналы существенно нестационарны и содержат высокий уровень артефактов. </w:t>
+      </w:r>
+    </w:p>
+    <w:p>
+      <w:r>
+        <w:t xml:space="preserve">Вейвлеты использовались для характеризации изменений в ЭЭГ плода, связанных со степенью развития, возрастом и воздействием лекарственных препаратов. В частности, был изучен эффект морфина на дыхание плода посредством вейвлет-анализа. Другое важное приложение </w:t>
       </w:r>
       <w:r>
         <w:t>–</w:t>
@@ -8403,31 +7163,12 @@
     </w:p>
     <w:p>
       <w:r>
-        <w:t>Медицинские изображения, полученные методом ЭЭГ, могут быть обработаны с целью удаления артефактов, возникающих от физиологических процессов, таких как движения глаз или мышечная активность. Для этого вейвлет-преобразование часто комбинируют с методом неза</w:t>
-      </w:r>
-      <w:r>
-        <w:t>висимого компонентного анализа</w:t>
-      </w:r>
-      <w:r>
-        <w:t xml:space="preserve"> для повышения эффективности.</w:t>
-      </w:r>
-    </w:p>
-    <w:p>
-      <w:proofErr w:type="spellStart"/>
-      <w:r>
-        <w:t>Вейвлеты</w:t>
-      </w:r>
-      <w:proofErr w:type="spellEnd"/>
-      <w:r>
-        <w:t xml:space="preserve"> также применяются для улучшения качества медицинских изображений. В маммографии, методе диагностики рака груди на основе рентгеновского излучения, вейвлет-преобразование используется для повышения контрастности и выделения патологических структур. После вейвлет-обработки аномалии выглядят контрастнее и легче распознаются при визуальном анализе, что способствует повышению эффективности ранней диагностики рака груди. Сжатие медицинских изображений с помощью вейвлетов позволяет сохранить </w:t>
-      </w:r>
-      <w:proofErr w:type="spellStart"/>
-      <w:r>
-        <w:t>диагностически</w:t>
-      </w:r>
-      <w:proofErr w:type="spellEnd"/>
-      <w:r>
-        <w:t xml:space="preserve"> значимые признаки даже при значительном снижении размера файла.</w:t>
+        <w:t>Медицинские изображения, полученные методом ЭЭГ, могут быть обработаны с целью удаления артефактов, возникающих от физиологических процессов, таких как движения глаз или мышечная активность. Для этого вейвлет-преобразование часто комбинируют с методом независимого компонентного анализа для повышения эффективности.</w:t>
+      </w:r>
+    </w:p>
+    <w:p>
+      <w:r>
+        <w:t>Вейвлеты также применяются для улучшения качества медицинских изображений. В маммографии, методе диагностики рака груди на основе рентгеновского излучения, вейвлет-преобразование используется для повышения контрастности и выделения патологических структур. После вейвлет-обработки аномалии выглядят контрастнее и легче распознаются при визуальном анализе, что способствует повышению эффективности ранней диагностики рака груди. Сжатие медицинских изображений с помощью вейвлетов позволяет сохранить диагностически значимые признаки даже при значительном снижении размера файла.</w:t>
       </w:r>
     </w:p>
     <w:p>
@@ -8445,23 +7186,12 @@
         <w:t>–</w:t>
       </w:r>
       <w:r>
-        <w:t xml:space="preserve"> высокие частоты анализируются в короткой части мембраны с высоким временным разрешением, а низкие частоты анализируются в более длинной части с лучшим частотным разрешением. Это поведение точно соответствует адаптивному раз</w:t>
-      </w:r>
-      <w:r>
-        <w:t>решению вейвлет-преобразования.</w:t>
-      </w:r>
-    </w:p>
-    <w:p>
-      <w:r>
-        <w:t xml:space="preserve">Вейвлет-преобразование позволяет выделить характерные признаки каждой фонемы на разных масштабах, что обусловливает его эффективность в задачах распознавания речи. Исследования показывают, что системы, основанные на вейвлет-преобразовании, показывают значительно лучшие результаты в распознавании фонем по сравнению с методами, использующими оконное преобразование Фурье. В частности, вейвлет-преобразование помогает преодолеть проблему </w:t>
-      </w:r>
-      <w:proofErr w:type="spellStart"/>
-      <w:r>
-        <w:t>дикторозависимости</w:t>
-      </w:r>
-      <w:proofErr w:type="spellEnd"/>
-      <w:r>
-        <w:t>, когда система, обученная на голосе одного человека, плохо работает для других дикторов.</w:t>
+        <w:t xml:space="preserve"> высокие частоты анализируются в короткой части мембраны с высоким временным разрешением, а низкие частоты анализируются в более длинной части с лучшим частотным разрешением. Это поведение точно соответствует адаптивному разрешению вейвлет-преобразования.</w:t>
+      </w:r>
+    </w:p>
+    <w:p>
+      <w:r>
+        <w:t>Вейвлет-преобразование позволяет выделить характерные признаки каждой фонемы на разных масштабах, что обусловливает его эффективность в задачах распознавания речи. Исследования показывают, что системы, основанные на вейвлет-преобразовании, показывают значительно лучшие результаты в распознавании фонем по сравнению с методами, использующими оконное преобразование Фурье. В частности, вейвлет-преобразование помогает преодолеть проблему дикторозависимости, когда система, обученная на голосе одного человека, плохо работает для других дикторов.</w:t>
       </w:r>
     </w:p>
     <w:p>
@@ -8477,53 +7207,13 @@
     </w:p>
     <w:p>
       <w:r>
-        <w:t xml:space="preserve">Помимо основных приложений, вейвлет-анализ находит применение в многочисленных других областях. В финансовом анализе </w:t>
-      </w:r>
-      <w:proofErr w:type="spellStart"/>
-      <w:r>
-        <w:t>вейвлеты</w:t>
-      </w:r>
-      <w:proofErr w:type="spellEnd"/>
-      <w:r>
-        <w:t xml:space="preserve"> используются для обнаружения быстрых изменений и колебаний на финансовых рынках, что позволяет выявлять тренды и аномалии в ценовых временных рядах. При обработке сейсмических данных </w:t>
-      </w:r>
-      <w:proofErr w:type="spellStart"/>
-      <w:r>
-        <w:t>вейвлеты</w:t>
-      </w:r>
-      <w:proofErr w:type="spellEnd"/>
-      <w:r>
-        <w:t xml:space="preserve"> помогают выявлять характерные признаки в записях землетрясений. В анализе интернет-трафика вейвлет-методы позволяют обнаруживать аномалии в потоках данных. </w:t>
-      </w:r>
-      <w:proofErr w:type="spellStart"/>
-      <w:r>
-        <w:t>Вейвлеты</w:t>
-      </w:r>
-      <w:proofErr w:type="spellEnd"/>
-      <w:r>
-        <w:t xml:space="preserve"> также применяются для обнаружения неисправностей в технических системах пут</w:t>
+        <w:t>Помимо основных приложений, вейвлет-анализ находит применение в многочисленных других областях. В финансовом анализе вейвлеты используются для обнаружения быстрых изменений и колебаний на финансовых рынках, что позволяет выявлять тренды и аномалии в ценовых временных рядах. При обработке сейсмических данных вейвлеты помогают выявлять характерные признаки в записях землетрясений. В анализе интернет-трафика вейвлет-методы позволяют обнаруживать аномалии в потоках данных. Вейвлеты также применяются для обнаружения неисправностей в технических системах пут</w:t>
       </w:r>
       <w:r>
         <w:t>е</w:t>
       </w:r>
       <w:r>
-        <w:t xml:space="preserve">м анализа вибраций и акустических сигналов. В области биометрии </w:t>
-      </w:r>
-      <w:proofErr w:type="spellStart"/>
-      <w:r>
-        <w:t>вейвлеты</w:t>
-      </w:r>
-      <w:proofErr w:type="spellEnd"/>
-      <w:r>
-        <w:t xml:space="preserve"> используются для извлечения и анализа характерных признаков из отпечатков пальцев и электрокардиограмм для целей идентификации человека. Наконец, вейвлет-преобразование интегрируется в современные системы глубокого обучения и </w:t>
-      </w:r>
-      <w:proofErr w:type="spellStart"/>
-      <w:r>
-        <w:t>нейросетей</w:t>
-      </w:r>
-      <w:proofErr w:type="spellEnd"/>
-      <w:r>
-        <w:t>, где используется для предварительной обработки сигналов и извлечения информативных признаков перед подачей данных в нейронные сети</w:t>
+        <w:t>м анализа вибраций и акустических сигналов. В области биометрии вейвлеты используются для извлечения и анализа характерных признаков из отпечатков пальцев и электрокардиограмм для целей идентификации человека. Наконец, вейвлет-преобразование интегрируется в современные системы глубокого обучения и нейросетей, где используется для предварительной обработки сигналов и извлечения информативных признаков перед подачей данных в нейронные сети</w:t>
       </w:r>
       <w:r>
         <w:t>.</w:t>
@@ -8532,19 +7222,13 @@
     <w:p/>
     <w:p>
       <w:pPr>
-        <w:pStyle w:val="2"/>
+        <w:pStyle w:val="Heading2"/>
         <w:rPr>
           <w:szCs w:val="28"/>
         </w:rPr>
       </w:pPr>
       <w:r>
-        <w:t>​​</w:t>
-      </w:r>
-      <w:r>
-        <w:t>5</w:t>
-      </w:r>
-      <w:r>
-        <w:t xml:space="preserve"> </w:t>
+        <w:t xml:space="preserve">​​5 </w:t>
       </w:r>
       <w:r>
         <w:rPr>
@@ -8559,15 +7243,7 @@
       </w:r>
       <w:r>
         <w:lastRenderedPageBreak/>
-        <w:t xml:space="preserve">преимущество состоит в адаптивном частотно-временном разрешении, позволяющем одновременно достичь хорошего разрешения как по времени, так и по частоте. Благодаря этому свойству </w:t>
-      </w:r>
-      <w:proofErr w:type="spellStart"/>
-      <w:r>
-        <w:t>вейвлеты</w:t>
-      </w:r>
-      <w:proofErr w:type="spellEnd"/>
-      <w:r>
-        <w:t xml:space="preserve"> идеально подходят для анализа нестационарных сигналов, где частотное содержание изменяется со временем, в то время как традиционное преобразование Фурье не может адекватно анализировать такие сигналы.</w:t>
+        <w:t>преимущество состоит в адаптивном частотно-временном разрешении, позволяющем одновременно достичь хорошего разрешения как по времени, так и по частоте. Благодаря этому свойству вейвлеты идеально подходят для анализа нестационарных сигналов, где частотное содержание изменяется со временем, в то время как традиционное преобразование Фурье не может адекватно анализировать такие сигналы.</w:t>
       </w:r>
     </w:p>
     <w:p>
@@ -8578,15 +7254,7 @@
         <w:t>–</w:t>
       </w:r>
       <w:r>
-        <w:t xml:space="preserve"> другое ключевое преимущество. Для большинства реальных сигналов большинство вейвлет-коэффициентов близки к нулю или равны нулю, что делает </w:t>
-      </w:r>
-      <w:proofErr w:type="spellStart"/>
-      <w:r>
-        <w:t>вейвлеты</w:t>
-      </w:r>
-      <w:proofErr w:type="spellEnd"/>
-      <w:r>
-        <w:t xml:space="preserve"> исключительно эффективными для сжатия данных. Локальность вейвлетов в пространстве и частоте позволяет им выявлять локальные особенности сигналов, такие как разрывы, ступеньки, пики и скачки, которые преобразование Фурье не может обнаружить эффективно, так как их энергия «размазывается» по всем гармоникам.</w:t>
+        <w:t xml:space="preserve"> другое ключевое преимущество. Для большинства реальных сигналов большинство вейвлет-коэффициентов близки к нулю или равны нулю, что делает вейвлеты исключительно эффективными для сжатия данных. Локальность вейвлетов в пространстве и частоте позволяет им выявлять локальные особенности сигналов, такие как разрывы, ступеньки, пики и скачки, которые преобразование Фурье не может обнаружить эффективно, так как их энергия «размазывается» по всем гармоникам.</w:t>
       </w:r>
     </w:p>
     <w:p>
@@ -8609,19 +7277,7 @@
           <w:rPr>
             <w:rFonts w:ascii="Cambria Math" w:hAnsi="Cambria Math"/>
           </w:rPr>
-          <m:t>O(N</m:t>
-        </m:r>
-        <m:r>
-          <w:rPr>
-            <w:rFonts w:ascii="Cambria Math" w:hAnsi="Cambria Math"/>
-          </w:rPr>
-          <m:t>∙</m:t>
-        </m:r>
-        <m:r>
-          <w:rPr>
-            <w:rFonts w:ascii="Cambria Math" w:hAnsi="Cambria Math"/>
-          </w:rPr>
-          <m:t>logN)</m:t>
+          <m:t>O(N∙logN)</m:t>
         </m:r>
       </m:oMath>
       <w:r>
@@ -8636,19 +7292,7 @@
     </w:p>
     <w:p>
       <w:r>
-        <w:t xml:space="preserve">Несмотря на значительные преимущества, вейвлет-методы </w:t>
-      </w:r>
-      <w:r>
-        <w:t>имеют ряд ограничений</w:t>
-      </w:r>
-      <w:r>
-        <w:t>, которые необходим</w:t>
-      </w:r>
-      <w:r>
-        <w:t>о учитывать при их применении. Н</w:t>
-      </w:r>
-      <w:r>
-        <w:t xml:space="preserve">аиболее критическое ограничение </w:t>
+        <w:t xml:space="preserve">Несмотря на значительные преимущества, вейвлет-методы имеют ряд ограничений, которые необходимо учитывать при их применении. Наиболее критическое ограничение </w:t>
       </w:r>
       <w:r>
         <w:t>–</w:t>
@@ -8679,15 +7323,7 @@
     </w:p>
     <w:p>
       <w:r>
-        <w:t xml:space="preserve">Дискретное вейвлет-преобразование не инвариантно к сдвигу: временной сдвиг входного сигнала может привести к существенному изменению энергии сигнала в коэффициентах DWT по разным масштабам. В некоторых приложениях, где требуется сдвиговая инвариантность, приходится использовать </w:t>
-      </w:r>
-      <w:proofErr w:type="spellStart"/>
-      <w:r>
-        <w:t>недецимированное</w:t>
-      </w:r>
-      <w:proofErr w:type="spellEnd"/>
-      <w:r>
-        <w:t xml:space="preserve"> вейвлет-преобразование, которое требует больших вычислительных затрат.</w:t>
+        <w:t>Дискретное вейвлет-преобразование не инвариантно к сдвигу: временной сдвиг входного сигнала может привести к существенному изменению энергии сигнала в коэффициентах DWT по разным масштабам. В некоторых приложениях, где требуется сдвиговая инвариантность, приходится использовать недецимированное вейвлет-преобразование, которое требует больших вычислительных затрат.</w:t>
       </w:r>
     </w:p>
     <w:p>
@@ -8730,7 +7366,7 @@
     </w:p>
     <w:p>
       <w:pPr>
-        <w:pStyle w:val="12"/>
+        <w:pStyle w:val="10"/>
         <w:jc w:val="center"/>
       </w:pPr>
       <w:r>
@@ -8740,39 +7376,7 @@
     </w:p>
     <w:p>
       <w:r>
-        <w:t xml:space="preserve">Вейвлет-анализ представляет собой одно из наиболее значительных достижений математики и теории сигналов, развитых в конце XX века. От своих скромных истоков в работах Альфреда Хаара в 1909 году до современных приложений в цифровой обработке сигналов, </w:t>
-      </w:r>
-      <w:proofErr w:type="spellStart"/>
-      <w:r>
-        <w:t>вейвлеты</w:t>
-      </w:r>
-      <w:proofErr w:type="spellEnd"/>
-      <w:r>
-        <w:t xml:space="preserve"> прошли долгий путь развития, особенно ускорившийся после работ Жана </w:t>
-      </w:r>
-      <w:proofErr w:type="spellStart"/>
-      <w:r>
-        <w:t>Морле</w:t>
-      </w:r>
-      <w:proofErr w:type="spellEnd"/>
-      <w:r>
-        <w:t xml:space="preserve">, Алекса </w:t>
-      </w:r>
-      <w:proofErr w:type="spellStart"/>
-      <w:r>
-        <w:t>Гроссмана</w:t>
-      </w:r>
-      <w:proofErr w:type="spellEnd"/>
-      <w:r>
-        <w:t xml:space="preserve"> и Ингрид </w:t>
-      </w:r>
-      <w:proofErr w:type="spellStart"/>
-      <w:r>
-        <w:t>Добеши</w:t>
-      </w:r>
-      <w:proofErr w:type="spellEnd"/>
-      <w:r>
-        <w:t xml:space="preserve"> в 1980-х годах. За последние четыре десятилетия вейвлет-анализ эволюционировал из чисто теоретического математического аппарата в мощный практический инструмент, нашедший применение во множестве областей науки и техники</w:t>
+        <w:t>Вейвлет-анализ представляет собой одно из наиболее значительных достижений математики и теории сигналов, развитых в конце XX века. От своих скромных истоков в работах Альфреда Хаара в 1909 году до современных приложений в цифровой обработке сигналов, вейвлеты прошли долгий путь развития, особенно ускорившийся после работ Жана Морле, Алекса Гроссмана и Ингрид Добеши в 1980-х годах. За последние четыре десятилетия вейвлет-анализ эволюционировал из чисто теоретического математического аппарата в мощный практический инструмент, нашедший применение во множестве областей науки и техники</w:t>
       </w:r>
       <w:r>
         <w:t>.</w:t>
@@ -8780,71 +7384,23 @@
     </w:p>
     <w:p>
       <w:r>
-        <w:t xml:space="preserve">Применение вейвлет-преобразований в цифровой обработке сигналов охватывает широкий спектр практических задач. В сжатии данных </w:t>
-      </w:r>
-      <w:proofErr w:type="spellStart"/>
-      <w:r>
-        <w:t>вейвлеты</w:t>
-      </w:r>
-      <w:proofErr w:type="spellEnd"/>
-      <w:r>
-        <w:t xml:space="preserve"> обеспечили разработку стандарта JPEG2000, который превосходит традиционный JPEG по качеству воссоздания изображений при высоких коэффициентах сжатия. В задачах шумоподавления вейвлет-методы позволяют выборочно удалять шумовые компоненты без потери полезного сигнала. В медицинской диагностике вейвлет-преобразование стало незаменимым инструментом анализа электрокардиограмм и электроэнцефалограмм. В распознавании речи </w:t>
-      </w:r>
-      <w:proofErr w:type="spellStart"/>
-      <w:r>
-        <w:t>вейвлеты</w:t>
-      </w:r>
-      <w:proofErr w:type="spellEnd"/>
-      <w:r>
-        <w:t xml:space="preserve"> обеспечивают лучшее соответствие естественному способу обработки звука человеческим ухом.</w:t>
-      </w:r>
-    </w:p>
-    <w:p>
-      <w:r>
-        <w:t xml:space="preserve">Несмотря на достигнутые успехи, вейвлет-анализ продолжает развиваться и совершенствоваться. Исследования в области рациональных вейвлетов, вейвлет-пакетов и их комбинации с искусственными </w:t>
-      </w:r>
-      <w:proofErr w:type="spellStart"/>
-      <w:r>
-        <w:t>нейросетями</w:t>
-      </w:r>
-      <w:proofErr w:type="spellEnd"/>
-      <w:r>
-        <w:t xml:space="preserve"> открывают новые перспективы для обработки сигналов и извлечения информативных признаков. Интеграция вейвлет-анализа с методами глубокого обучения представляет собой одно из наиболее активных направлений современных исследований.</w:t>
-      </w:r>
-    </w:p>
-    <w:p>
-      <w:r>
-        <w:t xml:space="preserve">Аналоговые реализации вейвлет-преобразования получают возрастающее внимание благодаря потенциалу их применения в </w:t>
-      </w:r>
-      <w:proofErr w:type="spellStart"/>
-      <w:r>
-        <w:t>низкопотребляющих</w:t>
-      </w:r>
-      <w:proofErr w:type="spellEnd"/>
-      <w:r>
-        <w:t xml:space="preserve"> мед</w:t>
+        <w:t>Применение вейвлет-преобразований в цифровой обработке сигналов охватывает широкий спектр практических задач. В сжатии данных вейвлеты обеспечили разработку стандарта JPEG2000, который превосходит традиционный JPEG по качеству воссоздания изображений при высоких коэффициентах сжатия. В задачах шумоподавления вейвлет-методы позволяют выборочно удалять шумовые компоненты без потери полезного сигнала. В медицинской диагностике вейвлет-преобразование стало незаменимым инструментом анализа электрокардиограмм и электроэнцефалограмм. В распознавании речи вейвлеты обеспечивают лучшее соответствие естественному способу обработки звука человеческим ухом.</w:t>
+      </w:r>
+    </w:p>
+    <w:p>
+      <w:r>
+        <w:t>Несмотря на достигнутые успехи, вейвлет-анализ продолжает развиваться и совершенствоваться. Исследования в области рациональных вейвлетов, вейвлет-пакетов и их комбинации с искусственными нейросетями открывают новые перспективы для обработки сигналов и извлечения информативных признаков. Интеграция вейвлет-анализа с методами глубокого обучения представляет собой одно из наиболее активных направлений современных исследований.</w:t>
+      </w:r>
+    </w:p>
+    <w:p>
+      <w:r>
+        <w:t>Аналоговые реализации вейвлет-преобразования получают возрастающее внимание благодаря потенциалу их применения в низкопотребляющих мед</w:t>
       </w:r>
       <w:r>
         <w:t>ицинских устройствах, таких как</w:t>
       </w:r>
       <w:r>
-        <w:t xml:space="preserve"> </w:t>
-      </w:r>
-      <w:proofErr w:type="spellStart"/>
-      <w:r>
-        <w:t>кардиодефибрилляторы</w:t>
-      </w:r>
-      <w:proofErr w:type="spellEnd"/>
-      <w:r>
-        <w:t xml:space="preserve">. Развитие методов </w:t>
-      </w:r>
-      <w:proofErr w:type="spellStart"/>
-      <w:r>
-        <w:t>лифтинга</w:t>
-      </w:r>
-      <w:proofErr w:type="spellEnd"/>
-      <w:r>
-        <w:t xml:space="preserve"> позволило упростить реализацию вейвлет-преобразований и преодолеть некоторые практические ограничения, связанные с граничными эффектами и масштабируемостью.</w:t>
+        <w:t xml:space="preserve"> кардиодефибрилляторы. Развитие методов лифтинга позволило упростить реализацию вейвлет-преобразований и преодолеть некоторые практические ограничения, связанные с граничными эффектами и масштабируемостью.</w:t>
       </w:r>
     </w:p>
     <w:p>
@@ -8882,7 +7438,7 @@
     </w:p>
     <w:p>
       <w:pPr>
-        <w:pStyle w:val="12"/>
+        <w:pStyle w:val="10"/>
         <w:jc w:val="center"/>
       </w:pPr>
       <w:r>
@@ -8912,22 +7468,18 @@
         </w:rPr>
         <w:t>://</w:t>
       </w:r>
-      <w:proofErr w:type="spellStart"/>
       <w:r>
         <w:t>ru</w:t>
       </w:r>
-      <w:proofErr w:type="spellEnd"/>
       <w:r>
         <w:rPr>
           <w:lang w:val="ru-RU"/>
         </w:rPr>
         <w:t>.</w:t>
       </w:r>
-      <w:proofErr w:type="spellStart"/>
       <w:r>
         <w:t>wikipedia</w:t>
       </w:r>
-      <w:proofErr w:type="spellEnd"/>
       <w:r>
         <w:rPr>
           <w:lang w:val="ru-RU"/>
@@ -8950,44 +7502,290 @@
         <w:rPr>
           <w:lang w:val="ru-RU"/>
         </w:rPr>
+        <w:t>/Непрерывное_вейвлет-преобразование. – Дата доступа: 22.12.2025.</w:t>
+      </w:r>
+    </w:p>
+    <w:p>
+      <w:pPr>
+        <w:pStyle w:val="1"/>
+        <w:rPr>
+          <w:lang w:val="ru-RU"/>
+        </w:rPr>
+      </w:pPr>
+      <w:r>
+        <w:rPr>
+          <w:lang w:val="ru-RU"/>
+        </w:rPr>
+        <w:t xml:space="preserve">Основы теории вейвлет-преобразования [Электронный ресурс] // </w:t>
+      </w:r>
+      <w:r>
+        <w:t>BaseGroup</w:t>
+      </w:r>
+      <w:r>
+        <w:rPr>
+          <w:lang w:val="ru-RU"/>
+        </w:rPr>
+        <w:t xml:space="preserve"> </w:t>
+      </w:r>
+      <w:r>
+        <w:t>Labs</w:t>
+      </w:r>
+      <w:r>
+        <w:rPr>
+          <w:lang w:val="ru-RU"/>
+        </w:rPr>
+        <w:t xml:space="preserve">. – Режим доступа: </w:t>
+      </w:r>
+      <w:r>
+        <w:t>https</w:t>
+      </w:r>
+      <w:r>
+        <w:rPr>
+          <w:lang w:val="ru-RU"/>
+        </w:rPr>
+        <w:t>://</w:t>
+      </w:r>
+      <w:r>
+        <w:t>basegroup</w:t>
+      </w:r>
+      <w:r>
+        <w:rPr>
+          <w:lang w:val="ru-RU"/>
+        </w:rPr>
+        <w:t>.</w:t>
+      </w:r>
+      <w:r>
+        <w:t>ru</w:t>
+      </w:r>
+      <w:r>
+        <w:rPr>
+          <w:lang w:val="ru-RU"/>
+        </w:rPr>
         <w:t>/</w:t>
       </w:r>
-      <w:proofErr w:type="spellStart"/>
+      <w:r>
+        <w:t>community</w:t>
+      </w:r>
       <w:r>
         <w:rPr>
           <w:lang w:val="ru-RU"/>
         </w:rPr>
-        <w:t>Непрерывное_вейвлет</w:t>
-      </w:r>
-      <w:proofErr w:type="spellEnd"/>
+        <w:t>/</w:t>
+      </w:r>
+      <w:r>
+        <w:t>articles</w:t>
+      </w:r>
       <w:r>
         <w:rPr>
           <w:lang w:val="ru-RU"/>
         </w:rPr>
-        <w:t>-преобразование</w:t>
+        <w:t>/</w:t>
+      </w:r>
+      <w:r>
+        <w:t>intro</w:t>
       </w:r>
       <w:r>
         <w:rPr>
           <w:lang w:val="ru-RU"/>
         </w:rPr>
-        <w:t>. – Дата доступа: 2</w:t>
+        <w:t>-</w:t>
+      </w:r>
+      <w:r>
+        <w:t>wavelets</w:t>
       </w:r>
       <w:r>
         <w:rPr>
           <w:lang w:val="ru-RU"/>
         </w:rPr>
-        <w:t>2</w:t>
-      </w:r>
-      <w:r>
+        <w:t>. – Дата доступа: 22.12.2025.</w:t>
+      </w:r>
+    </w:p>
+    <w:p>
+      <w:pPr>
+        <w:pStyle w:val="1"/>
         <w:rPr>
           <w:lang w:val="ru-RU"/>
         </w:rPr>
-        <w:t>.12.2025.</w:t>
+      </w:pPr>
+      <w:r>
+        <w:rPr>
+          <w:lang w:val="ru-RU"/>
+        </w:rPr>
+        <w:t xml:space="preserve">Непрерывный и дискретный Вейвлет преобразование [Электронный ресурс] // </w:t>
+      </w:r>
+      <w:r>
+        <w:t>MathWorks</w:t>
+      </w:r>
+      <w:r>
+        <w:rPr>
+          <w:lang w:val="ru-RU"/>
+        </w:rPr>
+        <w:t xml:space="preserve"> </w:t>
+      </w:r>
+      <w:r>
+        <w:t>Documentation</w:t>
+      </w:r>
+      <w:r>
+        <w:rPr>
+          <w:lang w:val="ru-RU"/>
+        </w:rPr>
+        <w:t xml:space="preserve">. – Режим доступа: </w:t>
+      </w:r>
+      <w:r>
+        <w:t>https</w:t>
+      </w:r>
+      <w:r>
+        <w:rPr>
+          <w:lang w:val="ru-RU"/>
+        </w:rPr>
+        <w:t>://</w:t>
+      </w:r>
+      <w:r>
+        <w:t>docs</w:t>
+      </w:r>
+      <w:r>
+        <w:rPr>
+          <w:lang w:val="ru-RU"/>
+        </w:rPr>
+        <w:t>.</w:t>
+      </w:r>
+      <w:r>
+        <w:t>exponenta</w:t>
+      </w:r>
+      <w:r>
+        <w:rPr>
+          <w:lang w:val="ru-RU"/>
+        </w:rPr>
+        <w:t>.</w:t>
+      </w:r>
+      <w:r>
+        <w:t>ru</w:t>
+      </w:r>
+      <w:r>
+        <w:rPr>
+          <w:lang w:val="ru-RU"/>
+        </w:rPr>
+        <w:t>/</w:t>
+      </w:r>
+      <w:r>
+        <w:t>R</w:t>
+      </w:r>
+      <w:r>
+        <w:rPr>
+          <w:lang w:val="ru-RU"/>
+        </w:rPr>
+        <w:t>2021</w:t>
+      </w:r>
+      <w:r>
+        <w:t>a</w:t>
+      </w:r>
+      <w:r>
+        <w:rPr>
+          <w:lang w:val="ru-RU"/>
+        </w:rPr>
+        <w:t>_</w:t>
+      </w:r>
+      <w:r>
+        <w:t>nmtnew</w:t>
+      </w:r>
+      <w:r>
+        <w:rPr>
+          <w:lang w:val="ru-RU"/>
+        </w:rPr>
+        <w:t>/</w:t>
+      </w:r>
+      <w:r>
+        <w:t>wavelet</w:t>
+      </w:r>
+      <w:r>
+        <w:rPr>
+          <w:lang w:val="ru-RU"/>
+        </w:rPr>
+        <w:t>/</w:t>
+      </w:r>
+      <w:r>
+        <w:t>gs</w:t>
+      </w:r>
+      <w:r>
+        <w:rPr>
+          <w:lang w:val="ru-RU"/>
+        </w:rPr>
+        <w:t>/</w:t>
+      </w:r>
+      <w:r>
+        <w:t>continuous</w:t>
+      </w:r>
+      <w:r>
+        <w:rPr>
+          <w:lang w:val="ru-RU"/>
+        </w:rPr>
+        <w:t>-</w:t>
+      </w:r>
+      <w:r>
+        <w:t>and</w:t>
+      </w:r>
+      <w:r>
+        <w:rPr>
+          <w:lang w:val="ru-RU"/>
+        </w:rPr>
+        <w:t>-</w:t>
+      </w:r>
+      <w:r>
+        <w:t>discrete</w:t>
+      </w:r>
+      <w:r>
+        <w:rPr>
+          <w:lang w:val="ru-RU"/>
+        </w:rPr>
+        <w:t>-</w:t>
+      </w:r>
+      <w:r>
+        <w:t>wavelet</w:t>
+      </w:r>
+      <w:r>
+        <w:rPr>
+          <w:lang w:val="ru-RU"/>
+        </w:rPr>
+        <w:t>-</w:t>
+      </w:r>
+      <w:r>
+        <w:t>transforms</w:t>
+      </w:r>
+      <w:r>
+        <w:rPr>
+          <w:lang w:val="ru-RU"/>
+        </w:rPr>
+        <w:t>.</w:t>
+      </w:r>
+      <w:r>
+        <w:t>html</w:t>
+      </w:r>
+      <w:r>
+        <w:rPr>
+          <w:lang w:val="ru-RU"/>
+        </w:rPr>
+        <w:t>. – Дата доступа: 23.12.2025.</w:t>
       </w:r>
     </w:p>
     <w:p>
       <w:pPr>
         <w:pStyle w:val="1"/>
+      </w:pPr>
+      <w:r>
+        <w:t>Haar wavelet [Electronic resource] // Wikipedia. – Mode of access: https://en.wikipedia.org/wiki/Haar_wavelet. – Date of access: 24.12.2025.</w:t>
+      </w:r>
+    </w:p>
+    <w:p>
+      <w:pPr>
+        <w:pStyle w:val="1"/>
+      </w:pPr>
+      <w:r>
+        <w:t>Daubechies wavelet [Electronic resource] // Wikipedia. – Mode of access: https://en.wikipedia.org/wiki/Daubechies_wavelet. – Date of access: 24.12.2025.</w:t>
+      </w:r>
+    </w:p>
+    <w:p>
+      <w:pPr>
+        <w:pStyle w:val="1"/>
         <w:rPr>
           <w:lang w:val="ru-RU"/>
         </w:rPr>
@@ -8996,800 +7794,222 @@
         <w:rPr>
           <w:lang w:val="ru-RU"/>
         </w:rPr>
-        <w:t xml:space="preserve">Основы теории вейвлет-преобразования [Электронный ресурс] // </w:t>
-      </w:r>
-      <w:proofErr w:type="spellStart"/>
-      <w:r>
-        <w:t>BaseGroup</w:t>
-      </w:r>
-      <w:proofErr w:type="spellEnd"/>
+        <w:t xml:space="preserve">Применение вейвлет-преобразования к обработке медико-биологических сигналов [Электронный ресурс] // Компьютерра. – Режим доступа: </w:t>
+      </w:r>
+      <w:r>
+        <w:t>http</w:t>
+      </w:r>
       <w:r>
         <w:rPr>
           <w:lang w:val="ru-RU"/>
         </w:rPr>
+        <w:t>://</w:t>
+      </w:r>
+      <w:r>
+        <w:t>old</w:t>
+      </w:r>
+      <w:r>
+        <w:rPr>
+          <w:lang w:val="ru-RU"/>
+        </w:rPr>
+        <w:t>.</w:t>
+      </w:r>
+      <w:r>
+        <w:t>computerra</w:t>
+      </w:r>
+      <w:r>
+        <w:rPr>
+          <w:lang w:val="ru-RU"/>
+        </w:rPr>
+        <w:t>.</w:t>
+      </w:r>
+      <w:r>
+        <w:t>ru</w:t>
+      </w:r>
+      <w:r>
+        <w:rPr>
+          <w:lang w:val="ru-RU"/>
+        </w:rPr>
+        <w:t>/193923/. – Дата доступа: 24.12.2025.</w:t>
+      </w:r>
+    </w:p>
+    <w:p>
+      <w:pPr>
+        <w:pStyle w:val="1"/>
+      </w:pPr>
+      <w:r>
+        <w:t>Wavelet‐Based Analysis of Heart‐Rate‐Dependent ECG Intervals [Electronic resource] / D. Roj [et al.] // PubMed Central. – Mode of access: https://pmc.ncbi.nlm.nih.gov/articles/PMC6932565/. – Date of access: 23.12.2025.</w:t>
+      </w:r>
+    </w:p>
+    <w:p>
+      <w:pPr>
+        <w:pStyle w:val="1"/>
+      </w:pPr>
+      <w:r>
+        <w:t>Wavelet Transform Made Simple [Electronic resource] // Spot Intelligence. – Mode of access: https://spotintelligence.com/2024/09/20/wavelet-transform/. – Date of access: 24.12.2025.</w:t>
+      </w:r>
+    </w:p>
+    <w:p>
+      <w:pPr>
+        <w:pStyle w:val="1"/>
+        <w:rPr>
+          <w:lang w:val="ru-RU"/>
+        </w:rPr>
+      </w:pPr>
+      <w:r>
+        <w:rPr>
+          <w:lang w:val="ru-RU"/>
+        </w:rPr>
+        <w:t xml:space="preserve">Цифровая обработка сигналов. Практическое руководство для инженеров и научных работников / Стивен Смит ; пер. с англ. А. Ю. Линовича, С. В.Витязева, И. С. Гусинского. </w:t>
+      </w:r>
+      <w:r>
+        <w:rPr>
+          <w:lang w:val="ru-RU"/>
+        </w:rPr>
+        <w:t>–</w:t>
+      </w:r>
+      <w:r>
+        <w:rPr>
+          <w:lang w:val="ru-RU"/>
+        </w:rPr>
+        <w:t xml:space="preserve"> М. : Додэка</w:t>
+      </w:r>
+      <w:r>
+        <w:t>XXI</w:t>
+      </w:r>
+      <w:r>
+        <w:rPr>
+          <w:lang w:val="ru-RU"/>
+        </w:rPr>
+        <w:t xml:space="preserve">, 2011. </w:t>
+      </w:r>
+      <w:r>
+        <w:rPr>
+          <w:lang w:val="ru-RU"/>
+        </w:rPr>
+        <w:t>–</w:t>
+      </w:r>
+      <w:r>
+        <w:rPr>
+          <w:lang w:val="ru-RU"/>
+        </w:rPr>
+        <w:t xml:space="preserve"> 720 с. +</w:t>
+      </w:r>
+      <w:r>
+        <w:t>CD</w:t>
+      </w:r>
+      <w:r>
+        <w:rPr>
+          <w:lang w:val="ru-RU"/>
+        </w:rPr>
+        <w:t xml:space="preserve"> : ил. </w:t>
+      </w:r>
+      <w:r>
+        <w:rPr>
+          <w:lang w:val="ru-RU"/>
+        </w:rPr>
+        <w:t>–</w:t>
+      </w:r>
+      <w:r>
+        <w:rPr>
+          <w:lang w:val="ru-RU"/>
+        </w:rPr>
+        <w:t xml:space="preserve"> Доп. тит. л. англ. </w:t>
+      </w:r>
+      <w:r>
+        <w:rPr>
+          <w:lang w:val="ru-RU"/>
+        </w:rPr>
+        <w:t>–</w:t>
+      </w:r>
+      <w:r>
+        <w:rPr>
+          <w:lang w:val="ru-RU"/>
+        </w:rPr>
         <w:t xml:space="preserve"> </w:t>
       </w:r>
       <w:r>
-        <w:t>Labs</w:t>
+        <w:t>ISBN</w:t>
       </w:r>
       <w:r>
         <w:rPr>
           <w:lang w:val="ru-RU"/>
         </w:rPr>
-        <w:t xml:space="preserve">. – Режим доступа: </w:t>
-      </w:r>
-      <w:r>
-        <w:t>https</w:t>
-      </w:r>
-      <w:r>
+        <w:t xml:space="preserve"> 9785941201457.</w:t>
+      </w:r>
+    </w:p>
+    <w:p>
+      <w:pPr>
+        <w:pStyle w:val="1"/>
         <w:rPr>
           <w:lang w:val="ru-RU"/>
         </w:rPr>
-        <w:t>://</w:t>
-      </w:r>
-      <w:proofErr w:type="spellStart"/>
-      <w:r>
-        <w:t>basegroup</w:t>
-      </w:r>
-      <w:proofErr w:type="spellEnd"/>
+      </w:pPr>
       <w:r>
         <w:rPr>
           <w:lang w:val="ru-RU"/>
         </w:rPr>
-        <w:t>.</w:t>
-      </w:r>
-      <w:proofErr w:type="spellStart"/>
-      <w:r>
-        <w:t>ru</w:t>
-      </w:r>
-      <w:proofErr w:type="spellEnd"/>
+        <w:t xml:space="preserve">Без паники! Цифровая об ра бот ка сиг на лов. / Юкио Сато : пер. с яп. Селиной Т. Г. М. : Додэка-XXI, 2010. </w:t>
+      </w:r>
       <w:r>
         <w:rPr>
           <w:lang w:val="ru-RU"/>
         </w:rPr>
-        <w:t>/</w:t>
-      </w:r>
-      <w:r>
-        <w:t>community</w:t>
+        <w:t>–</w:t>
       </w:r>
       <w:r>
         <w:rPr>
           <w:lang w:val="ru-RU"/>
         </w:rPr>
-        <w:t>/</w:t>
-      </w:r>
-      <w:r>
-        <w:t>articles</w:t>
+        <w:t xml:space="preserve"> 176 с. : ил. </w:t>
       </w:r>
       <w:r>
         <w:rPr>
           <w:lang w:val="ru-RU"/>
         </w:rPr>
-        <w:t>/</w:t>
-      </w:r>
-      <w:r>
-        <w:t>intro</w:t>
+        <w:t>–</w:t>
       </w:r>
       <w:r>
         <w:rPr>
           <w:lang w:val="ru-RU"/>
         </w:rPr>
+        <w:t xml:space="preserve"> Доп. тит. л. яп. </w:t>
+      </w:r>
+      <w:r>
+        <w:rPr>
+          <w:lang w:val="ru-RU"/>
+        </w:rPr>
+        <w:t>–</w:t>
+      </w:r>
+      <w:r>
+        <w:rPr>
+          <w:lang w:val="ru-RU"/>
+        </w:rPr>
+        <w:t xml:space="preserve"> ISBN 978-</w:t>
+      </w:r>
+      <w:r>
+        <w:rPr>
+          <w:lang w:val="ru-RU"/>
+        </w:rPr>
+        <w:t>5</w:t>
+      </w:r>
+      <w:r>
+        <w:rPr>
+          <w:lang w:val="ru-RU"/>
+        </w:rPr>
         <w:t>-</w:t>
       </w:r>
       <w:r>
-        <w:t>wavelets</w:t>
-      </w:r>
-      <w:r>
         <w:rPr>
           <w:lang w:val="ru-RU"/>
         </w:rPr>
-        <w:t>. – Дата доступа: 2</w:t>
+        <w:t>94120</w:t>
       </w:r>
       <w:r>
         <w:rPr>
           <w:lang w:val="ru-RU"/>
         </w:rPr>
-        <w:t>2</w:t>
-      </w:r>
-      <w:r>
-        <w:rPr>
-          <w:lang w:val="ru-RU"/>
-        </w:rPr>
-        <w:t>.12.2025.</w:t>
-      </w:r>
-    </w:p>
-    <w:p>
-      <w:pPr>
-        <w:pStyle w:val="1"/>
-        <w:rPr>
-          <w:lang w:val="ru-RU"/>
-        </w:rPr>
-      </w:pPr>
-      <w:r>
-        <w:rPr>
-          <w:lang w:val="ru-RU"/>
-        </w:rPr>
-        <w:t xml:space="preserve">Непрерывный и дискретный Вейвлет преобразование [Электронный ресурс] // </w:t>
-      </w:r>
-      <w:proofErr w:type="spellStart"/>
-      <w:r>
-        <w:t>MathWorks</w:t>
-      </w:r>
-      <w:proofErr w:type="spellEnd"/>
-      <w:r>
-        <w:rPr>
-          <w:lang w:val="ru-RU"/>
-        </w:rPr>
-        <w:t xml:space="preserve"> </w:t>
-      </w:r>
-      <w:r>
-        <w:t>Documentation</w:t>
-      </w:r>
-      <w:r>
-        <w:rPr>
-          <w:lang w:val="ru-RU"/>
-        </w:rPr>
-        <w:t xml:space="preserve">. – Режим доступа: </w:t>
-      </w:r>
-      <w:r>
-        <w:t>https</w:t>
-      </w:r>
-      <w:r>
-        <w:rPr>
-          <w:lang w:val="ru-RU"/>
-        </w:rPr>
-        <w:t>://</w:t>
-      </w:r>
-      <w:r>
-        <w:t>docs</w:t>
-      </w:r>
-      <w:r>
-        <w:rPr>
-          <w:lang w:val="ru-RU"/>
-        </w:rPr>
-        <w:t>.</w:t>
-      </w:r>
-      <w:proofErr w:type="spellStart"/>
-      <w:r>
-        <w:t>exponenta</w:t>
-      </w:r>
-      <w:proofErr w:type="spellEnd"/>
-      <w:r>
-        <w:rPr>
-          <w:lang w:val="ru-RU"/>
-        </w:rPr>
-        <w:t>.</w:t>
-      </w:r>
-      <w:proofErr w:type="spellStart"/>
-      <w:r>
-        <w:t>ru</w:t>
-      </w:r>
-      <w:proofErr w:type="spellEnd"/>
-      <w:r>
-        <w:rPr>
-          <w:lang w:val="ru-RU"/>
-        </w:rPr>
-        <w:t>/</w:t>
-      </w:r>
-      <w:r>
-        <w:t>R</w:t>
-      </w:r>
-      <w:r>
-        <w:rPr>
-          <w:lang w:val="ru-RU"/>
-        </w:rPr>
-        <w:t>2021</w:t>
-      </w:r>
-      <w:r>
-        <w:t>a</w:t>
-      </w:r>
-      <w:r>
-        <w:rPr>
-          <w:lang w:val="ru-RU"/>
-        </w:rPr>
-        <w:t>_</w:t>
-      </w:r>
-      <w:proofErr w:type="spellStart"/>
-      <w:r>
-        <w:t>nmtnew</w:t>
-      </w:r>
-      <w:proofErr w:type="spellEnd"/>
-      <w:r>
-        <w:rPr>
-          <w:lang w:val="ru-RU"/>
-        </w:rPr>
-        <w:t>/</w:t>
-      </w:r>
-      <w:r>
-        <w:t>wavelet</w:t>
-      </w:r>
-      <w:r>
-        <w:rPr>
-          <w:lang w:val="ru-RU"/>
-        </w:rPr>
-        <w:t>/</w:t>
-      </w:r>
-      <w:proofErr w:type="spellStart"/>
-      <w:r>
-        <w:t>gs</w:t>
-      </w:r>
-      <w:proofErr w:type="spellEnd"/>
-      <w:r>
-        <w:rPr>
-          <w:lang w:val="ru-RU"/>
-        </w:rPr>
-        <w:t>/</w:t>
-      </w:r>
-      <w:r>
-        <w:t>continuous</w:t>
-      </w:r>
-      <w:r>
-        <w:rPr>
-          <w:lang w:val="ru-RU"/>
-        </w:rPr>
-        <w:t>-</w:t>
-      </w:r>
-      <w:r>
-        <w:t>and</w:t>
-      </w:r>
-      <w:r>
-        <w:rPr>
-          <w:lang w:val="ru-RU"/>
-        </w:rPr>
-        <w:t>-</w:t>
-      </w:r>
-      <w:r>
-        <w:t>discrete</w:t>
-      </w:r>
-      <w:r>
-        <w:rPr>
-          <w:lang w:val="ru-RU"/>
-        </w:rPr>
-        <w:t>-</w:t>
-      </w:r>
-      <w:r>
-        <w:t>wavelet</w:t>
-      </w:r>
-      <w:r>
-        <w:rPr>
-          <w:lang w:val="ru-RU"/>
-        </w:rPr>
-        <w:t>-</w:t>
-      </w:r>
-      <w:r>
-        <w:t>transforms</w:t>
-      </w:r>
-      <w:r>
-        <w:rPr>
-          <w:lang w:val="ru-RU"/>
-        </w:rPr>
-        <w:t>.</w:t>
-      </w:r>
-      <w:r>
-        <w:t>html</w:t>
-      </w:r>
-      <w:r>
-        <w:rPr>
-          <w:lang w:val="ru-RU"/>
-        </w:rPr>
-        <w:t>. – Дата доступа: 2</w:t>
-      </w:r>
-      <w:r>
-        <w:rPr>
-          <w:lang w:val="ru-RU"/>
-        </w:rPr>
-        <w:t>3</w:t>
-      </w:r>
-      <w:r>
-        <w:rPr>
-          <w:lang w:val="ru-RU"/>
-        </w:rPr>
-        <w:t>.12.2025.</w:t>
-      </w:r>
-    </w:p>
-    <w:p>
-      <w:pPr>
-        <w:pStyle w:val="1"/>
-      </w:pPr>
-      <w:proofErr w:type="spellStart"/>
-      <w:r>
-        <w:t>Haar</w:t>
-      </w:r>
-      <w:proofErr w:type="spellEnd"/>
-      <w:r>
-        <w:t xml:space="preserve"> wavelet [Electronic resource] // Wikipedia. – Mode of access: https://en.wikipedia.org/wiki/Haar_wavelet. – Date of access: 24.12.2025.</w:t>
-      </w:r>
-    </w:p>
-    <w:p>
-      <w:pPr>
-        <w:pStyle w:val="1"/>
-      </w:pPr>
-      <w:proofErr w:type="spellStart"/>
-      <w:r>
-        <w:t>Daubechies</w:t>
-      </w:r>
-      <w:proofErr w:type="spellEnd"/>
-      <w:r>
-        <w:t xml:space="preserve"> wavelet [Electronic resource] // Wikipedia. – Mode of access: https://en.wikipedia.org/wiki/Daubechies_wavelet. – Date of access: 24.12.2025.</w:t>
-      </w:r>
-    </w:p>
-    <w:p>
-      <w:pPr>
-        <w:pStyle w:val="1"/>
-        <w:rPr>
-          <w:lang w:val="ru-RU"/>
-        </w:rPr>
-      </w:pPr>
-      <w:r>
-        <w:rPr>
-          <w:lang w:val="ru-RU"/>
-        </w:rPr>
-        <w:t xml:space="preserve">Применение вейвлет-преобразования к обработке медико-биологических сигналов [Электронный ресурс] // </w:t>
-      </w:r>
-      <w:proofErr w:type="spellStart"/>
-      <w:r>
-        <w:rPr>
-          <w:lang w:val="ru-RU"/>
-        </w:rPr>
-        <w:t>Компьютерра</w:t>
-      </w:r>
-      <w:proofErr w:type="spellEnd"/>
-      <w:r>
-        <w:rPr>
-          <w:lang w:val="ru-RU"/>
-        </w:rPr>
-        <w:t xml:space="preserve">. – Режим доступа: </w:t>
-      </w:r>
-      <w:r>
-        <w:t>http</w:t>
-      </w:r>
-      <w:r>
-        <w:rPr>
-          <w:lang w:val="ru-RU"/>
-        </w:rPr>
-        <w:t>://</w:t>
-      </w:r>
-      <w:r>
-        <w:t>old</w:t>
-      </w:r>
-      <w:r>
-        <w:rPr>
-          <w:lang w:val="ru-RU"/>
-        </w:rPr>
-        <w:t>.</w:t>
-      </w:r>
-      <w:proofErr w:type="spellStart"/>
-      <w:r>
-        <w:t>computerra</w:t>
-      </w:r>
-      <w:proofErr w:type="spellEnd"/>
-      <w:r>
-        <w:rPr>
-          <w:lang w:val="ru-RU"/>
-        </w:rPr>
-        <w:t>.</w:t>
-      </w:r>
-      <w:proofErr w:type="spellStart"/>
-      <w:r>
-        <w:t>ru</w:t>
-      </w:r>
-      <w:proofErr w:type="spellEnd"/>
-      <w:r>
-        <w:rPr>
-          <w:lang w:val="ru-RU"/>
-        </w:rPr>
-        <w:t>/193923/. – Дата доступа: 24.12.2025.</w:t>
-      </w:r>
-    </w:p>
-    <w:p>
-      <w:pPr>
-        <w:pStyle w:val="1"/>
-      </w:pPr>
-      <w:r>
-        <w:t xml:space="preserve">Wavelet‐Based Analysis of Heart‐Rate‐Dependent ECG Intervals [Electronic resource] / D. </w:t>
-      </w:r>
-      <w:proofErr w:type="spellStart"/>
-      <w:r>
-        <w:t>Roj</w:t>
-      </w:r>
-      <w:proofErr w:type="spellEnd"/>
-      <w:r>
-        <w:t xml:space="preserve"> [et al.] // PubMed Central. – Mode of access: https://pmc.ncbi.nlm.nih.gov/articles/PMC6932565/. – Date of access: 2</w:t>
-      </w:r>
-      <w:r>
-        <w:t>3</w:t>
-      </w:r>
-      <w:r>
-        <w:t>.12.2025.</w:t>
-      </w:r>
-    </w:p>
-    <w:p>
-      <w:pPr>
-        <w:pStyle w:val="1"/>
-      </w:pPr>
-      <w:r>
-        <w:t>Wavelet Transform Made Simple [Electronic resource] // Spot Intelligence. – Mode of access: https://spotintelligence.com/2024/09/20/wavelet-transform/. – Date of access: 24.12.2025.</w:t>
-      </w:r>
-    </w:p>
-    <w:p>
-      <w:pPr>
-        <w:pStyle w:val="1"/>
-        <w:rPr>
-          <w:lang w:val="ru-RU"/>
-        </w:rPr>
-      </w:pPr>
-      <w:r>
-        <w:rPr>
-          <w:lang w:val="ru-RU"/>
-        </w:rPr>
-        <w:t xml:space="preserve">Цифровая обработка сигналов. Практическое руководство для инженеров и научных работников / Стивен </w:t>
-      </w:r>
-      <w:proofErr w:type="gramStart"/>
-      <w:r>
-        <w:rPr>
-          <w:lang w:val="ru-RU"/>
-        </w:rPr>
-        <w:t>Смит ;</w:t>
-      </w:r>
-      <w:proofErr w:type="gramEnd"/>
-      <w:r>
-        <w:rPr>
-          <w:lang w:val="ru-RU"/>
-        </w:rPr>
-        <w:t xml:space="preserve"> пер. с англ. А. Ю. </w:t>
-      </w:r>
-      <w:proofErr w:type="spellStart"/>
-      <w:r>
-        <w:rPr>
-          <w:lang w:val="ru-RU"/>
-        </w:rPr>
-        <w:t>Линовича</w:t>
-      </w:r>
-      <w:proofErr w:type="spellEnd"/>
-      <w:r>
-        <w:rPr>
-          <w:lang w:val="ru-RU"/>
-        </w:rPr>
-        <w:t xml:space="preserve">, С. </w:t>
-      </w:r>
-      <w:proofErr w:type="spellStart"/>
-      <w:r>
-        <w:rPr>
-          <w:lang w:val="ru-RU"/>
-        </w:rPr>
-        <w:t>В.Витязева</w:t>
-      </w:r>
-      <w:proofErr w:type="spellEnd"/>
-      <w:r>
-        <w:rPr>
-          <w:lang w:val="ru-RU"/>
-        </w:rPr>
-        <w:t xml:space="preserve">, И. С. Гусинского. </w:t>
-      </w:r>
-      <w:r>
-        <w:rPr>
-          <w:lang w:val="ru-RU"/>
-        </w:rPr>
-        <w:t>–</w:t>
-      </w:r>
-      <w:r>
-        <w:rPr>
-          <w:lang w:val="ru-RU"/>
-        </w:rPr>
-        <w:t xml:space="preserve"> </w:t>
-      </w:r>
-      <w:proofErr w:type="gramStart"/>
-      <w:r>
-        <w:rPr>
-          <w:lang w:val="ru-RU"/>
-        </w:rPr>
-        <w:t>М. :</w:t>
-      </w:r>
-      <w:proofErr w:type="gramEnd"/>
-      <w:r>
-        <w:rPr>
-          <w:lang w:val="ru-RU"/>
-        </w:rPr>
-        <w:t xml:space="preserve"> </w:t>
-      </w:r>
-      <w:proofErr w:type="spellStart"/>
-      <w:r>
-        <w:rPr>
-          <w:lang w:val="ru-RU"/>
-        </w:rPr>
-        <w:t>Додэка</w:t>
-      </w:r>
-      <w:proofErr w:type="spellEnd"/>
-      <w:r>
-        <w:t>XXI</w:t>
-      </w:r>
-      <w:r>
-        <w:rPr>
-          <w:lang w:val="ru-RU"/>
-        </w:rPr>
-        <w:t xml:space="preserve">, 2011. </w:t>
-      </w:r>
-      <w:r>
-        <w:rPr>
-          <w:lang w:val="ru-RU"/>
-        </w:rPr>
-        <w:t>–</w:t>
-      </w:r>
-      <w:r>
-        <w:rPr>
-          <w:lang w:val="ru-RU"/>
-        </w:rPr>
-        <w:t xml:space="preserve"> 720 с. +</w:t>
-      </w:r>
-      <w:proofErr w:type="gramStart"/>
-      <w:r>
-        <w:t>CD</w:t>
-      </w:r>
-      <w:r>
-        <w:rPr>
-          <w:lang w:val="ru-RU"/>
-        </w:rPr>
-        <w:t xml:space="preserve"> :</w:t>
-      </w:r>
-      <w:proofErr w:type="gramEnd"/>
-      <w:r>
-        <w:rPr>
-          <w:lang w:val="ru-RU"/>
-        </w:rPr>
-        <w:t xml:space="preserve"> ил. </w:t>
-      </w:r>
-      <w:r>
-        <w:rPr>
-          <w:lang w:val="ru-RU"/>
-        </w:rPr>
-        <w:t>–</w:t>
-      </w:r>
-      <w:r>
-        <w:rPr>
-          <w:lang w:val="ru-RU"/>
-        </w:rPr>
-        <w:t xml:space="preserve"> </w:t>
-      </w:r>
-      <w:r>
-        <w:rPr>
-          <w:lang w:val="ru-RU"/>
-        </w:rPr>
-        <w:t xml:space="preserve">Доп. </w:t>
-      </w:r>
-      <w:proofErr w:type="spellStart"/>
-      <w:r>
-        <w:rPr>
-          <w:lang w:val="ru-RU"/>
-        </w:rPr>
-        <w:t>тит</w:t>
-      </w:r>
-      <w:proofErr w:type="spellEnd"/>
-      <w:r>
-        <w:rPr>
-          <w:lang w:val="ru-RU"/>
-        </w:rPr>
-        <w:t xml:space="preserve">. л. англ. </w:t>
-      </w:r>
-      <w:r>
-        <w:rPr>
-          <w:lang w:val="ru-RU"/>
-        </w:rPr>
-        <w:t>–</w:t>
-      </w:r>
-      <w:r>
-        <w:rPr>
-          <w:lang w:val="ru-RU"/>
-        </w:rPr>
-        <w:t xml:space="preserve"> </w:t>
-      </w:r>
-      <w:r>
-        <w:t>ISBN</w:t>
-      </w:r>
-      <w:r>
-        <w:rPr>
-          <w:lang w:val="ru-RU"/>
-        </w:rPr>
-        <w:t xml:space="preserve"> 9785941201457.</w:t>
-      </w:r>
-    </w:p>
-    <w:p>
-      <w:pPr>
-        <w:pStyle w:val="1"/>
-        <w:rPr>
-          <w:lang w:val="ru-RU"/>
-        </w:rPr>
-      </w:pPr>
-      <w:r>
-        <w:rPr>
-          <w:lang w:val="ru-RU"/>
-        </w:rPr>
-        <w:t xml:space="preserve">Без паники! Цифровая об </w:t>
-      </w:r>
-      <w:proofErr w:type="spellStart"/>
-      <w:r>
-        <w:rPr>
-          <w:lang w:val="ru-RU"/>
-        </w:rPr>
-        <w:t>ра</w:t>
-      </w:r>
-      <w:proofErr w:type="spellEnd"/>
-      <w:r>
-        <w:rPr>
-          <w:lang w:val="ru-RU"/>
-        </w:rPr>
-        <w:t xml:space="preserve"> бот ка сиг на лов. / Юкио </w:t>
-      </w:r>
-      <w:proofErr w:type="spellStart"/>
-      <w:proofErr w:type="gramStart"/>
-      <w:r>
-        <w:rPr>
-          <w:lang w:val="ru-RU"/>
-        </w:rPr>
-        <w:t>Сато</w:t>
-      </w:r>
-      <w:proofErr w:type="spellEnd"/>
-      <w:r>
-        <w:rPr>
-          <w:lang w:val="ru-RU"/>
-        </w:rPr>
-        <w:t xml:space="preserve"> :</w:t>
-      </w:r>
-      <w:proofErr w:type="gramEnd"/>
-      <w:r>
-        <w:rPr>
-          <w:lang w:val="ru-RU"/>
-        </w:rPr>
-        <w:t xml:space="preserve"> пер.</w:t>
-      </w:r>
-      <w:r>
-        <w:rPr>
-          <w:lang w:val="ru-RU"/>
-        </w:rPr>
-        <w:t xml:space="preserve"> </w:t>
-      </w:r>
-      <w:r>
-        <w:rPr>
-          <w:lang w:val="ru-RU"/>
-        </w:rPr>
-        <w:t xml:space="preserve">с яп. Селиной Т. Г. М. : </w:t>
-      </w:r>
-      <w:proofErr w:type="spellStart"/>
-      <w:r>
-        <w:rPr>
-          <w:lang w:val="ru-RU"/>
-        </w:rPr>
-        <w:t>Додэка</w:t>
-      </w:r>
-      <w:proofErr w:type="spellEnd"/>
-      <w:r>
-        <w:rPr>
-          <w:lang w:val="ru-RU"/>
-        </w:rPr>
-        <w:t>-</w:t>
-      </w:r>
-      <w:r>
-        <w:rPr>
-          <w:lang w:val="ru-RU"/>
-        </w:rPr>
-        <w:t xml:space="preserve">XXI, 2010. </w:t>
-      </w:r>
-      <w:r>
-        <w:rPr>
-          <w:lang w:val="ru-RU"/>
-        </w:rPr>
-        <w:t>–</w:t>
-      </w:r>
-      <w:r>
-        <w:rPr>
-          <w:lang w:val="ru-RU"/>
-        </w:rPr>
-        <w:t xml:space="preserve"> 176 </w:t>
-      </w:r>
-      <w:proofErr w:type="gramStart"/>
-      <w:r>
-        <w:rPr>
-          <w:lang w:val="ru-RU"/>
-        </w:rPr>
-        <w:t>с. :</w:t>
-      </w:r>
-      <w:proofErr w:type="gramEnd"/>
-      <w:r>
-        <w:rPr>
-          <w:lang w:val="ru-RU"/>
-        </w:rPr>
-        <w:t xml:space="preserve"> ил. </w:t>
-      </w:r>
-      <w:r>
-        <w:rPr>
-          <w:lang w:val="ru-RU"/>
-        </w:rPr>
-        <w:t>–</w:t>
-      </w:r>
-      <w:r>
-        <w:rPr>
-          <w:lang w:val="ru-RU"/>
-        </w:rPr>
-        <w:t xml:space="preserve"> Доп.</w:t>
-      </w:r>
-      <w:r>
-        <w:rPr>
-          <w:lang w:val="ru-RU"/>
-        </w:rPr>
-        <w:t xml:space="preserve"> </w:t>
-      </w:r>
-      <w:proofErr w:type="spellStart"/>
-      <w:r>
-        <w:rPr>
-          <w:lang w:val="ru-RU"/>
-        </w:rPr>
-        <w:t>тит</w:t>
-      </w:r>
-      <w:proofErr w:type="spellEnd"/>
-      <w:r>
-        <w:rPr>
-          <w:lang w:val="ru-RU"/>
-        </w:rPr>
-        <w:t xml:space="preserve">. л. яп. </w:t>
-      </w:r>
-      <w:r>
-        <w:rPr>
-          <w:lang w:val="ru-RU"/>
-        </w:rPr>
-        <w:t>–</w:t>
-      </w:r>
-      <w:r>
-        <w:rPr>
-          <w:lang w:val="ru-RU"/>
-        </w:rPr>
-        <w:t xml:space="preserve"> ISBN 978</w:t>
-      </w:r>
-      <w:r>
-        <w:rPr>
-          <w:lang w:val="ru-RU"/>
-        </w:rPr>
-        <w:t>-</w:t>
-      </w:r>
-      <w:r>
-        <w:rPr>
-          <w:lang w:val="ru-RU"/>
-        </w:rPr>
-        <w:t>5</w:t>
-      </w:r>
-      <w:r>
-        <w:rPr>
-          <w:lang w:val="ru-RU"/>
-        </w:rPr>
-        <w:t>-</w:t>
-      </w:r>
-      <w:r>
-        <w:rPr>
-          <w:lang w:val="ru-RU"/>
-        </w:rPr>
-        <w:t>94120</w:t>
-      </w:r>
-      <w:r>
-        <w:rPr>
-          <w:lang w:val="ru-RU"/>
-        </w:rPr>
-        <w:t>-</w:t>
-      </w:r>
-      <w:r>
-        <w:rPr>
-          <w:lang w:val="ru-RU"/>
-        </w:rPr>
-        <w:t>251</w:t>
-      </w:r>
-      <w:r>
-        <w:rPr>
-          <w:lang w:val="ru-RU"/>
-        </w:rPr>
-        <w:t>-</w:t>
-      </w:r>
-      <w:r>
-        <w:rPr>
-          <w:lang w:val="ru-RU"/>
-        </w:rPr>
-        <w:t>5.</w:t>
+        <w:t>-251-5.</w:t>
       </w:r>
     </w:p>
     <w:sectPr>
@@ -9806,7 +8026,7 @@
 </file>
 
 <file path=word/endnotes.xml><?xml version="1.0" encoding="utf-8"?>
-<w:endnotes xmlns:wpc="http://schemas.microsoft.com/office/word/2010/wordprocessingCanvas" xmlns:cx="http://schemas.microsoft.com/office/drawing/2014/chartex" xmlns:cx1="http://schemas.microsoft.com/office/drawing/2015/9/8/chartex" xmlns:mc="http://schemas.openxmlformats.org/markup-compatibility/2006" xmlns:o="urn:schemas-microsoft-com:office:office" xmlns:r="http://schemas.openxmlformats.org/officeDocument/2006/relationships" xmlns:m="http://schemas.openxmlformats.org/officeDocument/2006/math" xmlns:v="urn:schemas-microsoft-com:vml" xmlns:wp14="http://schemas.microsoft.com/office/word/2010/wordprocessingDrawing" xmlns:wp="http://schemas.openxmlformats.org/drawingml/2006/wordprocessingDrawing" xmlns:w10="urn:schemas-microsoft-com:office:word" xmlns:w="http://schemas.openxmlformats.org/wordprocessingml/2006/main" xmlns:w14="http://schemas.microsoft.com/office/word/2010/wordml" xmlns:w15="http://schemas.microsoft.com/office/word/2012/wordml" xmlns:w16se="http://schemas.microsoft.com/office/word/2015/wordml/symex" xmlns:wpg="http://schemas.microsoft.com/office/word/2010/wordprocessingGroup" xmlns:wpi="http://schemas.microsoft.com/office/word/2010/wordprocessingInk" xmlns:wne="http://schemas.microsoft.com/office/word/2006/wordml" xmlns:wps="http://schemas.microsoft.com/office/word/2010/wordprocessingShape" mc:Ignorable="w14 w15 w16se wp14">
+<w:endnotes xmlns:wpc="http://schemas.microsoft.com/office/word/2010/wordprocessingCanvas" xmlns:cx="http://schemas.microsoft.com/office/drawing/2014/chartex" xmlns:cx1="http://schemas.microsoft.com/office/drawing/2015/9/8/chartex" xmlns:cx2="http://schemas.microsoft.com/office/drawing/2015/10/21/chartex" xmlns:cx3="http://schemas.microsoft.com/office/drawing/2016/5/9/chartex" xmlns:cx4="http://schemas.microsoft.com/office/drawing/2016/5/10/chartex" xmlns:cx5="http://schemas.microsoft.com/office/drawing/2016/5/11/chartex" xmlns:cx6="http://schemas.microsoft.com/office/drawing/2016/5/12/chartex" xmlns:cx7="http://schemas.microsoft.com/office/drawing/2016/5/13/chartex" xmlns:cx8="http://schemas.microsoft.com/office/drawing/2016/5/14/chartex" xmlns:mc="http://schemas.openxmlformats.org/markup-compatibility/2006" xmlns:aink="http://schemas.microsoft.com/office/drawing/2016/ink" xmlns:am3d="http://schemas.microsoft.com/office/drawing/2017/model3d" xmlns:o="urn:schemas-microsoft-com:office:office" xmlns:r="http://schemas.openxmlformats.org/officeDocument/2006/relationships" xmlns:m="http://schemas.openxmlformats.org/officeDocument/2006/math" xmlns:v="urn:schemas-microsoft-com:vml" xmlns:wp14="http://schemas.microsoft.com/office/word/2010/wordprocessingDrawing" xmlns:wp="http://schemas.openxmlformats.org/drawingml/2006/wordprocessingDrawing" xmlns:w10="urn:schemas-microsoft-com:office:word" xmlns:w="http://schemas.openxmlformats.org/wordprocessingml/2006/main" xmlns:w14="http://schemas.microsoft.com/office/word/2010/wordml" xmlns:w15="http://schemas.microsoft.com/office/word/2012/wordml" xmlns:w16cex="http://schemas.microsoft.com/office/word/2018/wordml/cex" xmlns:w16cid="http://schemas.microsoft.com/office/word/2016/wordml/cid" xmlns:w16="http://schemas.microsoft.com/office/word/2018/wordml" xmlns:w16sdtdh="http://schemas.microsoft.com/office/word/2020/wordml/sdtdatahash" xmlns:w16se="http://schemas.microsoft.com/office/word/2015/wordml/symex" xmlns:wpg="http://schemas.microsoft.com/office/word/2010/wordprocessingGroup" xmlns:wpi="http://schemas.microsoft.com/office/word/2010/wordprocessingInk" xmlns:wne="http://schemas.microsoft.com/office/word/2006/wordml" xmlns:wps="http://schemas.microsoft.com/office/word/2010/wordprocessingShape" mc:Ignorable="w14 w15 w16se w16cid w16 w16cex w16sdtdh wp14">
   <w:endnote w:type="separator" w:id="-1">
     <w:p>
       <w:r>
@@ -9825,7 +8045,7 @@
 </file>
 
 <file path=word/footer1.xml><?xml version="1.0" encoding="utf-8"?>
-<w:ftr xmlns:wpc="http://schemas.microsoft.com/office/word/2010/wordprocessingCanvas" xmlns:cx="http://schemas.microsoft.com/office/drawing/2014/chartex" xmlns:cx1="http://schemas.microsoft.com/office/drawing/2015/9/8/chartex" xmlns:mc="http://schemas.openxmlformats.org/markup-compatibility/2006" xmlns:o="urn:schemas-microsoft-com:office:office" xmlns:r="http://schemas.openxmlformats.org/officeDocument/2006/relationships" xmlns:m="http://schemas.openxmlformats.org/officeDocument/2006/math" xmlns:v="urn:schemas-microsoft-com:vml" xmlns:wp14="http://schemas.microsoft.com/office/word/2010/wordprocessingDrawing" xmlns:wp="http://schemas.openxmlformats.org/drawingml/2006/wordprocessingDrawing" xmlns:w10="urn:schemas-microsoft-com:office:word" xmlns:w="http://schemas.openxmlformats.org/wordprocessingml/2006/main" xmlns:w14="http://schemas.microsoft.com/office/word/2010/wordml" xmlns:w15="http://schemas.microsoft.com/office/word/2012/wordml" xmlns:w16se="http://schemas.microsoft.com/office/word/2015/wordml/symex" xmlns:wpg="http://schemas.microsoft.com/office/word/2010/wordprocessingGroup" xmlns:wpi="http://schemas.microsoft.com/office/word/2010/wordprocessingInk" xmlns:wne="http://schemas.microsoft.com/office/word/2006/wordml" xmlns:wps="http://schemas.microsoft.com/office/word/2010/wordprocessingShape" mc:Ignorable="w14 w15 w16se wp14">
+<w:ftr xmlns:wpc="http://schemas.microsoft.com/office/word/2010/wordprocessingCanvas" xmlns:cx="http://schemas.microsoft.com/office/drawing/2014/chartex" xmlns:cx1="http://schemas.microsoft.com/office/drawing/2015/9/8/chartex" xmlns:cx2="http://schemas.microsoft.com/office/drawing/2015/10/21/chartex" xmlns:cx3="http://schemas.microsoft.com/office/drawing/2016/5/9/chartex" xmlns:cx4="http://schemas.microsoft.com/office/drawing/2016/5/10/chartex" xmlns:cx5="http://schemas.microsoft.com/office/drawing/2016/5/11/chartex" xmlns:cx6="http://schemas.microsoft.com/office/drawing/2016/5/12/chartex" xmlns:cx7="http://schemas.microsoft.com/office/drawing/2016/5/13/chartex" xmlns:cx8="http://schemas.microsoft.com/office/drawing/2016/5/14/chartex" xmlns:mc="http://schemas.openxmlformats.org/markup-compatibility/2006" xmlns:aink="http://schemas.microsoft.com/office/drawing/2016/ink" xmlns:am3d="http://schemas.microsoft.com/office/drawing/2017/model3d" xmlns:o="urn:schemas-microsoft-com:office:office" xmlns:r="http://schemas.openxmlformats.org/officeDocument/2006/relationships" xmlns:m="http://schemas.openxmlformats.org/officeDocument/2006/math" xmlns:v="urn:schemas-microsoft-com:vml" xmlns:wp14="http://schemas.microsoft.com/office/word/2010/wordprocessingDrawing" xmlns:wp="http://schemas.openxmlformats.org/drawingml/2006/wordprocessingDrawing" xmlns:w10="urn:schemas-microsoft-com:office:word" xmlns:w="http://schemas.openxmlformats.org/wordprocessingml/2006/main" xmlns:w14="http://schemas.microsoft.com/office/word/2010/wordml" xmlns:w15="http://schemas.microsoft.com/office/word/2012/wordml" xmlns:w16cex="http://schemas.microsoft.com/office/word/2018/wordml/cex" xmlns:w16cid="http://schemas.microsoft.com/office/word/2016/wordml/cid" xmlns:w16="http://schemas.microsoft.com/office/word/2018/wordml" xmlns:w16sdtdh="http://schemas.microsoft.com/office/word/2020/wordml/sdtdatahash" xmlns:w16se="http://schemas.microsoft.com/office/word/2015/wordml/symex" xmlns:wpg="http://schemas.microsoft.com/office/word/2010/wordprocessingGroup" xmlns:wpi="http://schemas.microsoft.com/office/word/2010/wordprocessingInk" xmlns:wne="http://schemas.microsoft.com/office/word/2006/wordml" xmlns:wps="http://schemas.microsoft.com/office/word/2010/wordprocessingShape" mc:Ignorable="w14 w15 w16se w16cid w16 w16cex w16sdtdh wp14">
   <w:sdt>
     <w:sdtPr>
       <w:id w:val="-997342125"/>
@@ -9834,10 +8054,11 @@
         <w:docPartUnique/>
       </w:docPartObj>
     </w:sdtPr>
+    <w:sdtEndPr/>
     <w:sdtContent>
       <w:p>
         <w:pPr>
-          <w:pStyle w:val="a9"/>
+          <w:pStyle w:val="Footer"/>
           <w:jc w:val="right"/>
         </w:pPr>
         <w:r>
@@ -9863,14 +8084,14 @@
   </w:sdt>
   <w:p>
     <w:pPr>
-      <w:pStyle w:val="a9"/>
+      <w:pStyle w:val="Footer"/>
     </w:pPr>
   </w:p>
 </w:ftr>
 </file>
 
 <file path=word/footnotes.xml><?xml version="1.0" encoding="utf-8"?>
-<w:footnotes xmlns:wpc="http://schemas.microsoft.com/office/word/2010/wordprocessingCanvas" xmlns:cx="http://schemas.microsoft.com/office/drawing/2014/chartex" xmlns:cx1="http://schemas.microsoft.com/office/drawing/2015/9/8/chartex" xmlns:mc="http://schemas.openxmlformats.org/markup-compatibility/2006" xmlns:o="urn:schemas-microsoft-com:office:office" xmlns:r="http://schemas.openxmlformats.org/officeDocument/2006/relationships" xmlns:m="http://schemas.openxmlformats.org/officeDocument/2006/math" xmlns:v="urn:schemas-microsoft-com:vml" xmlns:wp14="http://schemas.microsoft.com/office/word/2010/wordprocessingDrawing" xmlns:wp="http://schemas.openxmlformats.org/drawingml/2006/wordprocessingDrawing" xmlns:w10="urn:schemas-microsoft-com:office:word" xmlns:w="http://schemas.openxmlformats.org/wordprocessingml/2006/main" xmlns:w14="http://schemas.microsoft.com/office/word/2010/wordml" xmlns:w15="http://schemas.microsoft.com/office/word/2012/wordml" xmlns:w16se="http://schemas.microsoft.com/office/word/2015/wordml/symex" xmlns:wpg="http://schemas.microsoft.com/office/word/2010/wordprocessingGroup" xmlns:wpi="http://schemas.microsoft.com/office/word/2010/wordprocessingInk" xmlns:wne="http://schemas.microsoft.com/office/word/2006/wordml" xmlns:wps="http://schemas.microsoft.com/office/word/2010/wordprocessingShape" mc:Ignorable="w14 w15 w16se wp14">
+<w:footnotes xmlns:wpc="http://schemas.microsoft.com/office/word/2010/wordprocessingCanvas" xmlns:cx="http://schemas.microsoft.com/office/drawing/2014/chartex" xmlns:cx1="http://schemas.microsoft.com/office/drawing/2015/9/8/chartex" xmlns:cx2="http://schemas.microsoft.com/office/drawing/2015/10/21/chartex" xmlns:cx3="http://schemas.microsoft.com/office/drawing/2016/5/9/chartex" xmlns:cx4="http://schemas.microsoft.com/office/drawing/2016/5/10/chartex" xmlns:cx5="http://schemas.microsoft.com/office/drawing/2016/5/11/chartex" xmlns:cx6="http://schemas.microsoft.com/office/drawing/2016/5/12/chartex" xmlns:cx7="http://schemas.microsoft.com/office/drawing/2016/5/13/chartex" xmlns:cx8="http://schemas.microsoft.com/office/drawing/2016/5/14/chartex" xmlns:mc="http://schemas.openxmlformats.org/markup-compatibility/2006" xmlns:aink="http://schemas.microsoft.com/office/drawing/2016/ink" xmlns:am3d="http://schemas.microsoft.com/office/drawing/2017/model3d" xmlns:o="urn:schemas-microsoft-com:office:office" xmlns:r="http://schemas.openxmlformats.org/officeDocument/2006/relationships" xmlns:m="http://schemas.openxmlformats.org/officeDocument/2006/math" xmlns:v="urn:schemas-microsoft-com:vml" xmlns:wp14="http://schemas.microsoft.com/office/word/2010/wordprocessingDrawing" xmlns:wp="http://schemas.openxmlformats.org/drawingml/2006/wordprocessingDrawing" xmlns:w10="urn:schemas-microsoft-com:office:word" xmlns:w="http://schemas.openxmlformats.org/wordprocessingml/2006/main" xmlns:w14="http://schemas.microsoft.com/office/word/2010/wordml" xmlns:w15="http://schemas.microsoft.com/office/word/2012/wordml" xmlns:w16cex="http://schemas.microsoft.com/office/word/2018/wordml/cex" xmlns:w16cid="http://schemas.microsoft.com/office/word/2016/wordml/cid" xmlns:w16="http://schemas.microsoft.com/office/word/2018/wordml" xmlns:w16sdtdh="http://schemas.microsoft.com/office/word/2020/wordml/sdtdatahash" xmlns:w16se="http://schemas.microsoft.com/office/word/2015/wordml/symex" xmlns:wpg="http://schemas.microsoft.com/office/word/2010/wordprocessingGroup" xmlns:wpi="http://schemas.microsoft.com/office/word/2010/wordprocessingInk" xmlns:wne="http://schemas.microsoft.com/office/word/2006/wordml" xmlns:wps="http://schemas.microsoft.com/office/word/2010/wordprocessingShape" mc:Ignorable="w14 w15 w16se w16cid w16 w16cex w16sdtdh wp14">
   <w:footnote w:type="separator" w:id="-1">
     <w:p>
       <w:r>
@@ -9889,7 +8110,7 @@
 </file>
 
 <file path=word/numbering.xml><?xml version="1.0" encoding="utf-8"?>
-<w:numbering xmlns:wpc="http://schemas.microsoft.com/office/word/2010/wordprocessingCanvas" xmlns:cx="http://schemas.microsoft.com/office/drawing/2014/chartex" xmlns:cx1="http://schemas.microsoft.com/office/drawing/2015/9/8/chartex" xmlns:mc="http://schemas.openxmlformats.org/markup-compatibility/2006" xmlns:o="urn:schemas-microsoft-com:office:office" xmlns:r="http://schemas.openxmlformats.org/officeDocument/2006/relationships" xmlns:m="http://schemas.openxmlformats.org/officeDocument/2006/math" xmlns:v="urn:schemas-microsoft-com:vml" xmlns:wp14="http://schemas.microsoft.com/office/word/2010/wordprocessingDrawing" xmlns:wp="http://schemas.openxmlformats.org/drawingml/2006/wordprocessingDrawing" xmlns:w10="urn:schemas-microsoft-com:office:word" xmlns:w="http://schemas.openxmlformats.org/wordprocessingml/2006/main" xmlns:w14="http://schemas.microsoft.com/office/word/2010/wordml" xmlns:w15="http://schemas.microsoft.com/office/word/2012/wordml" xmlns:w16se="http://schemas.microsoft.com/office/word/2015/wordml/symex" xmlns:wpg="http://schemas.microsoft.com/office/word/2010/wordprocessingGroup" xmlns:wpi="http://schemas.microsoft.com/office/word/2010/wordprocessingInk" xmlns:wne="http://schemas.microsoft.com/office/word/2006/wordml" xmlns:wps="http://schemas.microsoft.com/office/word/2010/wordprocessingShape" mc:Ignorable="w14 w15 w16se wp14">
+<w:numbering xmlns:wpc="http://schemas.microsoft.com/office/word/2010/wordprocessingCanvas" xmlns:cx="http://schemas.microsoft.com/office/drawing/2014/chartex" xmlns:cx1="http://schemas.microsoft.com/office/drawing/2015/9/8/chartex" xmlns:cx2="http://schemas.microsoft.com/office/drawing/2015/10/21/chartex" xmlns:cx3="http://schemas.microsoft.com/office/drawing/2016/5/9/chartex" xmlns:cx4="http://schemas.microsoft.com/office/drawing/2016/5/10/chartex" xmlns:cx5="http://schemas.microsoft.com/office/drawing/2016/5/11/chartex" xmlns:cx6="http://schemas.microsoft.com/office/drawing/2016/5/12/chartex" xmlns:cx7="http://schemas.microsoft.com/office/drawing/2016/5/13/chartex" xmlns:cx8="http://schemas.microsoft.com/office/drawing/2016/5/14/chartex" xmlns:mc="http://schemas.openxmlformats.org/markup-compatibility/2006" xmlns:aink="http://schemas.microsoft.com/office/drawing/2016/ink" xmlns:am3d="http://schemas.microsoft.com/office/drawing/2017/model3d" xmlns:o="urn:schemas-microsoft-com:office:office" xmlns:r="http://schemas.openxmlformats.org/officeDocument/2006/relationships" xmlns:m="http://schemas.openxmlformats.org/officeDocument/2006/math" xmlns:v="urn:schemas-microsoft-com:vml" xmlns:wp14="http://schemas.microsoft.com/office/word/2010/wordprocessingDrawing" xmlns:wp="http://schemas.openxmlformats.org/drawingml/2006/wordprocessingDrawing" xmlns:w10="urn:schemas-microsoft-com:office:word" xmlns:w="http://schemas.openxmlformats.org/wordprocessingml/2006/main" xmlns:w14="http://schemas.microsoft.com/office/word/2010/wordml" xmlns:w15="http://schemas.microsoft.com/office/word/2012/wordml" xmlns:w16cex="http://schemas.microsoft.com/office/word/2018/wordml/cex" xmlns:w16cid="http://schemas.microsoft.com/office/word/2016/wordml/cid" xmlns:w16="http://schemas.microsoft.com/office/word/2018/wordml" xmlns:w16sdtdh="http://schemas.microsoft.com/office/word/2020/wordml/sdtdatahash" xmlns:w16se="http://schemas.microsoft.com/office/word/2015/wordml/symex" xmlns:wpg="http://schemas.microsoft.com/office/word/2010/wordprocessingGroup" xmlns:wpi="http://schemas.microsoft.com/office/word/2010/wordprocessingInk" xmlns:wne="http://schemas.microsoft.com/office/word/2006/wordml" xmlns:wps="http://schemas.microsoft.com/office/word/2010/wordprocessingShape" mc:Ignorable="w14 w15 w16se w16cid w16 w16cex w16sdtdh wp14">
   <w:abstractNum w:abstractNumId="0" w15:restartNumberingAfterBreak="0">
     <w:nsid w:val="047A7189"/>
     <w:multiLevelType w:val="hybridMultilevel"/>
@@ -9986,7 +8207,7 @@
     <w:lvl w:ilvl="0">
       <w:start w:val="1"/>
       <w:numFmt w:val="decimal"/>
-      <w:pStyle w:val="a"/>
+      <w:pStyle w:val="ListParagraph"/>
       <w:suff w:val="space"/>
       <w:lvlText w:val="%1."/>
       <w:lvlJc w:val="left"/>
@@ -10312,7 +8533,7 @@
     <w:nsid w:val="2ADC7C5D"/>
     <w:multiLevelType w:val="multilevel"/>
     <w:tmpl w:val="380EECAC"/>
-    <w:styleLink w:val="a0"/>
+    <w:styleLink w:val="a"/>
     <w:lvl w:ilvl="0">
       <w:start w:val="1"/>
       <w:numFmt w:val="decimal"/>
@@ -11668,7 +9889,7 @@
     <w:lvl w:ilvl="0" w:tplc="FBA0EBF2">
       <w:start w:val="1"/>
       <w:numFmt w:val="bullet"/>
-      <w:pStyle w:val="a1"/>
+      <w:pStyle w:val="a0"/>
       <w:suff w:val="space"/>
       <w:lvlText w:val=""/>
       <w:lvlJc w:val="left"/>
@@ -12319,7 +10540,7 @@
 </file>
 
 <file path=word/styles.xml><?xml version="1.0" encoding="utf-8"?>
-<w:styles xmlns:mc="http://schemas.openxmlformats.org/markup-compatibility/2006" xmlns:r="http://schemas.openxmlformats.org/officeDocument/2006/relationships" xmlns:w="http://schemas.openxmlformats.org/wordprocessingml/2006/main" xmlns:w14="http://schemas.microsoft.com/office/word/2010/wordml" xmlns:w15="http://schemas.microsoft.com/office/word/2012/wordml" xmlns:w16se="http://schemas.microsoft.com/office/word/2015/wordml/symex" mc:Ignorable="w14 w15 w16se">
+<w:styles xmlns:mc="http://schemas.openxmlformats.org/markup-compatibility/2006" xmlns:r="http://schemas.openxmlformats.org/officeDocument/2006/relationships" xmlns:w="http://schemas.openxmlformats.org/wordprocessingml/2006/main" xmlns:w14="http://schemas.microsoft.com/office/word/2010/wordml" xmlns:w15="http://schemas.microsoft.com/office/word/2012/wordml" xmlns:w16cex="http://schemas.microsoft.com/office/word/2018/wordml/cex" xmlns:w16cid="http://schemas.microsoft.com/office/word/2016/wordml/cid" xmlns:w16="http://schemas.microsoft.com/office/word/2018/wordml" xmlns:w16sdtdh="http://schemas.microsoft.com/office/word/2020/wordml/sdtdatahash" xmlns:w16se="http://schemas.microsoft.com/office/word/2015/wordml/symex" mc:Ignorable="w14 w15 w16se w16cid w16 w16cex w16sdtdh">
   <w:docDefaults>
     <w:rPrDefault>
       <w:rPr>
@@ -12335,7 +10556,7 @@
       </w:pPr>
     </w:pPrDefault>
   </w:docDefaults>
-  <w:latentStyles w:defLockedState="0" w:defUIPriority="99" w:defSemiHidden="0" w:defUnhideWhenUsed="0" w:defQFormat="0" w:count="371">
+  <w:latentStyles w:defLockedState="0" w:defUIPriority="99" w:defSemiHidden="0" w:defUnhideWhenUsed="0" w:defQFormat="0" w:count="376">
     <w:lsdException w:name="Normal" w:uiPriority="0" w:qFormat="1"/>
     <w:lsdException w:name="heading 1" w:uiPriority="9" w:qFormat="1"/>
     <w:lsdException w:name="heading 2" w:semiHidden="1" w:uiPriority="9" w:unhideWhenUsed="1" w:qFormat="1"/>
@@ -12441,7 +10662,6 @@
     <w:lsdException w:name="HTML Sample" w:semiHidden="1" w:unhideWhenUsed="1"/>
     <w:lsdException w:name="HTML Typewriter" w:semiHidden="1" w:unhideWhenUsed="1"/>
     <w:lsdException w:name="HTML Variable" w:semiHidden="1" w:unhideWhenUsed="1"/>
-    <w:lsdException w:name="Normal Table" w:semiHidden="1" w:unhideWhenUsed="1"/>
     <w:lsdException w:name="annotation subject" w:semiHidden="1" w:unhideWhenUsed="1"/>
     <w:lsdException w:name="No List" w:semiHidden="1" w:unhideWhenUsed="1"/>
     <w:lsdException w:name="Outline List 1" w:semiHidden="1" w:unhideWhenUsed="1"/>
@@ -12484,11 +10704,8 @@
     <w:lsdException w:name="Table Contemporary" w:semiHidden="1" w:unhideWhenUsed="1"/>
     <w:lsdException w:name="Table Elegant" w:semiHidden="1" w:unhideWhenUsed="1"/>
     <w:lsdException w:name="Table Professional" w:semiHidden="1" w:unhideWhenUsed="1"/>
-    <w:lsdException w:name="Table Subtle 1" w:semiHidden="1" w:unhideWhenUsed="1"/>
     <w:lsdException w:name="Table Subtle 2" w:semiHidden="1" w:unhideWhenUsed="1"/>
     <w:lsdException w:name="Table Web 1" w:semiHidden="1" w:unhideWhenUsed="1"/>
-    <w:lsdException w:name="Table Web 2" w:semiHidden="1" w:unhideWhenUsed="1"/>
-    <w:lsdException w:name="Table Web 3" w:semiHidden="1" w:unhideWhenUsed="1"/>
     <w:lsdException w:name="Balloon Text" w:semiHidden="1" w:unhideWhenUsed="1"/>
     <w:lsdException w:name="Table Grid" w:uiPriority="39"/>
     <w:lsdException w:name="Table Theme" w:semiHidden="1" w:unhideWhenUsed="1"/>
@@ -12707,8 +10924,13 @@
     <w:lsdException w:name="List Table 5 Dark Accent 6" w:uiPriority="50"/>
     <w:lsdException w:name="List Table 6 Colorful Accent 6" w:uiPriority="51"/>
     <w:lsdException w:name="List Table 7 Colorful Accent 6" w:uiPriority="52"/>
+    <w:lsdException w:name="Mention" w:semiHidden="1" w:unhideWhenUsed="1"/>
+    <w:lsdException w:name="Smart Hyperlink" w:semiHidden="1" w:unhideWhenUsed="1"/>
+    <w:lsdException w:name="Hashtag" w:semiHidden="1" w:unhideWhenUsed="1"/>
+    <w:lsdException w:name="Unresolved Mention" w:semiHidden="1" w:unhideWhenUsed="1"/>
+    <w:lsdException w:name="Smart Link" w:semiHidden="1" w:unhideWhenUsed="1"/>
   </w:latentStyles>
-  <w:style w:type="paragraph" w:default="1" w:styleId="a2">
+  <w:style w:type="paragraph" w:default="1" w:styleId="Normal">
     <w:name w:val="Normal"/>
     <w:qFormat/>
     <w:rsid w:val="00786917"/>
@@ -12723,10 +10945,10 @@
       <w:szCs w:val="28"/>
     </w:rPr>
   </w:style>
-  <w:style w:type="paragraph" w:styleId="10">
+  <w:style w:type="paragraph" w:styleId="Heading1">
     <w:name w:val="heading 1"/>
-    <w:next w:val="a2"/>
-    <w:link w:val="11"/>
+    <w:next w:val="Normal"/>
+    <w:link w:val="Heading1Char"/>
     <w:uiPriority w:val="9"/>
     <w:qFormat/>
     <w:rsid w:val="001A71A6"/>
@@ -12747,10 +10969,10 @@
       <w:szCs w:val="32"/>
     </w:rPr>
   </w:style>
-  <w:style w:type="paragraph" w:styleId="2">
+  <w:style w:type="paragraph" w:styleId="Heading2">
     <w:name w:val="heading 2"/>
-    <w:next w:val="a2"/>
-    <w:link w:val="20"/>
+    <w:next w:val="Normal"/>
+    <w:link w:val="Heading2Char"/>
     <w:uiPriority w:val="9"/>
     <w:unhideWhenUsed/>
     <w:qFormat/>
@@ -12770,11 +10992,11 @@
       <w:szCs w:val="26"/>
     </w:rPr>
   </w:style>
-  <w:style w:type="paragraph" w:styleId="3">
+  <w:style w:type="paragraph" w:styleId="Heading3">
     <w:name w:val="heading 3"/>
-    <w:basedOn w:val="a2"/>
-    <w:next w:val="a2"/>
-    <w:link w:val="30"/>
+    <w:basedOn w:val="Normal"/>
+    <w:next w:val="Normal"/>
+    <w:link w:val="Heading3Char"/>
     <w:uiPriority w:val="9"/>
     <w:semiHidden/>
     <w:unhideWhenUsed/>
@@ -12793,12 +11015,13 @@
       <w:szCs w:val="24"/>
     </w:rPr>
   </w:style>
-  <w:style w:type="character" w:default="1" w:styleId="a3">
+  <w:style w:type="character" w:default="1" w:styleId="DefaultParagraphFont">
     <w:name w:val="Default Paragraph Font"/>
     <w:uiPriority w:val="1"/>
+    <w:semiHidden/>
     <w:unhideWhenUsed/>
   </w:style>
-  <w:style w:type="table" w:default="1" w:styleId="a4">
+  <w:style w:type="table" w:default="1" w:styleId="TableNormal">
     <w:name w:val="Normal Table"/>
     <w:uiPriority w:val="99"/>
     <w:semiHidden/>
@@ -12813,16 +11036,16 @@
       </w:tblCellMar>
     </w:tblPr>
   </w:style>
-  <w:style w:type="numbering" w:default="1" w:styleId="a5">
+  <w:style w:type="numbering" w:default="1" w:styleId="NoList">
     <w:name w:val="No List"/>
     <w:uiPriority w:val="99"/>
     <w:semiHidden/>
     <w:unhideWhenUsed/>
   </w:style>
-  <w:style w:type="paragraph" w:styleId="a">
+  <w:style w:type="paragraph" w:styleId="ListParagraph">
     <w:name w:val="List Paragraph"/>
-    <w:basedOn w:val="a2"/>
-    <w:link w:val="a6"/>
+    <w:basedOn w:val="Normal"/>
+    <w:link w:val="ListParagraphChar"/>
     <w:uiPriority w:val="34"/>
     <w:qFormat/>
     <w:rsid w:val="00770653"/>
@@ -12834,10 +11057,10 @@
       <w:contextualSpacing/>
     </w:pPr>
   </w:style>
-  <w:style w:type="paragraph" w:styleId="a7">
+  <w:style w:type="paragraph" w:styleId="Header">
     <w:name w:val="header"/>
-    <w:basedOn w:val="a2"/>
-    <w:link w:val="a8"/>
+    <w:basedOn w:val="Normal"/>
+    <w:link w:val="HeaderChar"/>
     <w:uiPriority w:val="99"/>
     <w:unhideWhenUsed/>
     <w:rsid w:val="00996579"/>
@@ -12848,10 +11071,10 @@
       </w:tabs>
     </w:pPr>
   </w:style>
-  <w:style w:type="character" w:customStyle="1" w:styleId="a8">
-    <w:name w:val="Верхний колонтитул Знак"/>
-    <w:basedOn w:val="a3"/>
-    <w:link w:val="a7"/>
+  <w:style w:type="character" w:customStyle="1" w:styleId="HeaderChar">
+    <w:name w:val="Header Char"/>
+    <w:basedOn w:val="DefaultParagraphFont"/>
+    <w:link w:val="Header"/>
     <w:uiPriority w:val="99"/>
     <w:rsid w:val="00996579"/>
     <w:rPr>
@@ -12860,10 +11083,10 @@
       <w:szCs w:val="28"/>
     </w:rPr>
   </w:style>
-  <w:style w:type="paragraph" w:styleId="a9">
+  <w:style w:type="paragraph" w:styleId="Footer">
     <w:name w:val="footer"/>
-    <w:basedOn w:val="a2"/>
-    <w:link w:val="aa"/>
+    <w:basedOn w:val="Normal"/>
+    <w:link w:val="FooterChar"/>
     <w:uiPriority w:val="99"/>
     <w:unhideWhenUsed/>
     <w:rsid w:val="00996579"/>
@@ -12874,10 +11097,10 @@
       </w:tabs>
     </w:pPr>
   </w:style>
-  <w:style w:type="character" w:customStyle="1" w:styleId="aa">
-    <w:name w:val="Нижний колонтитул Знак"/>
-    <w:basedOn w:val="a3"/>
-    <w:link w:val="a9"/>
+  <w:style w:type="character" w:customStyle="1" w:styleId="FooterChar">
+    <w:name w:val="Footer Char"/>
+    <w:basedOn w:val="DefaultParagraphFont"/>
+    <w:link w:val="Footer"/>
     <w:uiPriority w:val="99"/>
     <w:rsid w:val="00996579"/>
     <w:rPr>
@@ -12886,10 +11109,10 @@
       <w:szCs w:val="28"/>
     </w:rPr>
   </w:style>
-  <w:style w:type="paragraph" w:styleId="ab">
+  <w:style w:type="paragraph" w:styleId="BalloonText">
     <w:name w:val="Balloon Text"/>
-    <w:basedOn w:val="a2"/>
-    <w:link w:val="ac"/>
+    <w:basedOn w:val="Normal"/>
+    <w:link w:val="BalloonTextChar"/>
     <w:uiPriority w:val="99"/>
     <w:semiHidden/>
     <w:unhideWhenUsed/>
@@ -12900,10 +11123,10 @@
       <w:szCs w:val="18"/>
     </w:rPr>
   </w:style>
-  <w:style w:type="character" w:customStyle="1" w:styleId="ac">
-    <w:name w:val="Текст выноски Знак"/>
-    <w:basedOn w:val="a3"/>
-    <w:link w:val="ab"/>
+  <w:style w:type="character" w:customStyle="1" w:styleId="BalloonTextChar">
+    <w:name w:val="Balloon Text Char"/>
+    <w:basedOn w:val="DefaultParagraphFont"/>
+    <w:link w:val="BalloonText"/>
     <w:uiPriority w:val="99"/>
     <w:semiHidden/>
     <w:rsid w:val="00996579"/>
@@ -12913,10 +11136,10 @@
       <w:szCs w:val="18"/>
     </w:rPr>
   </w:style>
-  <w:style w:type="character" w:customStyle="1" w:styleId="11">
-    <w:name w:val="Заголовок 1 Знак"/>
-    <w:basedOn w:val="a3"/>
-    <w:link w:val="10"/>
+  <w:style w:type="character" w:customStyle="1" w:styleId="Heading1Char">
+    <w:name w:val="Heading 1 Char"/>
+    <w:basedOn w:val="DefaultParagraphFont"/>
+    <w:link w:val="Heading1"/>
     <w:uiPriority w:val="9"/>
     <w:rsid w:val="001A71A6"/>
     <w:rPr>
@@ -12927,10 +11150,10 @@
       <w:szCs w:val="32"/>
     </w:rPr>
   </w:style>
-  <w:style w:type="character" w:customStyle="1" w:styleId="20">
-    <w:name w:val="Заголовок 2 Знак"/>
-    <w:basedOn w:val="a3"/>
-    <w:link w:val="2"/>
+  <w:style w:type="character" w:customStyle="1" w:styleId="Heading2Char">
+    <w:name w:val="Heading 2 Char"/>
+    <w:basedOn w:val="DefaultParagraphFont"/>
+    <w:link w:val="Heading2"/>
     <w:uiPriority w:val="9"/>
     <w:rsid w:val="001A71A6"/>
     <w:rPr>
@@ -12940,21 +11163,21 @@
       <w:szCs w:val="26"/>
     </w:rPr>
   </w:style>
-  <w:style w:type="paragraph" w:customStyle="1" w:styleId="12">
+  <w:style w:type="paragraph" w:customStyle="1" w:styleId="10">
     <w:name w:val="Заголовок 1 без номера"/>
-    <w:basedOn w:val="10"/>
-    <w:next w:val="a2"/>
-    <w:link w:val="13"/>
+    <w:basedOn w:val="Heading1"/>
+    <w:next w:val="Normal"/>
+    <w:link w:val="11"/>
     <w:qFormat/>
     <w:rsid w:val="00C41EE7"/>
     <w:pPr>
       <w:ind w:left="964" w:hanging="255"/>
     </w:pPr>
   </w:style>
-  <w:style w:type="paragraph" w:customStyle="1" w:styleId="ad">
+  <w:style w:type="paragraph" w:customStyle="1" w:styleId="a1">
     <w:name w:val="Ссылка на литературу"/>
-    <w:basedOn w:val="a2"/>
-    <w:link w:val="ae"/>
+    <w:basedOn w:val="Normal"/>
+    <w:link w:val="a2"/>
     <w:qFormat/>
     <w:rsid w:val="00DA63ED"/>
     <w:rPr>
@@ -12962,10 +11185,10 @@
       <w:lang w:val="en-US"/>
     </w:rPr>
   </w:style>
-  <w:style w:type="character" w:customStyle="1" w:styleId="13">
+  <w:style w:type="character" w:customStyle="1" w:styleId="11">
     <w:name w:val="Заголовок 1 без номера Знак"/>
-    <w:basedOn w:val="11"/>
-    <w:link w:val="12"/>
+    <w:basedOn w:val="Heading1Char"/>
+    <w:link w:val="10"/>
     <w:rsid w:val="00C41EE7"/>
     <w:rPr>
       <w:rFonts w:ascii="Times New Roman" w:eastAsiaTheme="majorEastAsia" w:hAnsi="Times New Roman" w:cstheme="majorBidi"/>
@@ -12975,9 +11198,9 @@
       <w:szCs w:val="32"/>
     </w:rPr>
   </w:style>
-  <w:style w:type="character" w:styleId="af">
+  <w:style w:type="character" w:styleId="Hyperlink">
     <w:name w:val="Hyperlink"/>
-    <w:basedOn w:val="a3"/>
+    <w:basedOn w:val="DefaultParagraphFont"/>
     <w:uiPriority w:val="99"/>
     <w:unhideWhenUsed/>
     <w:rsid w:val="007D6284"/>
@@ -12986,10 +11209,10 @@
       <w:u w:val="single"/>
     </w:rPr>
   </w:style>
-  <w:style w:type="character" w:customStyle="1" w:styleId="ae">
+  <w:style w:type="character" w:customStyle="1" w:styleId="a2">
     <w:name w:val="Ссылка на литературу Знак"/>
-    <w:basedOn w:val="a3"/>
-    <w:link w:val="ad"/>
+    <w:basedOn w:val="DefaultParagraphFont"/>
+    <w:link w:val="a1"/>
     <w:rsid w:val="00DA63ED"/>
     <w:rPr>
       <w:rFonts w:ascii="Times New Roman" w:hAnsi="Times New Roman" w:cs="Times New Roman"/>
@@ -12999,9 +11222,9 @@
       <w:lang w:val="en-US"/>
     </w:rPr>
   </w:style>
-  <w:style w:type="character" w:styleId="af0">
+  <w:style w:type="character" w:styleId="FollowedHyperlink">
     <w:name w:val="FollowedHyperlink"/>
-    <w:basedOn w:val="a3"/>
+    <w:basedOn w:val="DefaultParagraphFont"/>
     <w:uiPriority w:val="99"/>
     <w:semiHidden/>
     <w:unhideWhenUsed/>
@@ -13011,10 +11234,10 @@
       <w:u w:val="single"/>
     </w:rPr>
   </w:style>
-  <w:style w:type="paragraph" w:customStyle="1" w:styleId="a1">
+  <w:style w:type="paragraph" w:customStyle="1" w:styleId="a0">
     <w:name w:val="Маркированный список мой"/>
-    <w:basedOn w:val="a"/>
-    <w:link w:val="af1"/>
+    <w:basedOn w:val="ListParagraph"/>
+    <w:link w:val="a3"/>
     <w:qFormat/>
     <w:rsid w:val="003F1C9E"/>
     <w:pPr>
@@ -13027,9 +11250,9 @@
       <w:lang w:val="en-US"/>
     </w:rPr>
   </w:style>
-  <w:style w:type="table" w:styleId="af2">
+  <w:style w:type="table" w:styleId="TableGrid">
     <w:name w:val="Table Grid"/>
-    <w:basedOn w:val="a4"/>
+    <w:basedOn w:val="TableNormal"/>
     <w:uiPriority w:val="39"/>
     <w:rsid w:val="00AF06CF"/>
     <w:pPr>
@@ -13046,10 +11269,10 @@
       </w:tblBorders>
     </w:tblPr>
   </w:style>
-  <w:style w:type="character" w:customStyle="1" w:styleId="a6">
-    <w:name w:val="Абзац списка Знак"/>
-    <w:basedOn w:val="a3"/>
-    <w:link w:val="a"/>
+  <w:style w:type="character" w:customStyle="1" w:styleId="ListParagraphChar">
+    <w:name w:val="List Paragraph Char"/>
+    <w:basedOn w:val="DefaultParagraphFont"/>
+    <w:link w:val="ListParagraph"/>
     <w:uiPriority w:val="34"/>
     <w:rsid w:val="00770653"/>
     <w:rPr>
@@ -13058,10 +11281,10 @@
       <w:szCs w:val="28"/>
     </w:rPr>
   </w:style>
-  <w:style w:type="character" w:customStyle="1" w:styleId="af1">
+  <w:style w:type="character" w:customStyle="1" w:styleId="a3">
     <w:name w:val="Маркированный список мой Знак"/>
-    <w:basedOn w:val="a6"/>
-    <w:link w:val="a1"/>
+    <w:basedOn w:val="ListParagraphChar"/>
+    <w:link w:val="a0"/>
     <w:rsid w:val="003F1C9E"/>
     <w:rPr>
       <w:rFonts w:ascii="Times New Roman" w:hAnsi="Times New Roman" w:cs="Times New Roman"/>
@@ -13070,10 +11293,10 @@
       <w:lang w:val="en-US"/>
     </w:rPr>
   </w:style>
-  <w:style w:type="paragraph" w:customStyle="1" w:styleId="af3">
+  <w:style w:type="paragraph" w:customStyle="1" w:styleId="a4">
     <w:name w:val="Название таблицы"/>
-    <w:basedOn w:val="a1"/>
-    <w:link w:val="af4"/>
+    <w:basedOn w:val="a0"/>
+    <w:link w:val="a5"/>
     <w:qFormat/>
     <w:rsid w:val="00AF06CF"/>
     <w:pPr>
@@ -13087,10 +11310,10 @@
       <w:lang w:val="ru-RU"/>
     </w:rPr>
   </w:style>
-  <w:style w:type="paragraph" w:customStyle="1" w:styleId="af5">
+  <w:style w:type="paragraph" w:customStyle="1" w:styleId="a6">
     <w:name w:val="Таблица"/>
-    <w:basedOn w:val="a1"/>
-    <w:link w:val="af6"/>
+    <w:basedOn w:val="a0"/>
+    <w:link w:val="a7"/>
     <w:qFormat/>
     <w:rsid w:val="00826B0E"/>
     <w:pPr>
@@ -13102,10 +11325,10 @@
       <w:lang w:val="ru-RU"/>
     </w:rPr>
   </w:style>
-  <w:style w:type="character" w:customStyle="1" w:styleId="af4">
+  <w:style w:type="character" w:customStyle="1" w:styleId="a5">
     <w:name w:val="Название таблицы Знак"/>
-    <w:basedOn w:val="af1"/>
-    <w:link w:val="af3"/>
+    <w:basedOn w:val="a3"/>
+    <w:link w:val="a4"/>
     <w:rsid w:val="00AF06CF"/>
     <w:rPr>
       <w:rFonts w:ascii="Times New Roman" w:hAnsi="Times New Roman" w:cs="Times New Roman"/>
@@ -13114,10 +11337,10 @@
       <w:lang w:val="en-US"/>
     </w:rPr>
   </w:style>
-  <w:style w:type="character" w:customStyle="1" w:styleId="af6">
+  <w:style w:type="character" w:customStyle="1" w:styleId="a7">
     <w:name w:val="Таблица Знак"/>
-    <w:basedOn w:val="af1"/>
-    <w:link w:val="af5"/>
+    <w:basedOn w:val="a3"/>
+    <w:link w:val="a6"/>
     <w:rsid w:val="00826B0E"/>
     <w:rPr>
       <w:rFonts w:ascii="Times New Roman" w:hAnsi="Times New Roman" w:cs="Times New Roman"/>
@@ -13126,7 +11349,7 @@
       <w:lang w:val="en-US"/>
     </w:rPr>
   </w:style>
-  <w:style w:type="numbering" w:customStyle="1" w:styleId="a0">
+  <w:style w:type="numbering" w:customStyle="1" w:styleId="a">
     <w:name w:val="Второй уровень списка"/>
     <w:uiPriority w:val="99"/>
     <w:rsid w:val="00670F7A"/>
@@ -13136,11 +11359,11 @@
       </w:numPr>
     </w:pPr>
   </w:style>
-  <w:style w:type="paragraph" w:customStyle="1" w:styleId="af7">
+  <w:style w:type="paragraph" w:customStyle="1" w:styleId="a8">
     <w:name w:val="Рисунок подпись"/>
-    <w:basedOn w:val="a2"/>
-    <w:next w:val="a2"/>
-    <w:link w:val="af8"/>
+    <w:basedOn w:val="Normal"/>
+    <w:next w:val="Normal"/>
+    <w:link w:val="a9"/>
     <w:qFormat/>
     <w:rsid w:val="00E70AFC"/>
     <w:pPr>
@@ -13150,10 +11373,10 @@
       <w:jc w:val="center"/>
     </w:pPr>
   </w:style>
-  <w:style w:type="character" w:customStyle="1" w:styleId="af8">
+  <w:style w:type="character" w:customStyle="1" w:styleId="a9">
     <w:name w:val="Рисунок подпись Знак"/>
-    <w:basedOn w:val="a3"/>
-    <w:link w:val="af7"/>
+    <w:basedOn w:val="DefaultParagraphFont"/>
+    <w:link w:val="a8"/>
     <w:rsid w:val="00E70AFC"/>
     <w:rPr>
       <w:rFonts w:ascii="Times New Roman" w:hAnsi="Times New Roman" w:cs="Times New Roman"/>
@@ -13161,9 +11384,9 @@
       <w:szCs w:val="28"/>
     </w:rPr>
   </w:style>
-  <w:style w:type="character" w:styleId="af9">
+  <w:style w:type="character" w:styleId="PlaceholderText">
     <w:name w:val="Placeholder Text"/>
-    <w:basedOn w:val="a3"/>
+    <w:basedOn w:val="DefaultParagraphFont"/>
     <w:uiPriority w:val="99"/>
     <w:semiHidden/>
     <w:rsid w:val="00630985"/>
@@ -13171,10 +11394,10 @@
       <w:color w:val="808080"/>
     </w:rPr>
   </w:style>
-  <w:style w:type="paragraph" w:customStyle="1" w:styleId="afa">
+  <w:style w:type="paragraph" w:customStyle="1" w:styleId="aa">
     <w:name w:val="Код"/>
-    <w:basedOn w:val="a2"/>
-    <w:link w:val="afb"/>
+    <w:basedOn w:val="Normal"/>
+    <w:link w:val="ab"/>
     <w:rsid w:val="00CF4CE9"/>
     <w:pPr>
       <w:shd w:val="clear" w:color="auto" w:fill="FFFFFF"/>
@@ -13188,10 +11411,10 @@
       <w:lang w:val="en-US" w:eastAsia="ru-RU"/>
     </w:rPr>
   </w:style>
-  <w:style w:type="paragraph" w:styleId="afc">
+  <w:style w:type="paragraph" w:styleId="BodyText">
     <w:name w:val="Body Text"/>
-    <w:basedOn w:val="a2"/>
-    <w:link w:val="afd"/>
+    <w:basedOn w:val="Normal"/>
+    <w:link w:val="BodyTextChar"/>
     <w:rsid w:val="0021417B"/>
     <w:pPr>
       <w:widowControl w:val="0"/>
@@ -13210,10 +11433,10 @@
       <w:lang w:eastAsia="ru-RU"/>
     </w:rPr>
   </w:style>
-  <w:style w:type="character" w:customStyle="1" w:styleId="afb">
+  <w:style w:type="character" w:customStyle="1" w:styleId="ab">
     <w:name w:val="Код Знак"/>
-    <w:basedOn w:val="a3"/>
-    <w:link w:val="afa"/>
+    <w:basedOn w:val="DefaultParagraphFont"/>
+    <w:link w:val="aa"/>
     <w:rsid w:val="00CF4CE9"/>
     <w:rPr>
       <w:rFonts w:ascii="Consolas" w:eastAsia="Times New Roman" w:hAnsi="Consolas" w:cs="Times New Roman"/>
@@ -13223,10 +11446,10 @@
       <w:lang w:val="en-US" w:eastAsia="ru-RU"/>
     </w:rPr>
   </w:style>
-  <w:style w:type="character" w:customStyle="1" w:styleId="afd">
-    <w:name w:val="Основной текст Знак"/>
-    <w:basedOn w:val="a3"/>
-    <w:link w:val="afc"/>
+  <w:style w:type="character" w:customStyle="1" w:styleId="BodyTextChar">
+    <w:name w:val="Body Text Char"/>
+    <w:basedOn w:val="DefaultParagraphFont"/>
+    <w:link w:val="BodyText"/>
     <w:rsid w:val="0021417B"/>
     <w:rPr>
       <w:rFonts w:ascii="Times New Roman" w:eastAsia="Times New Roman" w:hAnsi="Times New Roman" w:cs="Times New Roman"/>
@@ -13234,9 +11457,9 @@
       <w:lang w:eastAsia="ru-RU"/>
     </w:rPr>
   </w:style>
-  <w:style w:type="paragraph" w:styleId="afe">
+  <w:style w:type="paragraph" w:styleId="NormalWeb">
     <w:name w:val="Normal (Web)"/>
-    <w:basedOn w:val="a2"/>
+    <w:basedOn w:val="Normal"/>
     <w:uiPriority w:val="99"/>
     <w:unhideWhenUsed/>
     <w:rsid w:val="0011779D"/>
@@ -13252,10 +11475,10 @@
       <w:lang w:eastAsia="ru-RU"/>
     </w:rPr>
   </w:style>
-  <w:style w:type="paragraph" w:customStyle="1" w:styleId="aff">
+  <w:style w:type="paragraph" w:customStyle="1" w:styleId="ac">
     <w:name w:val="_Код"/>
-    <w:basedOn w:val="a2"/>
-    <w:link w:val="aff0"/>
+    <w:basedOn w:val="Normal"/>
+    <w:link w:val="ad"/>
     <w:qFormat/>
     <w:rsid w:val="00A23850"/>
     <w:pPr>
@@ -13269,20 +11492,20 @@
       <w:lang w:val="en-US"/>
     </w:rPr>
   </w:style>
-  <w:style w:type="character" w:customStyle="1" w:styleId="aff0">
+  <w:style w:type="character" w:customStyle="1" w:styleId="ad">
     <w:name w:val="_Код Знак"/>
-    <w:basedOn w:val="a3"/>
-    <w:link w:val="aff"/>
+    <w:basedOn w:val="DefaultParagraphFont"/>
+    <w:link w:val="ac"/>
     <w:rsid w:val="00A23850"/>
     <w:rPr>
       <w:rFonts w:ascii="Hack" w:hAnsi="Hack" w:cs="Times New Roman"/>
       <w:lang w:val="en-US"/>
     </w:rPr>
   </w:style>
-  <w:style w:type="character" w:customStyle="1" w:styleId="30">
-    <w:name w:val="Заголовок 3 Знак"/>
-    <w:basedOn w:val="a3"/>
-    <w:link w:val="3"/>
+  <w:style w:type="character" w:customStyle="1" w:styleId="Heading3Char">
+    <w:name w:val="Heading 3 Char"/>
+    <w:basedOn w:val="DefaultParagraphFont"/>
+    <w:link w:val="Heading3"/>
     <w:uiPriority w:val="9"/>
     <w:semiHidden/>
     <w:rsid w:val="002F7C03"/>
@@ -13295,7 +11518,7 @@
   </w:style>
   <w:style w:type="paragraph" w:customStyle="1" w:styleId="point">
     <w:name w:val="point"/>
-    <w:basedOn w:val="a2"/>
+    <w:basedOn w:val="Normal"/>
     <w:rsid w:val="00E40CB2"/>
     <w:pPr>
       <w:spacing w:before="100" w:beforeAutospacing="1" w:after="100" w:afterAutospacing="1"/>
@@ -13311,7 +11534,7 @@
   </w:style>
   <w:style w:type="paragraph" w:customStyle="1" w:styleId="newncpi">
     <w:name w:val="newncpi"/>
-    <w:basedOn w:val="a2"/>
+    <w:basedOn w:val="Normal"/>
     <w:rsid w:val="00E40CB2"/>
     <w:pPr>
       <w:spacing w:before="100" w:beforeAutospacing="1" w:after="100" w:afterAutospacing="1"/>
@@ -13347,7 +11570,7 @@
   </w:style>
   <w:style w:type="character" w:customStyle="1" w:styleId="Char">
     <w:name w:val="Список литературы Char"/>
-    <w:basedOn w:val="a3"/>
+    <w:basedOn w:val="DefaultParagraphFont"/>
     <w:link w:val="1"/>
     <w:rsid w:val="00E049EB"/>
     <w:rPr>
@@ -13357,9 +11580,9 @@
       <w:lang w:val="en-US"/>
     </w:rPr>
   </w:style>
-  <w:style w:type="character" w:styleId="aff1">
+  <w:style w:type="character" w:styleId="Emphasis">
     <w:name w:val="Emphasis"/>
-    <w:basedOn w:val="a3"/>
+    <w:basedOn w:val="DefaultParagraphFont"/>
     <w:uiPriority w:val="20"/>
     <w:qFormat/>
     <w:rsid w:val="004C008A"/>
@@ -13369,566 +11592,6 @@
     </w:rPr>
   </w:style>
 </w:styles>
-</file>
-
-<file path=word/glossary/document.xml><?xml version="1.0" encoding="utf-8"?>
-<w:glossaryDocument xmlns:wpc="http://schemas.microsoft.com/office/word/2010/wordprocessingCanvas" xmlns:cx="http://schemas.microsoft.com/office/drawing/2014/chartex" xmlns:cx1="http://schemas.microsoft.com/office/drawing/2015/9/8/chartex" xmlns:mc="http://schemas.openxmlformats.org/markup-compatibility/2006" xmlns:o="urn:schemas-microsoft-com:office:office" xmlns:r="http://schemas.openxmlformats.org/officeDocument/2006/relationships" xmlns:m="http://schemas.openxmlformats.org/officeDocument/2006/math" xmlns:v="urn:schemas-microsoft-com:vml" xmlns:wp14="http://schemas.microsoft.com/office/word/2010/wordprocessingDrawing" xmlns:wp="http://schemas.openxmlformats.org/drawingml/2006/wordprocessingDrawing" xmlns:w10="urn:schemas-microsoft-com:office:word" xmlns:w="http://schemas.openxmlformats.org/wordprocessingml/2006/main" xmlns:w14="http://schemas.microsoft.com/office/word/2010/wordml" xmlns:w15="http://schemas.microsoft.com/office/word/2012/wordml" xmlns:w16se="http://schemas.microsoft.com/office/word/2015/wordml/symex" xmlns:wpg="http://schemas.microsoft.com/office/word/2010/wordprocessingGroup" xmlns:wpi="http://schemas.microsoft.com/office/word/2010/wordprocessingInk" xmlns:wne="http://schemas.microsoft.com/office/word/2006/wordml" xmlns:wps="http://schemas.microsoft.com/office/word/2010/wordprocessingShape" mc:Ignorable="w14 w15 w16se wp14"/>
-</file>
-
-<file path=word/glossary/fontTable.xml><?xml version="1.0" encoding="utf-8"?>
-<w:fonts xmlns:mc="http://schemas.openxmlformats.org/markup-compatibility/2006" xmlns:r="http://schemas.openxmlformats.org/officeDocument/2006/relationships" xmlns:w="http://schemas.openxmlformats.org/wordprocessingml/2006/main" xmlns:w14="http://schemas.microsoft.com/office/word/2010/wordml" xmlns:w15="http://schemas.microsoft.com/office/word/2012/wordml" xmlns:w16se="http://schemas.microsoft.com/office/word/2015/wordml/symex" mc:Ignorable="w14 w15 w16se">
-  <w:font w:name="Times New Roman">
-    <w:panose1 w:val="02020603050405020304"/>
-    <w:charset w:val="00"/>
-    <w:family w:val="roman"/>
-    <w:pitch w:val="variable"/>
-    <w:sig w:usb0="E0002EFF" w:usb1="C000785B" w:usb2="00000009" w:usb3="00000000" w:csb0="000001FF" w:csb1="00000000"/>
-  </w:font>
-  <w:font w:name="Symbol">
-    <w:panose1 w:val="05050102010706020507"/>
-    <w:charset w:val="02"/>
-    <w:family w:val="roman"/>
-    <w:pitch w:val="variable"/>
-    <w:sig w:usb0="00000000" w:usb1="10000000" w:usb2="00000000" w:usb3="00000000" w:csb0="80000000" w:csb1="00000000"/>
-  </w:font>
-  <w:font w:name="Courier New">
-    <w:panose1 w:val="02070309020205020404"/>
-    <w:charset w:val="CC"/>
-    <w:family w:val="modern"/>
-    <w:pitch w:val="fixed"/>
-    <w:sig w:usb0="E0002EFF" w:usb1="C0007843" w:usb2="00000009" w:usb3="00000000" w:csb0="000001FF" w:csb1="00000000"/>
-  </w:font>
-  <w:font w:name="Wingdings">
-    <w:panose1 w:val="05000000000000000000"/>
-    <w:charset w:val="02"/>
-    <w:family w:val="auto"/>
-    <w:pitch w:val="variable"/>
-    <w:sig w:usb0="00000000" w:usb1="10000000" w:usb2="00000000" w:usb3="00000000" w:csb0="80000000" w:csb1="00000000"/>
-  </w:font>
-  <w:font w:name="Calibri">
-    <w:panose1 w:val="020F0502020204030204"/>
-    <w:charset w:val="CC"/>
-    <w:family w:val="swiss"/>
-    <w:pitch w:val="variable"/>
-    <w:sig w:usb0="E1002AFF" w:usb1="4000ACFF" w:usb2="00000009" w:usb3="00000000" w:csb0="000001FF" w:csb1="00000000"/>
-  </w:font>
-  <w:font w:name="Calibri Light">
-    <w:panose1 w:val="020F0302020204030204"/>
-    <w:charset w:val="CC"/>
-    <w:family w:val="swiss"/>
-    <w:pitch w:val="variable"/>
-    <w:sig w:usb0="A0002AEF" w:usb1="4000207B" w:usb2="00000000" w:usb3="00000000" w:csb0="000001FF" w:csb1="00000000"/>
-  </w:font>
-  <w:font w:name="Segoe UI">
-    <w:panose1 w:val="020B0502040204020203"/>
-    <w:charset w:val="CC"/>
-    <w:family w:val="swiss"/>
-    <w:pitch w:val="variable"/>
-    <w:sig w:usb0="E4002EFF" w:usb1="C000E47F" w:usb2="00000009" w:usb3="00000000" w:csb0="000001FF" w:csb1="00000000"/>
-  </w:font>
-  <w:font w:name="Consolas">
-    <w:panose1 w:val="020B0609020204030204"/>
-    <w:charset w:val="CC"/>
-    <w:family w:val="modern"/>
-    <w:pitch w:val="fixed"/>
-    <w:sig w:usb0="E00006FF" w:usb1="0000FCFF" w:usb2="00000001" w:usb3="00000000" w:csb0="0000019F" w:csb1="00000000"/>
-  </w:font>
-  <w:font w:name="Hack">
-    <w:panose1 w:val="020B0609030202020204"/>
-    <w:charset w:val="CC"/>
-    <w:family w:val="modern"/>
-    <w:pitch w:val="fixed"/>
-    <w:sig w:usb0="A50006EF" w:usb1="1000B8FB" w:usb2="00000020" w:usb3="00000000" w:csb0="0000019F" w:csb1="00000000"/>
-  </w:font>
-  <w:font w:name="Cambria Math">
-    <w:panose1 w:val="02040503050406030204"/>
-    <w:charset w:val="CC"/>
-    <w:family w:val="roman"/>
-    <w:pitch w:val="variable"/>
-    <w:sig w:usb0="E00006FF" w:usb1="420024FF" w:usb2="02000000" w:usb3="00000000" w:csb0="0000019F" w:csb1="00000000"/>
-  </w:font>
-</w:fonts>
-</file>
-
-<file path=word/glossary/settings.xml><?xml version="1.0" encoding="utf-8"?>
-<w:settings xmlns:mc="http://schemas.openxmlformats.org/markup-compatibility/2006" xmlns:o="urn:schemas-microsoft-com:office:office" xmlns:r="http://schemas.openxmlformats.org/officeDocument/2006/relationships" xmlns:m="http://schemas.openxmlformats.org/officeDocument/2006/math" xmlns:v="urn:schemas-microsoft-com:vml" xmlns:w10="urn:schemas-microsoft-com:office:word" xmlns:w="http://schemas.openxmlformats.org/wordprocessingml/2006/main" xmlns:w14="http://schemas.microsoft.com/office/word/2010/wordml" xmlns:w15="http://schemas.microsoft.com/office/word/2012/wordml" xmlns:w16se="http://schemas.microsoft.com/office/word/2015/wordml/symex" xmlns:sl="http://schemas.openxmlformats.org/schemaLibrary/2006/main" mc:Ignorable="w14 w15 w16se">
-  <w:view w:val="normal"/>
-  <w:defaultTabStop w:val="720"/>
-  <w:characterSpacingControl w:val="doNotCompress"/>
-  <w:compat>
-    <w:useFELayout/>
-    <w:compatSetting w:name="compatibilityMode" w:uri="http://schemas.microsoft.com/office/word" w:val="15"/>
-    <w:compatSetting w:name="overrideTableStyleFontSizeAndJustification" w:uri="http://schemas.microsoft.com/office/word" w:val="1"/>
-    <w:compatSetting w:name="enableOpenTypeFeatures" w:uri="http://schemas.microsoft.com/office/word" w:val="1"/>
-    <w:compatSetting w:name="doNotFlipMirrorIndents" w:uri="http://schemas.microsoft.com/office/word" w:val="1"/>
-    <w:compatSetting w:name="differentiateMultirowTableHeaders" w:uri="http://schemas.microsoft.com/office/word" w:val="1"/>
-  </w:compat>
-  <w:rsids>
-    <w:rsidRoot w:val="00E241C0"/>
-    <w:rsid w:val="006238A8"/>
-    <w:rsid w:val="00E241C0"/>
-    <w:rsid w:val="00F66462"/>
-  </w:rsids>
-  <m:mathPr>
-    <m:mathFont m:val="Cambria Math"/>
-    <m:brkBin m:val="before"/>
-    <m:brkBinSub m:val="--"/>
-    <m:smallFrac m:val="0"/>
-    <m:dispDef/>
-    <m:lMargin m:val="0"/>
-    <m:rMargin m:val="0"/>
-    <m:defJc m:val="centerGroup"/>
-    <m:wrapIndent m:val="1440"/>
-    <m:intLim m:val="subSup"/>
-    <m:naryLim m:val="undOvr"/>
-  </m:mathPr>
-  <w:themeFontLang w:val="en-US"/>
-  <w:clrSchemeMapping w:bg1="light1" w:t1="dark1" w:bg2="light2" w:t2="dark2" w:accent1="accent1" w:accent2="accent2" w:accent3="accent3" w:accent4="accent4" w:accent5="accent5" w:accent6="accent6" w:hyperlink="hyperlink" w:followedHyperlink="followedHyperlink"/>
-  <w:decimalSymbol w:val=","/>
-  <w:listSeparator w:val=";"/>
-  <w15:chartTrackingRefBased/>
-</w:settings>
-</file>
-
-<file path=word/glossary/styles.xml><?xml version="1.0" encoding="utf-8"?>
-<w:styles xmlns:mc="http://schemas.openxmlformats.org/markup-compatibility/2006" xmlns:r="http://schemas.openxmlformats.org/officeDocument/2006/relationships" xmlns:w="http://schemas.openxmlformats.org/wordprocessingml/2006/main" xmlns:w14="http://schemas.microsoft.com/office/word/2010/wordml" xmlns:w15="http://schemas.microsoft.com/office/word/2012/wordml" xmlns:w16se="http://schemas.microsoft.com/office/word/2015/wordml/symex" mc:Ignorable="w14 w15 w16se">
-  <w:docDefaults>
-    <w:rPrDefault>
-      <w:rPr>
-        <w:rFonts w:asciiTheme="minorHAnsi" w:eastAsiaTheme="minorEastAsia" w:hAnsiTheme="minorHAnsi" w:cstheme="minorBidi"/>
-        <w:sz w:val="22"/>
-        <w:szCs w:val="22"/>
-        <w:lang w:val="en-US" w:eastAsia="en-US" w:bidi="ar-SA"/>
-      </w:rPr>
-    </w:rPrDefault>
-    <w:pPrDefault>
-      <w:pPr>
-        <w:spacing w:after="160" w:line="259" w:lineRule="auto"/>
-      </w:pPr>
-    </w:pPrDefault>
-  </w:docDefaults>
-  <w:latentStyles w:defLockedState="0" w:defUIPriority="99" w:defSemiHidden="0" w:defUnhideWhenUsed="0" w:defQFormat="0" w:count="371">
-    <w:lsdException w:name="Normal" w:uiPriority="0" w:qFormat="1"/>
-    <w:lsdException w:name="heading 1" w:uiPriority="9" w:qFormat="1"/>
-    <w:lsdException w:name="heading 2" w:semiHidden="1" w:uiPriority="9" w:unhideWhenUsed="1" w:qFormat="1"/>
-    <w:lsdException w:name="heading 3" w:semiHidden="1" w:uiPriority="9" w:unhideWhenUsed="1" w:qFormat="1"/>
-    <w:lsdException w:name="heading 4" w:semiHidden="1" w:uiPriority="9" w:unhideWhenUsed="1" w:qFormat="1"/>
-    <w:lsdException w:name="heading 5" w:semiHidden="1" w:uiPriority="9" w:unhideWhenUsed="1" w:qFormat="1"/>
-    <w:lsdException w:name="heading 6" w:semiHidden="1" w:uiPriority="9" w:unhideWhenUsed="1" w:qFormat="1"/>
-    <w:lsdException w:name="heading 7" w:semiHidden="1" w:uiPriority="9" w:unhideWhenUsed="1" w:qFormat="1"/>
-    <w:lsdException w:name="heading 8" w:semiHidden="1" w:uiPriority="9" w:unhideWhenUsed="1" w:qFormat="1"/>
-    <w:lsdException w:name="heading 9" w:semiHidden="1" w:uiPriority="9" w:unhideWhenUsed="1" w:qFormat="1"/>
-    <w:lsdException w:name="index 1" w:semiHidden="1" w:unhideWhenUsed="1"/>
-    <w:lsdException w:name="index 2" w:semiHidden="1" w:unhideWhenUsed="1"/>
-    <w:lsdException w:name="index 3" w:semiHidden="1" w:unhideWhenUsed="1"/>
-    <w:lsdException w:name="index 4" w:semiHidden="1" w:unhideWhenUsed="1"/>
-    <w:lsdException w:name="index 5" w:semiHidden="1" w:unhideWhenUsed="1"/>
-    <w:lsdException w:name="index 6" w:semiHidden="1" w:unhideWhenUsed="1"/>
-    <w:lsdException w:name="index 7" w:semiHidden="1" w:unhideWhenUsed="1"/>
-    <w:lsdException w:name="index 8" w:semiHidden="1" w:unhideWhenUsed="1"/>
-    <w:lsdException w:name="index 9" w:semiHidden="1" w:unhideWhenUsed="1"/>
-    <w:lsdException w:name="toc 1" w:semiHidden="1" w:uiPriority="39" w:unhideWhenUsed="1"/>
-    <w:lsdException w:name="toc 2" w:semiHidden="1" w:uiPriority="39" w:unhideWhenUsed="1"/>
-    <w:lsdException w:name="toc 3" w:semiHidden="1" w:uiPriority="39" w:unhideWhenUsed="1"/>
-    <w:lsdException w:name="toc 4" w:semiHidden="1" w:uiPriority="39" w:unhideWhenUsed="1"/>
-    <w:lsdException w:name="toc 5" w:semiHidden="1" w:uiPriority="39" w:unhideWhenUsed="1"/>
-    <w:lsdException w:name="toc 6" w:semiHidden="1" w:uiPriority="39" w:unhideWhenUsed="1"/>
-    <w:lsdException w:name="toc 7" w:semiHidden="1" w:uiPriority="39" w:unhideWhenUsed="1"/>
-    <w:lsdException w:name="toc 8" w:semiHidden="1" w:uiPriority="39" w:unhideWhenUsed="1"/>
-    <w:lsdException w:name="toc 9" w:semiHidden="1" w:uiPriority="39" w:unhideWhenUsed="1"/>
-    <w:lsdException w:name="Normal Indent" w:semiHidden="1" w:unhideWhenUsed="1"/>
-    <w:lsdException w:name="footnote text" w:semiHidden="1" w:unhideWhenUsed="1"/>
-    <w:lsdException w:name="annotation text" w:semiHidden="1" w:unhideWhenUsed="1"/>
-    <w:lsdException w:name="header" w:semiHidden="1" w:unhideWhenUsed="1"/>
-    <w:lsdException w:name="footer" w:semiHidden="1" w:unhideWhenUsed="1"/>
-    <w:lsdException w:name="index heading" w:semiHidden="1" w:unhideWhenUsed="1"/>
-    <w:lsdException w:name="caption" w:semiHidden="1" w:uiPriority="35" w:unhideWhenUsed="1" w:qFormat="1"/>
-    <w:lsdException w:name="table of figures" w:semiHidden="1" w:unhideWhenUsed="1"/>
-    <w:lsdException w:name="envelope address" w:semiHidden="1" w:unhideWhenUsed="1"/>
-    <w:lsdException w:name="envelope return" w:semiHidden="1" w:unhideWhenUsed="1"/>
-    <w:lsdException w:name="footnote reference" w:semiHidden="1" w:unhideWhenUsed="1"/>
-    <w:lsdException w:name="annotation reference" w:semiHidden="1" w:unhideWhenUsed="1"/>
-    <w:lsdException w:name="line number" w:semiHidden="1" w:unhideWhenUsed="1"/>
-    <w:lsdException w:name="page number" w:semiHidden="1" w:unhideWhenUsed="1"/>
-    <w:lsdException w:name="endnote reference" w:semiHidden="1" w:unhideWhenUsed="1"/>
-    <w:lsdException w:name="endnote text" w:semiHidden="1" w:unhideWhenUsed="1"/>
-    <w:lsdException w:name="table of authorities" w:semiHidden="1" w:unhideWhenUsed="1"/>
-    <w:lsdException w:name="macro" w:semiHidden="1" w:unhideWhenUsed="1"/>
-    <w:lsdException w:name="toa heading" w:semiHidden="1" w:unhideWhenUsed="1"/>
-    <w:lsdException w:name="List" w:semiHidden="1" w:unhideWhenUsed="1"/>
-    <w:lsdException w:name="List Bullet" w:semiHidden="1" w:unhideWhenUsed="1"/>
-    <w:lsdException w:name="List Number" w:semiHidden="1" w:unhideWhenUsed="1"/>
-    <w:lsdException w:name="List 2" w:semiHidden="1" w:unhideWhenUsed="1"/>
-    <w:lsdException w:name="List 3" w:semiHidden="1" w:unhideWhenUsed="1"/>
-    <w:lsdException w:name="List 4" w:semiHidden="1" w:unhideWhenUsed="1"/>
-    <w:lsdException w:name="List 5" w:semiHidden="1" w:unhideWhenUsed="1"/>
-    <w:lsdException w:name="List Bullet 2" w:semiHidden="1" w:unhideWhenUsed="1"/>
-    <w:lsdException w:name="List Bullet 3" w:semiHidden="1" w:unhideWhenUsed="1"/>
-    <w:lsdException w:name="List Bullet 4" w:semiHidden="1" w:unhideWhenUsed="1"/>
-    <w:lsdException w:name="List Bullet 5" w:semiHidden="1" w:unhideWhenUsed="1"/>
-    <w:lsdException w:name="List Number 2" w:semiHidden="1" w:unhideWhenUsed="1"/>
-    <w:lsdException w:name="List Number 3" w:semiHidden="1" w:unhideWhenUsed="1"/>
-    <w:lsdException w:name="List Number 4" w:semiHidden="1" w:unhideWhenUsed="1"/>
-    <w:lsdException w:name="List Number 5" w:semiHidden="1" w:unhideWhenUsed="1"/>
-    <w:lsdException w:name="Title" w:uiPriority="10" w:qFormat="1"/>
-    <w:lsdException w:name="Closing" w:semiHidden="1" w:unhideWhenUsed="1"/>
-    <w:lsdException w:name="Signature" w:semiHidden="1" w:unhideWhenUsed="1"/>
-    <w:lsdException w:name="Default Paragraph Font" w:semiHidden="1" w:uiPriority="1" w:unhideWhenUsed="1"/>
-    <w:lsdException w:name="Body Text" w:semiHidden="1" w:unhideWhenUsed="1"/>
-    <w:lsdException w:name="Body Text Indent" w:semiHidden="1" w:unhideWhenUsed="1"/>
-    <w:lsdException w:name="List Continue" w:semiHidden="1" w:unhideWhenUsed="1"/>
-    <w:lsdException w:name="List Continue 2" w:semiHidden="1" w:unhideWhenUsed="1"/>
-    <w:lsdException w:name="List Continue 3" w:semiHidden="1" w:unhideWhenUsed="1"/>
-    <w:lsdException w:name="List Continue 4" w:semiHidden="1" w:unhideWhenUsed="1"/>
-    <w:lsdException w:name="List Continue 5" w:semiHidden="1" w:unhideWhenUsed="1"/>
-    <w:lsdException w:name="Message Header" w:semiHidden="1" w:unhideWhenUsed="1"/>
-    <w:lsdException w:name="Subtitle" w:uiPriority="11" w:qFormat="1"/>
-    <w:lsdException w:name="Salutation" w:semiHidden="1" w:unhideWhenUsed="1"/>
-    <w:lsdException w:name="Date" w:semiHidden="1" w:unhideWhenUsed="1"/>
-    <w:lsdException w:name="Body Text First Indent" w:semiHidden="1" w:unhideWhenUsed="1"/>
-    <w:lsdException w:name="Body Text First Indent 2" w:semiHidden="1" w:unhideWhenUsed="1"/>
-    <w:lsdException w:name="Note Heading" w:semiHidden="1" w:unhideWhenUsed="1"/>
-    <w:lsdException w:name="Body Text 2" w:semiHidden="1" w:unhideWhenUsed="1"/>
-    <w:lsdException w:name="Body Text 3" w:semiHidden="1" w:unhideWhenUsed="1"/>
-    <w:lsdException w:name="Body Text Indent 2" w:semiHidden="1" w:unhideWhenUsed="1"/>
-    <w:lsdException w:name="Body Text Indent 3" w:semiHidden="1" w:unhideWhenUsed="1"/>
-    <w:lsdException w:name="Block Text" w:semiHidden="1" w:unhideWhenUsed="1"/>
-    <w:lsdException w:name="Hyperlink" w:semiHidden="1" w:unhideWhenUsed="1"/>
-    <w:lsdException w:name="FollowedHyperlink" w:semiHidden="1" w:unhideWhenUsed="1"/>
-    <w:lsdException w:name="Strong" w:uiPriority="22" w:qFormat="1"/>
-    <w:lsdException w:name="Emphasis" w:uiPriority="20" w:qFormat="1"/>
-    <w:lsdException w:name="Document Map" w:semiHidden="1" w:unhideWhenUsed="1"/>
-    <w:lsdException w:name="Plain Text" w:semiHidden="1" w:unhideWhenUsed="1"/>
-    <w:lsdException w:name="E-mail Signature" w:semiHidden="1" w:unhideWhenUsed="1"/>
-    <w:lsdException w:name="HTML Top of Form" w:semiHidden="1" w:unhideWhenUsed="1"/>
-    <w:lsdException w:name="HTML Bottom of Form" w:semiHidden="1" w:unhideWhenUsed="1"/>
-    <w:lsdException w:name="Normal (Web)" w:semiHidden="1" w:unhideWhenUsed="1"/>
-    <w:lsdException w:name="HTML Acronym" w:semiHidden="1" w:unhideWhenUsed="1"/>
-    <w:lsdException w:name="HTML Address" w:semiHidden="1" w:unhideWhenUsed="1"/>
-    <w:lsdException w:name="HTML Cite" w:semiHidden="1" w:unhideWhenUsed="1"/>
-    <w:lsdException w:name="HTML Code" w:semiHidden="1" w:unhideWhenUsed="1"/>
-    <w:lsdException w:name="HTML Definition" w:semiHidden="1" w:unhideWhenUsed="1"/>
-    <w:lsdException w:name="HTML Keyboard" w:semiHidden="1" w:unhideWhenUsed="1"/>
-    <w:lsdException w:name="HTML Preformatted" w:semiHidden="1" w:unhideWhenUsed="1"/>
-    <w:lsdException w:name="HTML Sample" w:semiHidden="1" w:unhideWhenUsed="1"/>
-    <w:lsdException w:name="HTML Typewriter" w:semiHidden="1" w:unhideWhenUsed="1"/>
-    <w:lsdException w:name="HTML Variable" w:semiHidden="1" w:unhideWhenUsed="1"/>
-    <w:lsdException w:name="Normal Table" w:semiHidden="1" w:unhideWhenUsed="1"/>
-    <w:lsdException w:name="annotation subject" w:semiHidden="1" w:unhideWhenUsed="1"/>
-    <w:lsdException w:name="No List" w:semiHidden="1" w:unhideWhenUsed="1"/>
-    <w:lsdException w:name="Outline List 1" w:semiHidden="1" w:unhideWhenUsed="1"/>
-    <w:lsdException w:name="Outline List 2" w:semiHidden="1" w:unhideWhenUsed="1"/>
-    <w:lsdException w:name="Outline List 3" w:semiHidden="1" w:unhideWhenUsed="1"/>
-    <w:lsdException w:name="Table Simple 1" w:semiHidden="1" w:unhideWhenUsed="1"/>
-    <w:lsdException w:name="Table Simple 2" w:semiHidden="1" w:unhideWhenUsed="1"/>
-    <w:lsdException w:name="Table Simple 3" w:semiHidden="1" w:unhideWhenUsed="1"/>
-    <w:lsdException w:name="Table Classic 1" w:semiHidden="1" w:unhideWhenUsed="1"/>
-    <w:lsdException w:name="Table Classic 2" w:semiHidden="1" w:unhideWhenUsed="1"/>
-    <w:lsdException w:name="Table Classic 3" w:semiHidden="1" w:unhideWhenUsed="1"/>
-    <w:lsdException w:name="Table Classic 4" w:semiHidden="1" w:unhideWhenUsed="1"/>
-    <w:lsdException w:name="Table Colorful 1" w:semiHidden="1" w:unhideWhenUsed="1"/>
-    <w:lsdException w:name="Table Colorful 2" w:semiHidden="1" w:unhideWhenUsed="1"/>
-    <w:lsdException w:name="Table Colorful 3" w:semiHidden="1" w:unhideWhenUsed="1"/>
-    <w:lsdException w:name="Table Columns 1" w:semiHidden="1" w:unhideWhenUsed="1"/>
-    <w:lsdException w:name="Table Columns 2" w:semiHidden="1" w:unhideWhenUsed="1"/>
-    <w:lsdException w:name="Table Columns 3" w:semiHidden="1" w:unhideWhenUsed="1"/>
-    <w:lsdException w:name="Table Columns 4" w:semiHidden="1" w:unhideWhenUsed="1"/>
-    <w:lsdException w:name="Table Columns 5" w:semiHidden="1" w:unhideWhenUsed="1"/>
-    <w:lsdException w:name="Table Grid 1" w:semiHidden="1" w:unhideWhenUsed="1"/>
-    <w:lsdException w:name="Table Grid 2" w:semiHidden="1" w:unhideWhenUsed="1"/>
-    <w:lsdException w:name="Table Grid 3" w:semiHidden="1" w:unhideWhenUsed="1"/>
-    <w:lsdException w:name="Table Grid 4" w:semiHidden="1" w:unhideWhenUsed="1"/>
-    <w:lsdException w:name="Table Grid 5" w:semiHidden="1" w:unhideWhenUsed="1"/>
-    <w:lsdException w:name="Table Grid 6" w:semiHidden="1" w:unhideWhenUsed="1"/>
-    <w:lsdException w:name="Table Grid 7" w:semiHidden="1" w:unhideWhenUsed="1"/>
-    <w:lsdException w:name="Table Grid 8" w:semiHidden="1" w:unhideWhenUsed="1"/>
-    <w:lsdException w:name="Table List 1" w:semiHidden="1" w:unhideWhenUsed="1"/>
-    <w:lsdException w:name="Table List 2" w:semiHidden="1" w:unhideWhenUsed="1"/>
-    <w:lsdException w:name="Table List 3" w:semiHidden="1" w:unhideWhenUsed="1"/>
-    <w:lsdException w:name="Table List 4" w:semiHidden="1" w:unhideWhenUsed="1"/>
-    <w:lsdException w:name="Table List 5" w:semiHidden="1" w:unhideWhenUsed="1"/>
-    <w:lsdException w:name="Table List 6" w:semiHidden="1" w:unhideWhenUsed="1"/>
-    <w:lsdException w:name="Table List 7" w:semiHidden="1" w:unhideWhenUsed="1"/>
-    <w:lsdException w:name="Table List 8" w:semiHidden="1" w:unhideWhenUsed="1"/>
-    <w:lsdException w:name="Table 3D effects 1" w:semiHidden="1" w:unhideWhenUsed="1"/>
-    <w:lsdException w:name="Table 3D effects 2" w:semiHidden="1" w:unhideWhenUsed="1"/>
-    <w:lsdException w:name="Table 3D effects 3" w:semiHidden="1" w:unhideWhenUsed="1"/>
-    <w:lsdException w:name="Table Contemporary" w:semiHidden="1" w:unhideWhenUsed="1"/>
-    <w:lsdException w:name="Table Elegant" w:semiHidden="1" w:unhideWhenUsed="1"/>
-    <w:lsdException w:name="Table Professional" w:semiHidden="1" w:unhideWhenUsed="1"/>
-    <w:lsdException w:name="Table Subtle 1" w:semiHidden="1" w:unhideWhenUsed="1"/>
-    <w:lsdException w:name="Table Subtle 2" w:semiHidden="1" w:unhideWhenUsed="1"/>
-    <w:lsdException w:name="Table Web 1" w:semiHidden="1" w:unhideWhenUsed="1"/>
-    <w:lsdException w:name="Table Web 2" w:semiHidden="1" w:unhideWhenUsed="1"/>
-    <w:lsdException w:name="Table Web 3" w:semiHidden="1" w:unhideWhenUsed="1"/>
-    <w:lsdException w:name="Balloon Text" w:semiHidden="1" w:unhideWhenUsed="1"/>
-    <w:lsdException w:name="Table Grid" w:uiPriority="39"/>
-    <w:lsdException w:name="Table Theme" w:semiHidden="1" w:unhideWhenUsed="1"/>
-    <w:lsdException w:name="Placeholder Text" w:semiHidden="1"/>
-    <w:lsdException w:name="No Spacing" w:uiPriority="1" w:qFormat="1"/>
-    <w:lsdException w:name="Light Shading" w:uiPriority="60"/>
-    <w:lsdException w:name="Light List" w:uiPriority="61"/>
-    <w:lsdException w:name="Light Grid" w:uiPriority="62"/>
-    <w:lsdException w:name="Medium Shading 1" w:uiPriority="63"/>
-    <w:lsdException w:name="Medium Shading 2" w:uiPriority="64"/>
-    <w:lsdException w:name="Medium List 1" w:uiPriority="65"/>
-    <w:lsdException w:name="Medium List 2" w:uiPriority="66"/>
-    <w:lsdException w:name="Medium Grid 1" w:uiPriority="67"/>
-    <w:lsdException w:name="Medium Grid 2" w:uiPriority="68"/>
-    <w:lsdException w:name="Medium Grid 3" w:uiPriority="69"/>
-    <w:lsdException w:name="Dark List" w:uiPriority="70"/>
-    <w:lsdException w:name="Colorful Shading" w:uiPriority="71"/>
-    <w:lsdException w:name="Colorful List" w:uiPriority="72"/>
-    <w:lsdException w:name="Colorful Grid" w:uiPriority="73"/>
-    <w:lsdException w:name="Light Shading Accent 1" w:uiPriority="60"/>
-    <w:lsdException w:name="Light List Accent 1" w:uiPriority="61"/>
-    <w:lsdException w:name="Light Grid Accent 1" w:uiPriority="62"/>
-    <w:lsdException w:name="Medium Shading 1 Accent 1" w:uiPriority="63"/>
-    <w:lsdException w:name="Medium Shading 2 Accent 1" w:uiPriority="64"/>
-    <w:lsdException w:name="Medium List 1 Accent 1" w:uiPriority="65"/>
-    <w:lsdException w:name="Revision" w:semiHidden="1"/>
-    <w:lsdException w:name="List Paragraph" w:uiPriority="34" w:qFormat="1"/>
-    <w:lsdException w:name="Quote" w:uiPriority="29" w:qFormat="1"/>
-    <w:lsdException w:name="Intense Quote" w:uiPriority="30" w:qFormat="1"/>
-    <w:lsdException w:name="Medium List 2 Accent 1" w:uiPriority="66"/>
-    <w:lsdException w:name="Medium Grid 1 Accent 1" w:uiPriority="67"/>
-    <w:lsdException w:name="Medium Grid 2 Accent 1" w:uiPriority="68"/>
-    <w:lsdException w:name="Medium Grid 3 Accent 1" w:uiPriority="69"/>
-    <w:lsdException w:name="Dark List Accent 1" w:uiPriority="70"/>
-    <w:lsdException w:name="Colorful Shading Accent 1" w:uiPriority="71"/>
-    <w:lsdException w:name="Colorful List Accent 1" w:uiPriority="72"/>
-    <w:lsdException w:name="Colorful Grid Accent 1" w:uiPriority="73"/>
-    <w:lsdException w:name="Light Shading Accent 2" w:uiPriority="60"/>
-    <w:lsdException w:name="Light List Accent 2" w:uiPriority="61"/>
-    <w:lsdException w:name="Light Grid Accent 2" w:uiPriority="62"/>
-    <w:lsdException w:name="Medium Shading 1 Accent 2" w:uiPriority="63"/>
-    <w:lsdException w:name="Medium Shading 2 Accent 2" w:uiPriority="64"/>
-    <w:lsdException w:name="Medium List 1 Accent 2" w:uiPriority="65"/>
-    <w:lsdException w:name="Medium List 2 Accent 2" w:uiPriority="66"/>
-    <w:lsdException w:name="Medium Grid 1 Accent 2" w:uiPriority="67"/>
-    <w:lsdException w:name="Medium Grid 2 Accent 2" w:uiPriority="68"/>
-    <w:lsdException w:name="Medium Grid 3 Accent 2" w:uiPriority="69"/>
-    <w:lsdException w:name="Dark List Accent 2" w:uiPriority="70"/>
-    <w:lsdException w:name="Colorful Shading Accent 2" w:uiPriority="71"/>
-    <w:lsdException w:name="Colorful List Accent 2" w:uiPriority="72"/>
-    <w:lsdException w:name="Colorful Grid Accent 2" w:uiPriority="73"/>
-    <w:lsdException w:name="Light Shading Accent 3" w:uiPriority="60"/>
-    <w:lsdException w:name="Light List Accent 3" w:uiPriority="61"/>
-    <w:lsdException w:name="Light Grid Accent 3" w:uiPriority="62"/>
-    <w:lsdException w:name="Medium Shading 1 Accent 3" w:uiPriority="63"/>
-    <w:lsdException w:name="Medium Shading 2 Accent 3" w:uiPriority="64"/>
-    <w:lsdException w:name="Medium List 1 Accent 3" w:uiPriority="65"/>
-    <w:lsdException w:name="Medium List 2 Accent 3" w:uiPriority="66"/>
-    <w:lsdException w:name="Medium Grid 1 Accent 3" w:uiPriority="67"/>
-    <w:lsdException w:name="Medium Grid 2 Accent 3" w:uiPriority="68"/>
-    <w:lsdException w:name="Medium Grid 3 Accent 3" w:uiPriority="69"/>
-    <w:lsdException w:name="Dark List Accent 3" w:uiPriority="70"/>
-    <w:lsdException w:name="Colorful Shading Accent 3" w:uiPriority="71"/>
-    <w:lsdException w:name="Colorful List Accent 3" w:uiPriority="72"/>
-    <w:lsdException w:name="Colorful Grid Accent 3" w:uiPriority="73"/>
-    <w:lsdException w:name="Light Shading Accent 4" w:uiPriority="60"/>
-    <w:lsdException w:name="Light List Accent 4" w:uiPriority="61"/>
-    <w:lsdException w:name="Light Grid Accent 4" w:uiPriority="62"/>
-    <w:lsdException w:name="Medium Shading 1 Accent 4" w:uiPriority="63"/>
-    <w:lsdException w:name="Medium Shading 2 Accent 4" w:uiPriority="64"/>
-    <w:lsdException w:name="Medium List 1 Accent 4" w:uiPriority="65"/>
-    <w:lsdException w:name="Medium List 2 Accent 4" w:uiPriority="66"/>
-    <w:lsdException w:name="Medium Grid 1 Accent 4" w:uiPriority="67"/>
-    <w:lsdException w:name="Medium Grid 2 Accent 4" w:uiPriority="68"/>
-    <w:lsdException w:name="Medium Grid 3 Accent 4" w:uiPriority="69"/>
-    <w:lsdException w:name="Dark List Accent 4" w:uiPriority="70"/>
-    <w:lsdException w:name="Colorful Shading Accent 4" w:uiPriority="71"/>
-    <w:lsdException w:name="Colorful List Accent 4" w:uiPriority="72"/>
-    <w:lsdException w:name="Colorful Grid Accent 4" w:uiPriority="73"/>
-    <w:lsdException w:name="Light Shading Accent 5" w:uiPriority="60"/>
-    <w:lsdException w:name="Light List Accent 5" w:uiPriority="61"/>
-    <w:lsdException w:name="Light Grid Accent 5" w:uiPriority="62"/>
-    <w:lsdException w:name="Medium Shading 1 Accent 5" w:uiPriority="63"/>
-    <w:lsdException w:name="Medium Shading 2 Accent 5" w:uiPriority="64"/>
-    <w:lsdException w:name="Medium List 1 Accent 5" w:uiPriority="65"/>
-    <w:lsdException w:name="Medium List 2 Accent 5" w:uiPriority="66"/>
-    <w:lsdException w:name="Medium Grid 1 Accent 5" w:uiPriority="67"/>
-    <w:lsdException w:name="Medium Grid 2 Accent 5" w:uiPriority="68"/>
-    <w:lsdException w:name="Medium Grid 3 Accent 5" w:uiPriority="69"/>
-    <w:lsdException w:name="Dark List Accent 5" w:uiPriority="70"/>
-    <w:lsdException w:name="Colorful Shading Accent 5" w:uiPriority="71"/>
-    <w:lsdException w:name="Colorful List Accent 5" w:uiPriority="72"/>
-    <w:lsdException w:name="Colorful Grid Accent 5" w:uiPriority="73"/>
-    <w:lsdException w:name="Light Shading Accent 6" w:uiPriority="60"/>
-    <w:lsdException w:name="Light List Accent 6" w:uiPriority="61"/>
-    <w:lsdException w:name="Light Grid Accent 6" w:uiPriority="62"/>
-    <w:lsdException w:name="Medium Shading 1 Accent 6" w:uiPriority="63"/>
-    <w:lsdException w:name="Medium Shading 2 Accent 6" w:uiPriority="64"/>
-    <w:lsdException w:name="Medium List 1 Accent 6" w:uiPriority="65"/>
-    <w:lsdException w:name="Medium List 2 Accent 6" w:uiPriority="66"/>
-    <w:lsdException w:name="Medium Grid 1 Accent 6" w:uiPriority="67"/>
-    <w:lsdException w:name="Medium Grid 2 Accent 6" w:uiPriority="68"/>
-    <w:lsdException w:name="Medium Grid 3 Accent 6" w:uiPriority="69"/>
-    <w:lsdException w:name="Dark List Accent 6" w:uiPriority="70"/>
-    <w:lsdException w:name="Colorful Shading Accent 6" w:uiPriority="71"/>
-    <w:lsdException w:name="Colorful List Accent 6" w:uiPriority="72"/>
-    <w:lsdException w:name="Colorful Grid Accent 6" w:uiPriority="73"/>
-    <w:lsdException w:name="Subtle Emphasis" w:uiPriority="19" w:qFormat="1"/>
-    <w:lsdException w:name="Intense Emphasis" w:uiPriority="21" w:qFormat="1"/>
-    <w:lsdException w:name="Subtle Reference" w:uiPriority="31" w:qFormat="1"/>
-    <w:lsdException w:name="Intense Reference" w:uiPriority="32" w:qFormat="1"/>
-    <w:lsdException w:name="Book Title" w:uiPriority="33" w:qFormat="1"/>
-    <w:lsdException w:name="Bibliography" w:semiHidden="1" w:uiPriority="37" w:unhideWhenUsed="1"/>
-    <w:lsdException w:name="TOC Heading" w:semiHidden="1" w:uiPriority="39" w:unhideWhenUsed="1" w:qFormat="1"/>
-    <w:lsdException w:name="Plain Table 1" w:uiPriority="41"/>
-    <w:lsdException w:name="Plain Table 2" w:uiPriority="42"/>
-    <w:lsdException w:name="Plain Table 3" w:uiPriority="43"/>
-    <w:lsdException w:name="Plain Table 4" w:uiPriority="44"/>
-    <w:lsdException w:name="Plain Table 5" w:uiPriority="45"/>
-    <w:lsdException w:name="Grid Table Light" w:uiPriority="40"/>
-    <w:lsdException w:name="Grid Table 1 Light" w:uiPriority="46"/>
-    <w:lsdException w:name="Grid Table 2" w:uiPriority="47"/>
-    <w:lsdException w:name="Grid Table 3" w:uiPriority="48"/>
-    <w:lsdException w:name="Grid Table 4" w:uiPriority="49"/>
-    <w:lsdException w:name="Grid Table 5 Dark" w:uiPriority="50"/>
-    <w:lsdException w:name="Grid Table 6 Colorful" w:uiPriority="51"/>
-    <w:lsdException w:name="Grid Table 7 Colorful" w:uiPriority="52"/>
-    <w:lsdException w:name="Grid Table 1 Light Accent 1" w:uiPriority="46"/>
-    <w:lsdException w:name="Grid Table 2 Accent 1" w:uiPriority="47"/>
-    <w:lsdException w:name="Grid Table 3 Accent 1" w:uiPriority="48"/>
-    <w:lsdException w:name="Grid Table 4 Accent 1" w:uiPriority="49"/>
-    <w:lsdException w:name="Grid Table 5 Dark Accent 1" w:uiPriority="50"/>
-    <w:lsdException w:name="Grid Table 6 Colorful Accent 1" w:uiPriority="51"/>
-    <w:lsdException w:name="Grid Table 7 Colorful Accent 1" w:uiPriority="52"/>
-    <w:lsdException w:name="Grid Table 1 Light Accent 2" w:uiPriority="46"/>
-    <w:lsdException w:name="Grid Table 2 Accent 2" w:uiPriority="47"/>
-    <w:lsdException w:name="Grid Table 3 Accent 2" w:uiPriority="48"/>
-    <w:lsdException w:name="Grid Table 4 Accent 2" w:uiPriority="49"/>
-    <w:lsdException w:name="Grid Table 5 Dark Accent 2" w:uiPriority="50"/>
-    <w:lsdException w:name="Grid Table 6 Colorful Accent 2" w:uiPriority="51"/>
-    <w:lsdException w:name="Grid Table 7 Colorful Accent 2" w:uiPriority="52"/>
-    <w:lsdException w:name="Grid Table 1 Light Accent 3" w:uiPriority="46"/>
-    <w:lsdException w:name="Grid Table 2 Accent 3" w:uiPriority="47"/>
-    <w:lsdException w:name="Grid Table 3 Accent 3" w:uiPriority="48"/>
-    <w:lsdException w:name="Grid Table 4 Accent 3" w:uiPriority="49"/>
-    <w:lsdException w:name="Grid Table 5 Dark Accent 3" w:uiPriority="50"/>
-    <w:lsdException w:name="Grid Table 6 Colorful Accent 3" w:uiPriority="51"/>
-    <w:lsdException w:name="Grid Table 7 Colorful Accent 3" w:uiPriority="52"/>
-    <w:lsdException w:name="Grid Table 1 Light Accent 4" w:uiPriority="46"/>
-    <w:lsdException w:name="Grid Table 2 Accent 4" w:uiPriority="47"/>
-    <w:lsdException w:name="Grid Table 3 Accent 4" w:uiPriority="48"/>
-    <w:lsdException w:name="Grid Table 4 Accent 4" w:uiPriority="49"/>
-    <w:lsdException w:name="Grid Table 5 Dark Accent 4" w:uiPriority="50"/>
-    <w:lsdException w:name="Grid Table 6 Colorful Accent 4" w:uiPriority="51"/>
-    <w:lsdException w:name="Grid Table 7 Colorful Accent 4" w:uiPriority="52"/>
-    <w:lsdException w:name="Grid Table 1 Light Accent 5" w:uiPriority="46"/>
-    <w:lsdException w:name="Grid Table 2 Accent 5" w:uiPriority="47"/>
-    <w:lsdException w:name="Grid Table 3 Accent 5" w:uiPriority="48"/>
-    <w:lsdException w:name="Grid Table 4 Accent 5" w:uiPriority="49"/>
-    <w:lsdException w:name="Grid Table 5 Dark Accent 5" w:uiPriority="50"/>
-    <w:lsdException w:name="Grid Table 6 Colorful Accent 5" w:uiPriority="51"/>
-    <w:lsdException w:name="Grid Table 7 Colorful Accent 5" w:uiPriority="52"/>
-    <w:lsdException w:name="Grid Table 1 Light Accent 6" w:uiPriority="46"/>
-    <w:lsdException w:name="Grid Table 2 Accent 6" w:uiPriority="47"/>
-    <w:lsdException w:name="Grid Table 3 Accent 6" w:uiPriority="48"/>
-    <w:lsdException w:name="Grid Table 4 Accent 6" w:uiPriority="49"/>
-    <w:lsdException w:name="Grid Table 5 Dark Accent 6" w:uiPriority="50"/>
-    <w:lsdException w:name="Grid Table 6 Colorful Accent 6" w:uiPriority="51"/>
-    <w:lsdException w:name="Grid Table 7 Colorful Accent 6" w:uiPriority="52"/>
-    <w:lsdException w:name="List Table 1 Light" w:uiPriority="46"/>
-    <w:lsdException w:name="List Table 2" w:uiPriority="47"/>
-    <w:lsdException w:name="List Table 3" w:uiPriority="48"/>
-    <w:lsdException w:name="List Table 4" w:uiPriority="49"/>
-    <w:lsdException w:name="List Table 5 Dark" w:uiPriority="50"/>
-    <w:lsdException w:name="List Table 6 Colorful" w:uiPriority="51"/>
-    <w:lsdException w:name="List Table 7 Colorful" w:uiPriority="52"/>
-    <w:lsdException w:name="List Table 1 Light Accent 1" w:uiPriority="46"/>
-    <w:lsdException w:name="List Table 2 Accent 1" w:uiPriority="47"/>
-    <w:lsdException w:name="List Table 3 Accent 1" w:uiPriority="48"/>
-    <w:lsdException w:name="List Table 4 Accent 1" w:uiPriority="49"/>
-    <w:lsdException w:name="List Table 5 Dark Accent 1" w:uiPriority="50"/>
-    <w:lsdException w:name="List Table 6 Colorful Accent 1" w:uiPriority="51"/>
-    <w:lsdException w:name="List Table 7 Colorful Accent 1" w:uiPriority="52"/>
-    <w:lsdException w:name="List Table 1 Light Accent 2" w:uiPriority="46"/>
-    <w:lsdException w:name="List Table 2 Accent 2" w:uiPriority="47"/>
-    <w:lsdException w:name="List Table 3 Accent 2" w:uiPriority="48"/>
-    <w:lsdException w:name="List Table 4 Accent 2" w:uiPriority="49"/>
-    <w:lsdException w:name="List Table 5 Dark Accent 2" w:uiPriority="50"/>
-    <w:lsdException w:name="List Table 6 Colorful Accent 2" w:uiPriority="51"/>
-    <w:lsdException w:name="List Table 7 Colorful Accent 2" w:uiPriority="52"/>
-    <w:lsdException w:name="List Table 1 Light Accent 3" w:uiPriority="46"/>
-    <w:lsdException w:name="List Table 2 Accent 3" w:uiPriority="47"/>
-    <w:lsdException w:name="List Table 3 Accent 3" w:uiPriority="48"/>
-    <w:lsdException w:name="List Table 4 Accent 3" w:uiPriority="49"/>
-    <w:lsdException w:name="List Table 5 Dark Accent 3" w:uiPriority="50"/>
-    <w:lsdException w:name="List Table 6 Colorful Accent 3" w:uiPriority="51"/>
-    <w:lsdException w:name="List Table 7 Colorful Accent 3" w:uiPriority="52"/>
-    <w:lsdException w:name="List Table 1 Light Accent 4" w:uiPriority="46"/>
-    <w:lsdException w:name="List Table 2 Accent 4" w:uiPriority="47"/>
-    <w:lsdException w:name="List Table 3 Accent 4" w:uiPriority="48"/>
-    <w:lsdException w:name="List Table 4 Accent 4" w:uiPriority="49"/>
-    <w:lsdException w:name="List Table 5 Dark Accent 4" w:uiPriority="50"/>
-    <w:lsdException w:name="List Table 6 Colorful Accent 4" w:uiPriority="51"/>
-    <w:lsdException w:name="List Table 7 Colorful Accent 4" w:uiPriority="52"/>
-    <w:lsdException w:name="List Table 1 Light Accent 5" w:uiPriority="46"/>
-    <w:lsdException w:name="List Table 2 Accent 5" w:uiPriority="47"/>
-    <w:lsdException w:name="List Table 3 Accent 5" w:uiPriority="48"/>
-    <w:lsdException w:name="List Table 4 Accent 5" w:uiPriority="49"/>
-    <w:lsdException w:name="List Table 5 Dark Accent 5" w:uiPriority="50"/>
-    <w:lsdException w:name="List Table 6 Colorful Accent 5" w:uiPriority="51"/>
-    <w:lsdException w:name="List Table 7 Colorful Accent 5" w:uiPriority="52"/>
-    <w:lsdException w:name="List Table 1 Light Accent 6" w:uiPriority="46"/>
-    <w:lsdException w:name="List Table 2 Accent 6" w:uiPriority="47"/>
-    <w:lsdException w:name="List Table 3 Accent 6" w:uiPriority="48"/>
-    <w:lsdException w:name="List Table 4 Accent 6" w:uiPriority="49"/>
-    <w:lsdException w:name="List Table 5 Dark Accent 6" w:uiPriority="50"/>
-    <w:lsdException w:name="List Table 6 Colorful Accent 6" w:uiPriority="51"/>
-    <w:lsdException w:name="List Table 7 Colorful Accent 6" w:uiPriority="52"/>
-  </w:latentStyles>
-  <w:style w:type="paragraph" w:default="1" w:styleId="a">
-    <w:name w:val="Normal"/>
-    <w:qFormat/>
-  </w:style>
-  <w:style w:type="character" w:default="1" w:styleId="a0">
-    <w:name w:val="Default Paragraph Font"/>
-    <w:uiPriority w:val="1"/>
-    <w:semiHidden/>
-    <w:unhideWhenUsed/>
-  </w:style>
-  <w:style w:type="table" w:default="1" w:styleId="a1">
-    <w:name w:val="Normal Table"/>
-    <w:uiPriority w:val="99"/>
-    <w:semiHidden/>
-    <w:unhideWhenUsed/>
-    <w:tblPr>
-      <w:tblInd w:w="0" w:type="dxa"/>
-      <w:tblCellMar>
-        <w:top w:w="0" w:type="dxa"/>
-        <w:left w:w="108" w:type="dxa"/>
-        <w:bottom w:w="0" w:type="dxa"/>
-        <w:right w:w="108" w:type="dxa"/>
-      </w:tblCellMar>
-    </w:tblPr>
-  </w:style>
-  <w:style w:type="numbering" w:default="1" w:styleId="a2">
-    <w:name w:val="No List"/>
-    <w:uiPriority w:val="99"/>
-    <w:semiHidden/>
-    <w:unhideWhenUsed/>
-  </w:style>
-  <w:style w:type="character" w:styleId="a3">
-    <w:name w:val="Placeholder Text"/>
-    <w:basedOn w:val="a0"/>
-    <w:uiPriority w:val="99"/>
-    <w:semiHidden/>
-    <w:rsid w:val="00F66462"/>
-    <w:rPr>
-      <w:color w:val="808080"/>
-    </w:rPr>
-  </w:style>
-</w:styles>
-</file>
-
-<file path=word/glossary/webSettings.xml><?xml version="1.0" encoding="utf-8"?>
-<w:webSettings xmlns:mc="http://schemas.openxmlformats.org/markup-compatibility/2006" xmlns:r="http://schemas.openxmlformats.org/officeDocument/2006/relationships" xmlns:w="http://schemas.openxmlformats.org/wordprocessingml/2006/main" xmlns:w14="http://schemas.microsoft.com/office/word/2010/wordml" xmlns:w15="http://schemas.microsoft.com/office/word/2012/wordml" xmlns:w16se="http://schemas.microsoft.com/office/word/2015/wordml/symex" mc:Ignorable="w14 w15 w16se">
-  <w:optimizeForBrowser/>
-  <w:allowPNG/>
-</w:webSettings>
 </file>
 
 <file path=word/theme/theme1.xml><?xml version="1.0" encoding="utf-8"?>
